--- a/data/revised_2026-10_full/tracked/v2/Maths/SS1.2_Indices/Mathematics_Indices_CBE_LessonSequence_TRACKED.docx
+++ b/data/revised_2026-10_full/tracked/v2/Maths/SS1.2_Indices/Mathematics_Indices_CBE_LessonSequence_TRACKED.docx
@@ -427,7 +427,7 @@
               <w:spacing w:after="40" w:before="0"/>
               <w:jc w:val="left"/>
             </w:pPr>
-            <w:del w:id="9001" w:author="Claude (AI) - proposed" w:date="2026-10-15T12:57:34Z">
+            <w:del w:id="9001" w:author="Claude (AI) - proposed" w:date="2026-10-18T00:30:44Z">
               <w:r>
                 <w:rPr>
                   <w:rFonts w:ascii="Arial" w:cs="Arial" w:eastAsia="Arial" w:hAnsi="Arial"/>
@@ -442,7 +442,7 @@
                 <w:delText xml:space="preserve">8 lessons × 40 minutes = 320 minutes total</w:delText>
               </w:r>
             </w:del>
-            <w:ins w:id="9002" w:author="Claude (AI) - proposed" w:date="2026-10-15T12:57:34Z">
+            <w:ins w:id="9002" w:author="Claude (AI) - proposed" w:date="2026-10-18T00:30:44Z">
               <w:r>
                 <w:rPr>
                   <w:rFonts w:ascii="Arial" w:cs="Arial" w:eastAsia="Arial" w:hAnsi="Arial"/>
@@ -512,10 +512,10 @@
               <w:ind w:left="360" w:hanging="180"/>
               <w:jc w:val="left"/>
               <w:rPr>
-                <w:ins w:id="9004" w:author="Claude (AI) - proposed" w:date="2026-10-15T12:57:34Z"/>
-              </w:rPr>
-            </w:pPr>
-            <w:ins w:id="9003" w:author="Claude (AI) - proposed" w:date="2026-10-15T12:57:34Z">
+                <w:ins w:id="9004" w:author="Claude (AI) - proposed" w:date="2026-10-18T00:30:44Z"/>
+              </w:rPr>
+            </w:pPr>
+            <w:ins w:id="9003" w:author="Claude (AI) - proposed" w:date="2026-10-18T00:30:44Z">
               <w:r>
                 <w:rPr>
                   <w:rFonts w:ascii="Arial" w:cs="Arial" w:eastAsia="Arial" w:hAnsi="Arial"/>
@@ -537,10 +537,10 @@
               <w:ind w:left="360" w:hanging="180"/>
               <w:jc w:val="left"/>
               <w:rPr>
-                <w:ins w:id="9006" w:author="Claude (AI) - proposed" w:date="2026-10-15T12:57:34Z"/>
-              </w:rPr>
-            </w:pPr>
-            <w:ins w:id="9005" w:author="Claude (AI) - proposed" w:date="2026-10-15T12:57:34Z">
+                <w:ins w:id="9006" w:author="Claude (AI) - proposed" w:date="2026-10-18T00:30:44Z"/>
+              </w:rPr>
+            </w:pPr>
+            <w:ins w:id="9005" w:author="Claude (AI) - proposed" w:date="2026-10-18T00:30:44Z">
               <w:r>
                 <w:rPr>
                   <w:rFonts w:ascii="Arial" w:cs="Arial" w:eastAsia="Arial" w:hAnsi="Arial"/>
@@ -562,10 +562,10 @@
               <w:ind w:left="360" w:hanging="180"/>
               <w:jc w:val="left"/>
               <w:rPr>
-                <w:ins w:id="9008" w:author="Claude (AI) - proposed" w:date="2026-10-15T12:57:34Z"/>
-              </w:rPr>
-            </w:pPr>
-            <w:ins w:id="9007" w:author="Claude (AI) - proposed" w:date="2026-10-15T12:57:34Z">
+                <w:ins w:id="9008" w:author="Claude (AI) - proposed" w:date="2026-10-18T00:30:44Z"/>
+              </w:rPr>
+            </w:pPr>
+            <w:ins w:id="9007" w:author="Claude (AI) - proposed" w:date="2026-10-18T00:30:44Z">
               <w:r>
                 <w:rPr>
                   <w:rFonts w:ascii="Arial" w:cs="Arial" w:eastAsia="Arial" w:hAnsi="Arial"/>
@@ -587,10 +587,10 @@
               <w:ind w:left="360" w:hanging="180"/>
               <w:jc w:val="left"/>
               <w:rPr>
-                <w:del w:id="9010" w:author="Claude (AI) - proposed" w:date="2026-10-15T12:57:34Z"/>
-              </w:rPr>
-            </w:pPr>
-            <w:del w:id="9009" w:author="Claude (AI) - proposed" w:date="2026-10-15T12:57:34Z">
+                <w:del w:id="9010" w:author="Claude (AI) - proposed" w:date="2026-10-18T00:30:44Z"/>
+              </w:rPr>
+            </w:pPr>
+            <w:del w:id="9009" w:author="Claude (AI) - proposed" w:date="2026-10-18T00:30:44Z">
               <w:r>
                 <w:rPr>
                   <w:rFonts w:ascii="Arial" w:cs="Arial" w:eastAsia="Arial" w:hAnsi="Arial"/>
@@ -612,10 +612,10 @@
               <w:ind w:left="360" w:hanging="180"/>
               <w:jc w:val="left"/>
               <w:rPr>
-                <w:del w:id="9012" w:author="Claude (AI) - proposed" w:date="2026-10-15T12:57:34Z"/>
-              </w:rPr>
-            </w:pPr>
-            <w:del w:id="9011" w:author="Claude (AI) - proposed" w:date="2026-10-15T12:57:34Z">
+                <w:del w:id="9012" w:author="Claude (AI) - proposed" w:date="2026-10-18T00:30:44Z"/>
+              </w:rPr>
+            </w:pPr>
+            <w:del w:id="9011" w:author="Claude (AI) - proposed" w:date="2026-10-18T00:30:44Z">
               <w:r>
                 <w:rPr>
                   <w:rFonts w:ascii="Arial" w:cs="Arial" w:eastAsia="Arial" w:hAnsi="Arial"/>
@@ -637,10 +637,10 @@
               <w:ind w:left="360" w:hanging="180"/>
               <w:jc w:val="left"/>
               <w:rPr>
-                <w:del w:id="9014" w:author="Claude (AI) - proposed" w:date="2026-10-15T12:57:34Z"/>
-              </w:rPr>
-            </w:pPr>
-            <w:del w:id="9013" w:author="Claude (AI) - proposed" w:date="2026-10-15T12:57:34Z">
+                <w:del w:id="9014" w:author="Claude (AI) - proposed" w:date="2026-10-18T00:30:44Z"/>
+              </w:rPr>
+            </w:pPr>
+            <w:del w:id="9013" w:author="Claude (AI) - proposed" w:date="2026-10-18T00:30:44Z">
               <w:r>
                 <w:rPr>
                   <w:rFonts w:ascii="Arial" w:cs="Arial" w:eastAsia="Arial" w:hAnsi="Arial"/>
@@ -662,10 +662,10 @@
               <w:ind w:left="360" w:hanging="180"/>
               <w:jc w:val="left"/>
               <w:rPr>
-                <w:del w:id="9016" w:author="Claude (AI) - proposed" w:date="2026-10-15T12:57:34Z"/>
-              </w:rPr>
-            </w:pPr>
-            <w:del w:id="9015" w:author="Claude (AI) - proposed" w:date="2026-10-15T12:57:34Z">
+                <w:del w:id="9016" w:author="Claude (AI) - proposed" w:date="2026-10-18T00:30:44Z"/>
+              </w:rPr>
+            </w:pPr>
+            <w:del w:id="9015" w:author="Claude (AI) - proposed" w:date="2026-10-18T00:30:44Z">
               <w:r>
                 <w:rPr>
                   <w:rFonts w:ascii="Arial" w:cs="Arial" w:eastAsia="Arial" w:hAnsi="Arial"/>
@@ -687,10 +687,10 @@
               <w:ind w:left="360" w:hanging="180"/>
               <w:jc w:val="left"/>
               <w:rPr>
-                <w:del w:id="9018" w:author="Claude (AI) - proposed" w:date="2026-10-15T12:57:34Z"/>
-              </w:rPr>
-            </w:pPr>
-            <w:del w:id="9017" w:author="Claude (AI) - proposed" w:date="2026-10-15T12:57:34Z">
+                <w:del w:id="9018" w:author="Claude (AI) - proposed" w:date="2026-10-18T00:30:44Z"/>
+              </w:rPr>
+            </w:pPr>
+            <w:del w:id="9017" w:author="Claude (AI) - proposed" w:date="2026-10-18T00:30:44Z">
               <w:r>
                 <w:rPr>
                   <w:rFonts w:ascii="Arial" w:cs="Arial" w:eastAsia="Arial" w:hAnsi="Arial"/>
@@ -893,7 +893,7 @@
               </w:rPr>
               <w:t xml:space="preserve">f) apply common logarithms in multiplication, division, powers and roots of numbers</w:t>
             </w:r>
-            <w:del w:id="9019" w:author="Claude (AI) - proposed" w:date="2026-10-15T12:57:34Z">
+            <w:del w:id="9019" w:author="Claude (AI) - proposed" w:date="2026-10-18T00:30:44Z">
               <w:r>
                 <w:rPr>
                   <w:rFonts w:ascii="Arial" w:cs="Arial" w:eastAsia="Arial" w:hAnsi="Arial"/>
@@ -908,7 +908,7 @@
                 <w:delText xml:space="preserve">.</w:delText>
               </w:r>
             </w:del>
-            <w:ins w:id="9020" w:author="Claude (AI) - proposed" w:date="2026-10-15T12:57:34Z">
+            <w:ins w:id="9020" w:author="Claude (AI) - proposed" w:date="2026-10-18T00:30:44Z">
               <w:r>
                 <w:rPr>
                   <w:rFonts w:ascii="Arial" w:cs="Arial" w:eastAsia="Arial" w:hAnsi="Arial"/>
@@ -930,10 +930,10 @@
               <w:spacing w:after="40" w:before="0"/>
               <w:jc w:val="left"/>
               <w:rPr>
-                <w:ins w:id="9022" w:author="Claude (AI) - proposed" w:date="2026-10-15T12:57:34Z"/>
-              </w:rPr>
-            </w:pPr>
-            <w:ins w:id="9021" w:author="Claude (AI) - proposed" w:date="2026-10-15T12:57:34Z">
+                <w:ins w:id="9022" w:author="Claude (AI) - proposed" w:date="2026-10-18T00:30:44Z"/>
+              </w:rPr>
+            </w:pPr>
+            <w:ins w:id="9021" w:author="Claude (AI) - proposed" w:date="2026-10-18T00:30:44Z">
               <w:r>
                 <w:rPr>
                   <w:rFonts w:ascii="Arial" w:cs="Arial" w:eastAsia="Arial" w:hAnsi="Arial"/>
@@ -1003,10 +1003,10 @@
               <w:ind w:left="360" w:hanging="180"/>
               <w:jc w:val="left"/>
               <w:rPr>
-                <w:ins w:id="9024" w:author="Claude (AI) - proposed" w:date="2026-10-15T12:57:34Z"/>
-              </w:rPr>
-            </w:pPr>
-            <w:ins w:id="9023" w:author="Claude (AI) - proposed" w:date="2026-10-15T12:57:34Z">
+                <w:ins w:id="9024" w:author="Claude (AI) - proposed" w:date="2026-10-18T00:30:44Z"/>
+              </w:rPr>
+            </w:pPr>
+            <w:ins w:id="9023" w:author="Claude (AI) - proposed" w:date="2026-10-18T00:30:44Z">
               <w:r>
                 <w:rPr>
                   <w:rFonts w:ascii="Arial" w:cs="Arial" w:eastAsia="Arial" w:hAnsi="Arial"/>
@@ -1028,10 +1028,10 @@
               <w:ind w:left="360" w:hanging="180"/>
               <w:jc w:val="left"/>
               <w:rPr>
-                <w:del w:id="9026" w:author="Claude (AI) - proposed" w:date="2026-10-15T12:57:34Z"/>
-              </w:rPr>
-            </w:pPr>
-            <w:del w:id="9025" w:author="Claude (AI) - proposed" w:date="2026-10-15T12:57:34Z">
+                <w:del w:id="9026" w:author="Claude (AI) - proposed" w:date="2026-10-18T00:30:44Z"/>
+              </w:rPr>
+            </w:pPr>
+            <w:del w:id="9025" w:author="Claude (AI) - proposed" w:date="2026-10-18T00:30:44Z">
               <w:r>
                 <w:rPr>
                   <w:rFonts w:ascii="Arial" w:cs="Arial" w:eastAsia="Arial" w:hAnsi="Arial"/>
@@ -1053,10 +1053,10 @@
               <w:ind w:left="360" w:hanging="180"/>
               <w:jc w:val="left"/>
               <w:rPr>
-                <w:del w:id="9028" w:author="Claude (AI) - proposed" w:date="2026-10-15T12:57:34Z"/>
-              </w:rPr>
-            </w:pPr>
-            <w:del w:id="9027" w:author="Claude (AI) - proposed" w:date="2026-10-15T12:57:34Z">
+                <w:del w:id="9028" w:author="Claude (AI) - proposed" w:date="2026-10-18T00:30:44Z"/>
+              </w:rPr>
+            </w:pPr>
+            <w:del w:id="9027" w:author="Claude (AI) - proposed" w:date="2026-10-18T00:30:44Z">
               <w:r>
                 <w:rPr>
                   <w:rFonts w:ascii="Arial" w:cs="Arial" w:eastAsia="Arial" w:hAnsi="Arial"/>
@@ -1091,7 +1091,7 @@
               </w:rPr>
               <w:t xml:space="preserve">–  Digital </w:t>
             </w:r>
-            <w:del w:id="9029" w:author="Claude (AI) - proposed" w:date="2026-10-15T12:57:34Z">
+            <w:del w:id="9029" w:author="Claude (AI) - proposed" w:date="2026-10-18T00:30:44Z">
               <w:r>
                 <w:rPr>
                   <w:rFonts w:ascii="Arial" w:cs="Arial" w:eastAsia="Arial" w:hAnsi="Arial"/>
@@ -1106,7 +1106,7 @@
                 <w:delText xml:space="preserve">Literacy</w:delText>
               </w:r>
             </w:del>
-            <w:ins w:id="9030" w:author="Claude (AI) - proposed" w:date="2026-10-15T12:57:34Z">
+            <w:ins w:id="9030" w:author="Claude (AI) - proposed" w:date="2026-10-18T00:30:44Z">
               <w:r>
                 <w:rPr>
                   <w:rFonts w:ascii="Arial" w:cs="Arial" w:eastAsia="Arial" w:hAnsi="Arial"/>
@@ -1134,7 +1134,7 @@
               </w:rPr>
               <w:t xml:space="preserve">: the learner </w:t>
             </w:r>
-            <w:del w:id="9031" w:author="Claude (AI) - proposed" w:date="2026-10-15T12:57:34Z">
+            <w:del w:id="9031" w:author="Claude (AI) - proposed" w:date="2026-10-18T00:30:44Z">
               <w:r>
                 <w:rPr>
                   <w:rFonts w:ascii="Arial" w:cs="Arial" w:eastAsia="Arial" w:hAnsi="Arial"/>
@@ -1149,7 +1149,7 @@
                 <w:delText xml:space="preserve">uses calculators and digital devices to determine</w:delText>
               </w:r>
             </w:del>
-            <w:ins w:id="9032" w:author="Claude (AI) - proposed" w:date="2026-10-15T12:57:34Z">
+            <w:ins w:id="9032" w:author="Claude (AI) - proposed" w:date="2026-10-18T00:30:44Z">
               <w:r>
                 <w:rPr>
                   <w:rFonts w:ascii="Arial" w:cs="Arial" w:eastAsia="Arial" w:hAnsi="Arial"/>
@@ -1177,7 +1177,7 @@
               </w:rPr>
               <w:t xml:space="preserve"> common logarithms of numbers </w:t>
             </w:r>
-            <w:del w:id="9033" w:author="Claude (AI) - proposed" w:date="2026-10-15T12:57:34Z">
+            <w:del w:id="9033" w:author="Claude (AI) - proposed" w:date="2026-10-18T00:30:44Z">
               <w:r>
                 <w:rPr>
                   <w:rFonts w:ascii="Arial" w:cs="Arial" w:eastAsia="Arial" w:hAnsi="Arial"/>
@@ -1192,7 +1192,7 @@
                 <w:delText xml:space="preserve">and verify results obtained from mathematical tables</w:delText>
               </w:r>
             </w:del>
-            <w:ins w:id="9034" w:author="Claude (AI) - proposed" w:date="2026-10-15T12:57:34Z">
+            <w:ins w:id="9034" w:author="Claude (AI) - proposed" w:date="2026-10-18T00:30:44Z">
               <w:r>
                 <w:rPr>
                   <w:rFonts w:ascii="Arial" w:cs="Arial" w:eastAsia="Arial" w:hAnsi="Arial"/>
@@ -1275,10 +1275,10 @@
               <w:ind w:left="360" w:hanging="180"/>
               <w:jc w:val="left"/>
               <w:rPr>
-                <w:del w:id="9036" w:author="Claude (AI) - proposed" w:date="2026-10-15T12:57:34Z"/>
-              </w:rPr>
-            </w:pPr>
-            <w:del w:id="9035" w:author="Claude (AI) - proposed" w:date="2026-10-15T12:57:34Z">
+                <w:del w:id="9036" w:author="Claude (AI) - proposed" w:date="2026-10-18T00:30:44Z"/>
+              </w:rPr>
+            </w:pPr>
+            <w:del w:id="9035" w:author="Claude (AI) - proposed" w:date="2026-10-18T00:30:44Z">
               <w:r>
                 <w:rPr>
                   <w:rFonts w:ascii="Arial" w:cs="Arial" w:eastAsia="Arial" w:hAnsi="Arial"/>
@@ -1313,7 +1313,7 @@
               </w:rPr>
               <w:t xml:space="preserve">–  Responsibility: the learner takes care of mathematical tables and calculators</w:t>
             </w:r>
-            <w:del w:id="9037" w:author="Claude (AI) - proposed" w:date="2026-10-15T12:57:34Z">
+            <w:del w:id="9037" w:author="Claude (AI) - proposed" w:date="2026-10-18T00:30:44Z">
               <w:r>
                 <w:rPr>
                   <w:rFonts w:ascii="Arial" w:cs="Arial" w:eastAsia="Arial" w:hAnsi="Arial"/>
@@ -1348,10 +1348,10 @@
               <w:ind w:left="360" w:hanging="180"/>
               <w:jc w:val="left"/>
               <w:rPr>
-                <w:ins w:id="9039" w:author="Claude (AI) - proposed" w:date="2026-10-15T12:57:34Z"/>
-              </w:rPr>
-            </w:pPr>
-            <w:ins w:id="9038" w:author="Claude (AI) - proposed" w:date="2026-10-15T12:57:34Z">
+                <w:ins w:id="9039" w:author="Claude (AI) - proposed" w:date="2026-10-18T00:30:44Z"/>
+              </w:rPr>
+            </w:pPr>
+            <w:ins w:id="9038" w:author="Claude (AI) - proposed" w:date="2026-10-18T00:30:44Z">
               <w:r>
                 <w:rPr>
                   <w:rFonts w:ascii="Arial" w:cs="Arial" w:eastAsia="Arial" w:hAnsi="Arial"/>
@@ -1549,7 +1549,7 @@
               <w:ind w:left="360" w:hanging="180"/>
               <w:jc w:val="left"/>
             </w:pPr>
-            <w:del w:id="9040" w:author="Claude (AI) - proposed" w:date="2026-10-15T12:57:34Z">
+            <w:del w:id="9040" w:author="Claude (AI) - proposed" w:date="2026-10-18T00:30:44Z">
               <w:r>
                 <w:rPr>
                   <w:rFonts w:ascii="Arial" w:cs="Arial" w:eastAsia="Arial" w:hAnsi="Arial"/>
@@ -1564,7 +1564,7 @@
                 <w:delText xml:space="preserve">–  Life Skills (Self-Esteem): the learner participates actively in group discussions on the concepts of indices and logarithms, building confidence in handling abstract number representations.</w:delText>
               </w:r>
             </w:del>
-            <w:ins w:id="9041" w:author="Claude (AI) - proposed" w:date="2026-10-15T12:57:34Z">
+            <w:ins w:id="9041" w:author="Claude (AI) - proposed" w:date="2026-10-18T00:30:44Z">
               <w:r>
                 <w:rPr>
                   <w:rFonts w:ascii="Arial" w:cs="Arial" w:eastAsia="Arial" w:hAnsi="Arial"/>
@@ -1586,10 +1586,10 @@
               <w:ind w:left="360" w:hanging="180"/>
               <w:jc w:val="left"/>
               <w:rPr>
-                <w:del w:id="9043" w:author="Claude (AI) - proposed" w:date="2026-10-15T12:57:34Z"/>
-              </w:rPr>
-            </w:pPr>
-            <w:del w:id="9042" w:author="Claude (AI) - proposed" w:date="2026-10-15T12:57:34Z">
+                <w:del w:id="9043" w:author="Claude (AI) - proposed" w:date="2026-10-18T00:30:44Z"/>
+              </w:rPr>
+            </w:pPr>
+            <w:del w:id="9042" w:author="Claude (AI) - proposed" w:date="2026-10-18T00:30:44Z">
               <w:r>
                 <w:rPr>
                   <w:rFonts w:ascii="Arial" w:cs="Arial" w:eastAsia="Arial" w:hAnsi="Arial"/>
@@ -1611,10 +1611,10 @@
               <w:ind w:left="360" w:hanging="180"/>
               <w:jc w:val="left"/>
               <w:rPr>
-                <w:del w:id="9045" w:author="Claude (AI) - proposed" w:date="2026-10-15T12:57:34Z"/>
-              </w:rPr>
-            </w:pPr>
-            <w:del w:id="9044" w:author="Claude (AI) - proposed" w:date="2026-10-15T12:57:34Z">
+                <w:del w:id="9045" w:author="Claude (AI) - proposed" w:date="2026-10-18T00:30:44Z"/>
+              </w:rPr>
+            </w:pPr>
+            <w:del w:id="9044" w:author="Claude (AI) - proposed" w:date="2026-10-18T00:30:44Z">
               <w:r>
                 <w:rPr>
                   <w:rFonts w:ascii="Arial" w:cs="Arial" w:eastAsia="Arial" w:hAnsi="Arial"/>
@@ -1845,7 +1845,7 @@
               </w:rPr>
               <w:t xml:space="preserve">This unit develops learners' ability to represent, manipulate, and apply numbers expressed in index and logarithmic form — two of the most powerful notational tools in mathematics. Starting from the concrete idea of repeated multiplication (e.g., how many maize seeds double over successive planting seasons), learners derive the laws of indices, transition to logarithm notation, and build fluency using mathematical tables and digital tools. Throughout the unit, Kenyan real-life contexts — from M-Pesa transaction volumes and SGR engineering data to </w:t>
             </w:r>
-            <w:del w:id="9046" w:author="Claude (AI) - proposed" w:date="2026-10-15T12:57:34Z">
+            <w:del w:id="9046" w:author="Claude (AI) - proposed" w:date="2026-10-18T00:30:44Z">
               <w:r>
                 <w:rPr>
                   <w:rFonts w:ascii="Arial" w:cs="Arial" w:eastAsia="Arial" w:hAnsi="Arial"/>
@@ -1860,7 +1860,7 @@
                 <w:delText xml:space="preserve">microbial populations in Lake Victoria</w:delText>
               </w:r>
             </w:del>
-            <w:ins w:id="9047" w:author="Claude (AI) - proposed" w:date="2026-10-15T12:57:34Z">
+            <w:ins w:id="9047" w:author="Claude (AI) - proposed" w:date="2026-10-18T00:30:44Z">
               <w:r>
                 <w:rPr>
                   <w:rFonts w:ascii="Arial" w:cs="Arial" w:eastAsia="Arial" w:hAnsi="Arial"/>
@@ -2104,7 +2104,7 @@
               </w:rPr>
               <w:t xml:space="preserve">A smallholder farmer in Kitale plants 1 maize seed. Each season, every plant produces enough seeds to double the total number of seeds harvested. A student records the number of seeds </w:t>
             </w:r>
-            <w:del w:id="9048" w:author="Claude (AI) - proposed" w:date="2026-10-15T12:57:34Z">
+            <w:del w:id="9048" w:author="Claude (AI) - proposed" w:date="2026-10-18T00:30:44Z">
               <w:r>
                 <w:rPr>
                   <w:rFonts w:ascii="Arial" w:cs="Arial" w:eastAsia="Arial" w:hAnsi="Arial"/>
@@ -2119,7 +2119,7 @@
                 <w:delText xml:space="preserve">after each of 8 successive seasons</w:delText>
               </w:r>
             </w:del>
-            <w:ins w:id="9049" w:author="Claude (AI) - proposed" w:date="2026-10-15T12:57:34Z">
+            <w:ins w:id="9049" w:author="Claude (AI) - proposed" w:date="2026-10-18T00:30:44Z">
               <w:r>
                 <w:rPr>
                   <w:rFonts w:ascii="Arial" w:cs="Arial" w:eastAsia="Arial" w:hAnsi="Arial"/>
@@ -2215,7 +2215,7 @@
               </w:rPr>
               <w:t xml:space="preserve">Lesson 1 — Noticing the Pattern (Index Notation): Students encounter the Maize Doubling Puzzle and record seed counts for </w:t>
             </w:r>
-            <w:del w:id="9050" w:author="Claude (AI) - proposed" w:date="2026-10-15T12:57:34Z">
+            <w:del w:id="9050" w:author="Claude (AI) - proposed" w:date="2026-10-18T00:30:44Z">
               <w:r>
                 <w:rPr>
                   <w:rFonts w:ascii="Arial" w:cs="Arial" w:eastAsia="Arial" w:hAnsi="Arial"/>
@@ -2230,7 +2230,7 @@
                 <w:delText xml:space="preserve">8 seasons</w:delText>
               </w:r>
             </w:del>
-            <w:ins w:id="9051" w:author="Claude (AI) - proposed" w:date="2026-10-15T12:57:34Z">
+            <w:ins w:id="9051" w:author="Claude (AI) - proposed" w:date="2026-10-18T00:30:44Z">
               <w:r>
                 <w:rPr>
                   <w:rFonts w:ascii="Arial" w:cs="Arial" w:eastAsia="Arial" w:hAnsi="Arial"/>
@@ -2626,7 +2626,7 @@
               </w:rPr>
               <w:t xml:space="preserve">–  Earthquake Magnitude Scale in the East African Rift: Geologists monitoring tremors along the East African Rift System use the Richter scale — a base-10 logarithmic scale — so that </w:t>
             </w:r>
-            <w:del w:id="9052" w:author="Claude (AI) - proposed" w:date="2026-10-15T12:57:34Z">
+            <w:del w:id="9052" w:author="Claude (AI) - proposed" w:date="2026-10-18T00:30:44Z">
               <w:r>
                 <w:rPr>
                   <w:rFonts w:ascii="Arial" w:cs="Arial" w:eastAsia="Arial" w:hAnsi="Arial"/>
@@ -2641,7 +2641,7 @@
                 <w:delText xml:space="preserve">a magnitude-6 quake</w:delText>
               </w:r>
             </w:del>
-            <w:ins w:id="9053" w:author="Claude (AI) - proposed" w:date="2026-10-15T12:57:34Z">
+            <w:ins w:id="9053" w:author="Claude (AI) - proposed" w:date="2026-10-18T00:30:44Z">
               <w:r>
                 <w:rPr>
                   <w:rFonts w:ascii="Arial" w:cs="Arial" w:eastAsia="Arial" w:hAnsi="Arial"/>
@@ -2669,7 +2669,7 @@
               </w:rPr>
               <w:t xml:space="preserve"> is 10 times </w:t>
             </w:r>
-            <w:del w:id="9054" w:author="Claude (AI) - proposed" w:date="2026-10-15T12:57:34Z">
+            <w:del w:id="9054" w:author="Claude (AI) - proposed" w:date="2026-10-18T00:30:44Z">
               <w:r>
                 <w:rPr>
                   <w:rFonts w:ascii="Arial" w:cs="Arial" w:eastAsia="Arial" w:hAnsi="Arial"/>
@@ -2684,7 +2684,7 @@
                 <w:delText xml:space="preserve">stronger than a magnitude-5 quake</w:delText>
               </w:r>
             </w:del>
-            <w:ins w:id="9055" w:author="Claude (AI) - proposed" w:date="2026-10-15T12:57:34Z">
+            <w:ins w:id="9055" w:author="Claude (AI) - proposed" w:date="2026-10-18T00:30:44Z">
               <w:r>
                 <w:rPr>
                   <w:rFonts w:ascii="Arial" w:cs="Arial" w:eastAsia="Arial" w:hAnsi="Arial"/>
@@ -2712,7 +2712,7 @@
               </w:rPr>
               <w:t xml:space="preserve">; learners interrogate why a simple "+1" on the scale means ×10 in </w:t>
             </w:r>
-            <w:del w:id="9056" w:author="Claude (AI) - proposed" w:date="2026-10-15T12:57:34Z">
+            <w:del w:id="9056" w:author="Claude (AI) - proposed" w:date="2026-10-18T00:30:44Z">
               <w:r>
                 <w:rPr>
                   <w:rFonts w:ascii="Arial" w:cs="Arial" w:eastAsia="Arial" w:hAnsi="Arial"/>
@@ -2727,7 +2727,7 @@
                 <w:delText xml:space="preserve">energy</w:delText>
               </w:r>
             </w:del>
-            <w:ins w:id="9057" w:author="Claude (AI) - proposed" w:date="2026-10-15T12:57:34Z">
+            <w:ins w:id="9057" w:author="Claude (AI) - proposed" w:date="2026-10-18T00:30:44Z">
               <w:r>
                 <w:rPr>
                   <w:rFonts w:ascii="Arial" w:cs="Arial" w:eastAsia="Arial" w:hAnsi="Arial"/>
@@ -2795,7 +2795,7 @@
               </w:rPr>
               <w:t xml:space="preserve">–  Bacterial Growth in </w:t>
             </w:r>
-            <w:del w:id="9058" w:author="Claude (AI) - proposed" w:date="2026-10-15T12:57:34Z">
+            <w:del w:id="9058" w:author="Claude (AI) - proposed" w:date="2026-10-18T00:30:44Z">
               <w:r>
                 <w:rPr>
                   <w:rFonts w:ascii="Arial" w:cs="Arial" w:eastAsia="Arial" w:hAnsi="Arial"/>
@@ -2810,7 +2810,7 @@
                 <w:delText xml:space="preserve">Contaminated Water (Lake Victoria): Public health scientists studying</w:delText>
               </w:r>
             </w:del>
-            <w:ins w:id="9059" w:author="Claude (AI) - proposed" w:date="2026-10-15T12:57:34Z">
+            <w:ins w:id="9059" w:author="Claude (AI) - proposed" w:date="2026-10-18T00:30:44Z">
               <w:r>
                 <w:rPr>
                   <w:rFonts w:ascii="Arial" w:cs="Arial" w:eastAsia="Arial" w:hAnsi="Arial"/>
@@ -2838,7 +2838,7 @@
               </w:rPr>
               <w:t xml:space="preserve"> E. coli in </w:t>
             </w:r>
-            <w:del w:id="9060" w:author="Claude (AI) - proposed" w:date="2026-10-15T12:57:34Z">
+            <w:del w:id="9060" w:author="Claude (AI) - proposed" w:date="2026-10-18T00:30:44Z">
               <w:r>
                 <w:rPr>
                   <w:rFonts w:ascii="Arial" w:cs="Arial" w:eastAsia="Arial" w:hAnsi="Arial"/>
@@ -2853,7 +2853,7 @@
                 <w:delText xml:space="preserve">water samples near Kisumu</w:delText>
               </w:r>
             </w:del>
-            <w:ins w:id="9061" w:author="Claude (AI) - proposed" w:date="2026-10-15T12:57:34Z">
+            <w:ins w:id="9061" w:author="Claude (AI) - proposed" w:date="2026-10-18T00:30:44Z">
               <w:r>
                 <w:rPr>
                   <w:rFonts w:ascii="Arial" w:cs="Arial" w:eastAsia="Arial" w:hAnsi="Arial"/>
@@ -2881,7 +2881,7 @@
               </w:rPr>
               <w:t xml:space="preserve"> find that a single bacterium</w:t>
             </w:r>
-            <w:ins w:id="9062" w:author="Claude (AI) - proposed" w:date="2026-10-15T12:57:34Z">
+            <w:ins w:id="9062" w:author="Claude (AI) - proposed" w:date="2026-10-18T00:30:44Z">
               <w:r>
                 <w:rPr>
                   <w:rFonts w:ascii="Arial" w:cs="Arial" w:eastAsia="Arial" w:hAnsi="Arial"/>
@@ -2909,7 +2909,7 @@
               </w:rPr>
               <w:t xml:space="preserve"> can become 2³⁰ (over 1 billion) bacteria in 30 doubling cycles</w:t>
             </w:r>
-            <w:ins w:id="9063" w:author="Claude (AI) - proposed" w:date="2026-10-15T12:57:34Z">
+            <w:ins w:id="9063" w:author="Claude (AI) - proposed" w:date="2026-10-18T00:30:44Z">
               <w:r>
                 <w:rPr>
                   <w:rFonts w:ascii="Arial" w:cs="Arial" w:eastAsia="Arial" w:hAnsi="Arial"/>
@@ -3059,7 +3059,7 @@
         </w:rPr>
         <w:t xml:space="preserve">© 2026 SeaVuria and ARES. This work is licensed under a </w:t>
       </w:r>
-      <w:hyperlink w:history="1" r:id="rIdjbjea31nm3k6qkuu9u5uq">
+      <w:hyperlink w:history="1" r:id="rIdti9el3rom2axu4mgnycnd">
         <w:r>
           <w:rPr>
             <w:rFonts w:ascii="Arial" w:cs="Arial" w:eastAsia="Arial" w:hAnsi="Arial"/>
@@ -3079,7 +3079,7 @@
         </w:rPr>
         <w:t xml:space="preserve"> (</w:t>
       </w:r>
-      <w:hyperlink w:history="1" r:id="rIdzdsjmpw8pj6ei070fdk08">
+      <w:hyperlink w:history="1" r:id="rIdhrpvtoc4tc5cqehvdmo_r">
         <w:r>
           <w:rPr>
             <w:rFonts w:ascii="Arial" w:cs="Arial" w:eastAsia="Arial" w:hAnsi="Arial"/>
@@ -3099,7 +3099,7 @@
         </w:rPr>
         <w:t xml:space="preserve">). To view a copy of this license, visit </w:t>
       </w:r>
-      <w:hyperlink w:history="1" r:id="rIdw-ljpoea_nuezgps08qk4">
+      <w:hyperlink w:history="1" r:id="rIdw9v-kdfu-vhfnh5amslfe">
         <w:r>
           <w:rPr>
             <w:rFonts w:ascii="Arial" w:cs="Arial" w:eastAsia="Arial" w:hAnsi="Arial"/>
@@ -4138,7 +4138,7 @@
             <w:pPr>
               <w:spacing w:after="20" w:before="0"/>
             </w:pPr>
-            <w:hyperlink w:history="1" r:id="rIdsg2gx8k0096vkirsmzjjz">
+            <w:hyperlink w:history="1" r:id="rIdlyybwrn8thavi28peh_b9">
               <w:r>
                 <w:rPr>
                   <w:rFonts w:ascii="Arial" w:cs="Arial" w:eastAsia="Arial" w:hAnsi="Arial"/>
@@ -4171,7 +4171,7 @@
               <w:spacing w:after="10" w:before="0"/>
               <w:ind w:left="120"/>
             </w:pPr>
-            <w:hyperlink w:history="1" r:id="rId8srv1s4frovlvoefjuiqb">
+            <w:hyperlink w:history="1" r:id="rIdqoecvkstwdemxn_ad3wpn">
               <w:r>
                 <w:rPr>
                   <w:rFonts w:ascii="Arial" w:cs="Arial" w:eastAsia="Arial" w:hAnsi="Arial"/>
@@ -4216,7 +4216,7 @@
             <w:pPr>
               <w:spacing w:after="20" w:before="0"/>
             </w:pPr>
-            <w:hyperlink w:history="1" r:id="rIdz-cq_awhc5lbo52_a-jrk">
+            <w:hyperlink w:history="1" r:id="rIdr_2dvfttcrghnsixwugur">
               <w:r>
                 <w:rPr>
                   <w:rFonts w:ascii="Arial" w:cs="Arial" w:eastAsia="Arial" w:hAnsi="Arial"/>
@@ -4249,7 +4249,7 @@
               <w:spacing w:after="10" w:before="0"/>
               <w:ind w:left="120"/>
             </w:pPr>
-            <w:hyperlink w:history="1" r:id="rIdsher6ea6sacwjoupg98du">
+            <w:hyperlink w:history="1" r:id="rIdt4zei-zjc0mfdcl3rc6-1">
               <w:r>
                 <w:rPr>
                   <w:rFonts w:ascii="Arial" w:cs="Arial" w:eastAsia="Arial" w:hAnsi="Arial"/>
@@ -4449,7 +4449,7 @@
             <w:pPr>
               <w:spacing w:after="20" w:before="0"/>
             </w:pPr>
-            <w:hyperlink w:history="1" r:id="rIdcjjzeul5v1ligb89-gy5l">
+            <w:hyperlink w:history="1" r:id="rIdf93fvp5iyg4cri8_xnkig">
               <w:r>
                 <w:rPr>
                   <w:rFonts w:ascii="Arial" w:cs="Arial" w:eastAsia="Arial" w:hAnsi="Arial"/>
@@ -4482,7 +4482,7 @@
               <w:spacing w:after="10" w:before="0"/>
               <w:ind w:left="120"/>
             </w:pPr>
-            <w:hyperlink w:history="1" r:id="rIdhyzhvnl6zrn1oqwv2itw6">
+            <w:hyperlink w:history="1" r:id="rIdu9vg04q7wztq9ejn8m6iw">
               <w:r>
                 <w:rPr>
                   <w:rFonts w:ascii="Arial" w:cs="Arial" w:eastAsia="Arial" w:hAnsi="Arial"/>
@@ -4527,7 +4527,7 @@
             <w:pPr>
               <w:spacing w:after="20" w:before="0"/>
             </w:pPr>
-            <w:hyperlink w:history="1" r:id="rIdze936ngykkcv5bz2xq1vs">
+            <w:hyperlink w:history="1" r:id="rIdfc5jupmm8th4sb-mwmtu4">
               <w:r>
                 <w:rPr>
                   <w:rFonts w:ascii="Arial" w:cs="Arial" w:eastAsia="Arial" w:hAnsi="Arial"/>
@@ -4560,7 +4560,7 @@
               <w:spacing w:after="10" w:before="0"/>
               <w:ind w:left="120"/>
             </w:pPr>
-            <w:hyperlink w:history="1" r:id="rIdgdd-tnfwor54-zm3yiexy">
+            <w:hyperlink w:history="1" r:id="rIdcrcykf-smc0-qn4j2v37z">
               <w:r>
                 <w:rPr>
                   <w:rFonts w:ascii="Arial" w:cs="Arial" w:eastAsia="Arial" w:hAnsi="Arial"/>
@@ -4760,7 +4760,7 @@
             <w:pPr>
               <w:spacing w:after="20" w:before="0"/>
             </w:pPr>
-            <w:hyperlink w:history="1" r:id="rId5ahdttket3aw_ltg57loi">
+            <w:hyperlink w:history="1" r:id="rIddgicco12chhfj36cldwcp">
               <w:r>
                 <w:rPr>
                   <w:rFonts w:ascii="Arial" w:cs="Arial" w:eastAsia="Arial" w:hAnsi="Arial"/>
@@ -4809,7 +4809,7 @@
               <w:spacing w:after="10" w:before="0"/>
               <w:ind w:left="120"/>
             </w:pPr>
-            <w:hyperlink w:history="1" r:id="rIddadoro4t6tythlioj8t-x">
+            <w:hyperlink w:history="1" r:id="rIdy1jo5hva7ncqim2xgqstt">
               <w:r>
                 <w:rPr>
                   <w:rFonts w:ascii="Arial" w:cs="Arial" w:eastAsia="Arial" w:hAnsi="Arial"/>
@@ -4854,7 +4854,7 @@
             <w:pPr>
               <w:spacing w:after="20" w:before="0"/>
             </w:pPr>
-            <w:hyperlink w:history="1" r:id="rIdimyriqs9-ynatpwzu9wb_">
+            <w:hyperlink w:history="1" r:id="rIdnxgp_rbokj0oawme8vxig">
               <w:r>
                 <w:rPr>
                   <w:rFonts w:ascii="Arial" w:cs="Arial" w:eastAsia="Arial" w:hAnsi="Arial"/>
@@ -4903,7 +4903,7 @@
               <w:spacing w:after="10" w:before="0"/>
               <w:ind w:left="120"/>
             </w:pPr>
-            <w:hyperlink w:history="1" r:id="rIdhchystwhbzvn8d2msoxyz">
+            <w:hyperlink w:history="1" r:id="rIdymypi6x-uysgnyrb84er2">
               <w:r>
                 <w:rPr>
                   <w:rFonts w:ascii="Arial" w:cs="Arial" w:eastAsia="Arial" w:hAnsi="Arial"/>
@@ -4981,7 +4981,7 @@
               </w:rPr>
               <w:t xml:space="preserve">Point to the most compact third-column example on the board and say: 'This learner has found something very close to what mathematicians around the world use. Let me show you the agreed notation.' Write: 2^8 = 256. Say: 'The 2 is called the BASE — it is the number being repeatedly multiplied. The 8 is called the INDEX or EXPONENT — it tells us how many times 2 appears as a factor. The whole expression 2^8 is called a POWER.' Write these three terms with their definitions on the board and ask learners to copy</w:t>
             </w:r>
-            <w:ins w:id="9064" w:author="Claude (AI) - proposed" w:date="2026-10-15T12:57:34Z">
+            <w:ins w:id="9064" w:author="Claude (AI) - proposed" w:date="2026-10-18T00:30:44Z">
               <w:r>
                 <w:rPr>
                   <w:rFonts w:ascii="Arial" w:cs="Arial" w:eastAsia="Arial" w:hAnsi="Arial"/>
@@ -5075,7 +5075,7 @@
               </w:rPr>
               <w:t xml:space="preserve">Listen to partner explanations during the 45-second turn-and-talk: are learners correctly identifying base versus index? During the silent Season 20 writing task, circulate and look for 2^20 — any learner writing 2^19 or 1^20 needs immediate quiet correction. </w:t>
             </w:r>
-            <w:ins w:id="9065" w:author="Claude (AI) - proposed" w:date="2026-10-15T12:57:34Z">
+            <w:ins w:id="9065" w:author="Claude (AI) - proposed" w:date="2026-10-18T00:30:44Z">
               <w:r>
                 <w:rPr>
                   <w:rFonts w:ascii="Arial" w:cs="Arial" w:eastAsia="Arial" w:hAnsi="Arial"/>
@@ -5159,7 +5159,7 @@
             <w:pPr>
               <w:spacing w:after="20" w:before="0"/>
             </w:pPr>
-            <w:hyperlink w:history="1" r:id="rId_d_irhkqdzqhquq9vpevo">
+            <w:hyperlink w:history="1" r:id="rIdpx-9fn7td8xtgfwsyfmzf">
               <w:r>
                 <w:rPr>
                   <w:rFonts w:ascii="Arial" w:cs="Arial" w:eastAsia="Arial" w:hAnsi="Arial"/>
@@ -5208,7 +5208,7 @@
               <w:spacing w:after="10" w:before="0"/>
               <w:ind w:left="120"/>
             </w:pPr>
-            <w:hyperlink w:history="1" r:id="rIdkubimiz0kvwhrk4oghgf0">
+            <w:hyperlink w:history="1" r:id="rIdoi3xsxdpnfllhiz945idv">
               <w:r>
                 <w:rPr>
                   <w:rFonts w:ascii="Arial" w:cs="Arial" w:eastAsia="Arial" w:hAnsi="Arial"/>
@@ -5253,7 +5253,7 @@
             <w:pPr>
               <w:spacing w:after="20" w:before="0"/>
             </w:pPr>
-            <w:hyperlink w:history="1" r:id="rIdcl8ue6_yc8rd2xxnnhdh5">
+            <w:hyperlink w:history="1" r:id="rIdjzh4vkeuassekghozhupr">
               <w:r>
                 <w:rPr>
                   <w:rFonts w:ascii="Arial" w:cs="Arial" w:eastAsia="Arial" w:hAnsi="Arial"/>
@@ -5302,7 +5302,7 @@
               <w:spacing w:after="10" w:before="0"/>
               <w:ind w:left="120"/>
             </w:pPr>
-            <w:hyperlink w:history="1" r:id="rId83vxbcmaf4ocr1wejpojc">
+            <w:hyperlink w:history="1" r:id="rIdb3r6iuuq3fuskzn8seyjy">
               <w:r>
                 <w:rPr>
                   <w:rFonts w:ascii="Arial" w:cs="Arial" w:eastAsia="Arial" w:hAnsi="Arial"/>
@@ -5502,7 +5502,7 @@
             <w:pPr>
               <w:spacing w:after="20" w:before="0"/>
             </w:pPr>
-            <w:hyperlink w:history="1" r:id="rIdyj3efc-c4vop432c0vxhd">
+            <w:hyperlink w:history="1" r:id="rIdar_dnvevlurarorpkmhlz">
               <w:r>
                 <w:rPr>
                   <w:rFonts w:ascii="Arial" w:cs="Arial" w:eastAsia="Arial" w:hAnsi="Arial"/>
@@ -5551,7 +5551,7 @@
               <w:spacing w:after="10" w:before="0"/>
               <w:ind w:left="120"/>
             </w:pPr>
-            <w:hyperlink w:history="1" r:id="rIdenyhi6ks5azv_2wp5q3wi">
+            <w:hyperlink w:history="1" r:id="rIdpgx-pf5azjlxz7yzukqdi">
               <w:r>
                 <w:rPr>
                   <w:rFonts w:ascii="Arial" w:cs="Arial" w:eastAsia="Arial" w:hAnsi="Arial"/>
@@ -5596,7 +5596,7 @@
             <w:pPr>
               <w:spacing w:after="20" w:before="0"/>
             </w:pPr>
-            <w:hyperlink w:history="1" r:id="rIdl5yngjvgotrxd-98zeqqo">
+            <w:hyperlink w:history="1" r:id="rIdhy19euder2ti2etrjwi2g">
               <w:r>
                 <w:rPr>
                   <w:rFonts w:ascii="Arial" w:cs="Arial" w:eastAsia="Arial" w:hAnsi="Arial"/>
@@ -5645,7 +5645,7 @@
               <w:spacing w:after="10" w:before="0"/>
               <w:ind w:left="120"/>
             </w:pPr>
-            <w:hyperlink w:history="1" r:id="rId9ft8q57m2vv41x8jyepcc">
+            <w:hyperlink w:history="1" r:id="rIdf2iopdttkbyj7wo7cxtv5">
               <w:r>
                 <w:rPr>
                   <w:rFonts w:ascii="Arial" w:cs="Arial" w:eastAsia="Arial" w:hAnsi="Arial"/>
@@ -6170,7 +6170,7 @@
         </w:rPr>
         <w:t xml:space="preserve">© 2026 SeaVuria and ARES. Aligned with KICD objectives. Developed by SeaVuria; technical implementation by ARES (with AI assistance from Claude). Licensed under </w:t>
       </w:r>
-      <w:hyperlink w:history="1" r:id="rId5iniu_ez9h7rg5ar1hktl">
+      <w:hyperlink w:history="1" r:id="rIdt-xqs1pd055gvkl2xmdcy">
         <w:r>
           <w:rPr>
             <w:rFonts w:ascii="Arial" w:cs="Arial" w:eastAsia="Arial" w:hAnsi="Arial"/>
@@ -6191,7 +6191,7 @@
         </w:rPr>
         <w:t xml:space="preserve"> (</w:t>
       </w:r>
-      <w:hyperlink w:history="1" r:id="rId-hlo1q8mug0nmdfoh_wkb">
+      <w:hyperlink w:history="1" r:id="rId77xkjfzcglhfgxem07dc3">
         <w:r>
           <w:rPr>
             <w:rFonts w:ascii="Arial" w:cs="Arial" w:eastAsia="Arial" w:hAnsi="Arial"/>
@@ -7231,7 +7231,7 @@
             <w:pPr>
               <w:spacing w:after="20" w:before="0"/>
             </w:pPr>
-            <w:hyperlink w:history="1" r:id="rIdos0fwlqmlz4k4tr928bo9">
+            <w:hyperlink w:history="1" r:id="rIdhf2byjdyywmu-zrtjivxc">
               <w:r>
                 <w:rPr>
                   <w:rFonts w:ascii="Arial" w:cs="Arial" w:eastAsia="Arial" w:hAnsi="Arial"/>
@@ -7264,7 +7264,7 @@
               <w:spacing w:after="10" w:before="0"/>
               <w:ind w:left="120"/>
             </w:pPr>
-            <w:hyperlink w:history="1" r:id="rId0fzxogacjyfzwmw37oyii">
+            <w:hyperlink w:history="1" r:id="rId1sdgbu433ckrjtzj6ihmo">
               <w:r>
                 <w:rPr>
                   <w:rFonts w:ascii="Arial" w:cs="Arial" w:eastAsia="Arial" w:hAnsi="Arial"/>
@@ -7309,7 +7309,7 @@
             <w:pPr>
               <w:spacing w:after="20" w:before="0"/>
             </w:pPr>
-            <w:hyperlink w:history="1" r:id="rIdurnf3ofrealoj5tszyulp">
+            <w:hyperlink w:history="1" r:id="rId2geyrytmimwblglelkm_8">
               <w:r>
                 <w:rPr>
                   <w:rFonts w:ascii="Arial" w:cs="Arial" w:eastAsia="Arial" w:hAnsi="Arial"/>
@@ -7342,7 +7342,7 @@
               <w:spacing w:after="10" w:before="0"/>
               <w:ind w:left="120"/>
             </w:pPr>
-            <w:hyperlink w:history="1" r:id="rIdtzn5yrdhzykqowfbd1c70">
+            <w:hyperlink w:history="1" r:id="rIdfbxdpr_c0ot-33y0zf7yh">
               <w:r>
                 <w:rPr>
                   <w:rFonts w:ascii="Arial" w:cs="Arial" w:eastAsia="Arial" w:hAnsi="Arial"/>
@@ -7387,7 +7387,7 @@
               </w:rPr>
               <w:t xml:space="preserve">Learners are shown the board prompt: 'Last lesson we wrote the maize-seed counts as powers of 2. Today </w:t>
             </w:r>
-            <w:del w:id="9066" w:author="Claude (AI) - proposed" w:date="2026-10-15T12:57:34Z">
+            <w:del w:id="9066" w:author="Claude (AI) - proposed" w:date="2026-10-18T00:30:44Z">
               <w:r>
                 <w:rPr>
                   <w:rFonts w:ascii="Arial" w:cs="Arial" w:eastAsia="Arial" w:hAnsi="Arial"/>
@@ -7402,7 +7402,7 @@
                 <w:delText xml:space="preserve">the farmer in Kitale combines two plots — one with 2³ seeds and one with 2⁴ seeds multiplied together</w:delText>
               </w:r>
             </w:del>
-            <w:ins w:id="9067" w:author="Claude (AI) - proposed" w:date="2026-10-15T12:57:34Z">
+            <w:ins w:id="9067" w:author="Claude (AI) - proposed" w:date="2026-10-18T00:30:44Z">
               <w:r>
                 <w:rPr>
                   <w:rFonts w:ascii="Arial" w:cs="Arial" w:eastAsia="Arial" w:hAnsi="Arial"/>
@@ -7516,7 +7516,7 @@
               <w:spacing w:after="40" w:before="0"/>
               <w:jc w:val="left"/>
             </w:pPr>
-            <w:ins w:id="9068" w:author="Claude (AI) - proposed" w:date="2026-10-15T12:57:34Z">
+            <w:ins w:id="9068" w:author="Claude (AI) - proposed" w:date="2026-10-18T00:30:44Z">
               <w:r>
                 <w:rPr>
                   <w:rFonts w:ascii="Arial" w:cs="Arial" w:eastAsia="Arial" w:hAnsi="Arial"/>
@@ -7600,7 +7600,7 @@
             <w:pPr>
               <w:spacing w:after="20" w:before="0"/>
             </w:pPr>
-            <w:hyperlink w:history="1" r:id="rId9idajnlfsbxyovr07rukf">
+            <w:hyperlink w:history="1" r:id="rIdbipq7odpuiskacvvflixn">
               <w:r>
                 <w:rPr>
                   <w:rFonts w:ascii="Arial" w:cs="Arial" w:eastAsia="Arial" w:hAnsi="Arial"/>
@@ -7633,7 +7633,7 @@
               <w:spacing w:after="10" w:before="0"/>
               <w:ind w:left="120"/>
             </w:pPr>
-            <w:hyperlink w:history="1" r:id="rId8l2sbrtwxkml2zjxzhrcb">
+            <w:hyperlink w:history="1" r:id="rId88salqyvvry0u5pjdczm-">
               <w:r>
                 <w:rPr>
                   <w:rFonts w:ascii="Arial" w:cs="Arial" w:eastAsia="Arial" w:hAnsi="Arial"/>
@@ -7678,7 +7678,7 @@
             <w:pPr>
               <w:spacing w:after="20" w:before="0"/>
             </w:pPr>
-            <w:hyperlink w:history="1" r:id="rId2i0oj919fzjzmf5_fr-iv">
+            <w:hyperlink w:history="1" r:id="rIdgdagtu4yzwwlsszye8-h6">
               <w:r>
                 <w:rPr>
                   <w:rFonts w:ascii="Arial" w:cs="Arial" w:eastAsia="Arial" w:hAnsi="Arial"/>
@@ -7711,7 +7711,7 @@
               <w:spacing w:after="10" w:before="0"/>
               <w:ind w:left="120"/>
             </w:pPr>
-            <w:hyperlink w:history="1" r:id="rIdz7mi7bokhkfo5rojyfktv">
+            <w:hyperlink w:history="1" r:id="rIdlmbiavpdf7ivgizvrofkz">
               <w:r>
                 <w:rPr>
                   <w:rFonts w:ascii="Arial" w:cs="Arial" w:eastAsia="Arial" w:hAnsi="Arial"/>
@@ -7789,7 +7789,7 @@
               </w:rPr>
               <w:t xml:space="preserve">Distribute Activity Sheet 2 and A3 poster sheets</w:t>
             </w:r>
-            <w:ins w:id="9069" w:author="Claude (AI) - proposed" w:date="2026-10-15T12:57:34Z">
+            <w:ins w:id="9069" w:author="Claude (AI) - proposed" w:date="2026-10-18T00:30:44Z">
               <w:r>
                 <w:rPr>
                   <w:rFonts w:ascii="Arial" w:cs="Arial" w:eastAsia="Arial" w:hAnsi="Arial"/>
@@ -7939,7 +7939,7 @@
             <w:pPr>
               <w:spacing w:after="20" w:before="0"/>
             </w:pPr>
-            <w:hyperlink w:history="1" r:id="rIdqiil9lkxlkitahixosead">
+            <w:hyperlink w:history="1" r:id="rIdjfxhiprwo1vyzu8cbej__">
               <w:r>
                 <w:rPr>
                   <w:rFonts w:ascii="Arial" w:cs="Arial" w:eastAsia="Arial" w:hAnsi="Arial"/>
@@ -7972,7 +7972,7 @@
               <w:spacing w:after="10" w:before="0"/>
               <w:ind w:left="120"/>
             </w:pPr>
-            <w:hyperlink w:history="1" r:id="rIde554jpwal1hejvtrl7mkh">
+            <w:hyperlink w:history="1" r:id="rIdegbzhwprwuvvku8dpj8hc">
               <w:r>
                 <w:rPr>
                   <w:rFonts w:ascii="Arial" w:cs="Arial" w:eastAsia="Arial" w:hAnsi="Arial"/>
@@ -8017,7 +8017,7 @@
             <w:pPr>
               <w:spacing w:after="20" w:before="0"/>
             </w:pPr>
-            <w:hyperlink w:history="1" r:id="rIdv2xoy7ojoa-9ae4lengrv">
+            <w:hyperlink w:history="1" r:id="rIdm87qmds1blvqfumqodrmj">
               <w:r>
                 <w:rPr>
                   <w:rFonts w:ascii="Arial" w:cs="Arial" w:eastAsia="Arial" w:hAnsi="Arial"/>
@@ -8050,7 +8050,7 @@
               <w:spacing w:after="10" w:before="0"/>
               <w:ind w:left="120"/>
             </w:pPr>
-            <w:hyperlink w:history="1" r:id="rId9jojk3t_zzgk7xj5uzhye">
+            <w:hyperlink w:history="1" r:id="rIdbqi4r-d3kjgcbmiisd2li">
               <w:r>
                 <w:rPr>
                   <w:rFonts w:ascii="Arial" w:cs="Arial" w:eastAsia="Arial" w:hAnsi="Arial"/>
@@ -8095,7 +8095,7 @@
               </w:rPr>
               <w:t xml:space="preserve">Groups do a 3-minute Gallery Walk — they read two other groups' A3 posters using sticky notes to mark 'Same as us ✓' or 'Different from us — why?' The class reassembles. Teacher facilitates whole-class formalisation: learners co-construct the symbolic laws on the board. Learners then apply both laws to three graded practice problems: (1) Numerical: 3⁴ × 3² and 5⁶ ÷ 5². (2) M-Pesa context: 'An M-Pesa agent </w:t>
             </w:r>
-            <w:del w:id="9070" w:author="Claude (AI) - proposed" w:date="2026-10-15T12:57:34Z">
+            <w:del w:id="9070" w:author="Claude (AI) - proposed" w:date="2026-10-18T00:30:44Z">
               <w:r>
                 <w:rPr>
                   <w:rFonts w:ascii="Arial" w:cs="Arial" w:eastAsia="Arial" w:hAnsi="Arial"/>
@@ -8110,7 +8110,7 @@
                 <w:delText xml:space="preserve">processes 10³ transactions on Monday and 10⁴ on Tuesday — how many total transactions in index form</w:delText>
               </w:r>
             </w:del>
-            <w:ins w:id="9071" w:author="Claude (AI) - proposed" w:date="2026-10-15T12:57:34Z">
+            <w:ins w:id="9071" w:author="Claude (AI) - proposed" w:date="2026-10-18T00:30:44Z">
               <w:r>
                 <w:rPr>
                   <w:rFonts w:ascii="Arial" w:cs="Arial" w:eastAsia="Arial" w:hAnsi="Arial"/>
@@ -8138,7 +8138,7 @@
               </w:rPr>
               <w:t xml:space="preserve">? If the agent's monthly target is </w:t>
             </w:r>
-            <w:del w:id="9072" w:author="Claude (AI) - proposed" w:date="2026-10-15T12:57:34Z">
+            <w:del w:id="9072" w:author="Claude (AI) - proposed" w:date="2026-10-18T00:30:44Z">
               <w:r>
                 <w:rPr>
                   <w:rFonts w:ascii="Arial" w:cs="Arial" w:eastAsia="Arial" w:hAnsi="Arial"/>
@@ -8153,7 +8153,7 @@
                 <w:delText xml:space="preserve">10⁶ and she has already done 10⁴, what fraction remains</w:delText>
               </w:r>
             </w:del>
-            <w:ins w:id="9073" w:author="Claude (AI) - proposed" w:date="2026-10-15T12:57:34Z">
+            <w:ins w:id="9073" w:author="Claude (AI) - proposed" w:date="2026-10-18T00:30:44Z">
               <w:r>
                 <w:rPr>
                   <w:rFonts w:ascii="Arial" w:cs="Arial" w:eastAsia="Arial" w:hAnsi="Arial"/>
@@ -8280,7 +8280,7 @@
               </w:rPr>
               <w:t xml:space="preserve">Observable indicators: (1) During co-construction, learner-generated sentence correctly names the operation on exponents (addition/subtraction) and states the same-base condition. (2) All three practice problems show working that includes the law being cited (e.g., 'Product Law: 3⁴ × 3² = 3^(4+2) = 3⁶'). (3) For the M-Pesa problem, learner's answer includes the index form AND a one-line contextual interpretation. </w:t>
             </w:r>
-            <w:ins w:id="9074" w:author="Claude (AI) - proposed" w:date="2026-10-15T12:57:34Z">
+            <w:ins w:id="9074" w:author="Claude (AI) - proposed" w:date="2026-10-18T00:30:44Z">
               <w:r>
                 <w:rPr>
                   <w:rFonts w:ascii="Arial" w:cs="Arial" w:eastAsia="Arial" w:hAnsi="Arial"/>
@@ -8364,7 +8364,7 @@
             <w:pPr>
               <w:spacing w:after="20" w:before="0"/>
             </w:pPr>
-            <w:hyperlink w:history="1" r:id="rIdwmy1weossnynhabj3xasj">
+            <w:hyperlink w:history="1" r:id="rIdiephfzsmgnzlomvum4fjf">
               <w:r>
                 <w:rPr>
                   <w:rFonts w:ascii="Arial" w:cs="Arial" w:eastAsia="Arial" w:hAnsi="Arial"/>
@@ -8397,7 +8397,7 @@
               <w:spacing w:after="10" w:before="0"/>
               <w:ind w:left="120"/>
             </w:pPr>
-            <w:hyperlink w:history="1" r:id="rIdwyiieyrc85zt41fau5xb4">
+            <w:hyperlink w:history="1" r:id="rId62bjlgzriixquucdtiypo">
               <w:r>
                 <w:rPr>
                   <w:rFonts w:ascii="Arial" w:cs="Arial" w:eastAsia="Arial" w:hAnsi="Arial"/>
@@ -8442,7 +8442,7 @@
             <w:pPr>
               <w:spacing w:after="20" w:before="0"/>
             </w:pPr>
-            <w:hyperlink w:history="1" r:id="rIdw6-26yvc8ozvdpg7kyjjt">
+            <w:hyperlink w:history="1" r:id="rId5asebgg8lna-kacp6lbeh">
               <w:r>
                 <w:rPr>
                   <w:rFonts w:ascii="Arial" w:cs="Arial" w:eastAsia="Arial" w:hAnsi="Arial"/>
@@ -8475,7 +8475,7 @@
               <w:spacing w:after="10" w:before="0"/>
               <w:ind w:left="120"/>
             </w:pPr>
-            <w:hyperlink w:history="1" r:id="rIdcud8npnukjoauoseztomj">
+            <w:hyperlink w:history="1" r:id="rIdxcnhx2cpn5l7xjckjuv0w">
               <w:r>
                 <w:rPr>
                   <w:rFonts w:ascii="Arial" w:cs="Arial" w:eastAsia="Arial" w:hAnsi="Arial"/>
@@ -8675,7 +8675,7 @@
             <w:pPr>
               <w:spacing w:after="20" w:before="0"/>
             </w:pPr>
-            <w:hyperlink w:history="1" r:id="rIdj6bfeusba4ltzijdxg1__">
+            <w:hyperlink w:history="1" r:id="rIdnw7pz4vddz5w8zneptgkj">
               <w:r>
                 <w:rPr>
                   <w:rFonts w:ascii="Arial" w:cs="Arial" w:eastAsia="Arial" w:hAnsi="Arial"/>
@@ -8724,7 +8724,7 @@
               <w:spacing w:after="10" w:before="0"/>
               <w:ind w:left="120"/>
             </w:pPr>
-            <w:hyperlink w:history="1" r:id="rIdugbcsh4gh60a3pr9z1i_v">
+            <w:hyperlink w:history="1" r:id="rIdawdoznev15dxwjep3g-ph">
               <w:r>
                 <w:rPr>
                   <w:rFonts w:ascii="Arial" w:cs="Arial" w:eastAsia="Arial" w:hAnsi="Arial"/>
@@ -8769,7 +8769,7 @@
             <w:pPr>
               <w:spacing w:after="20" w:before="0"/>
             </w:pPr>
-            <w:hyperlink w:history="1" r:id="rIdoymses6j2j-do2igvrmvs">
+            <w:hyperlink w:history="1" r:id="rIdd7rhvuizzqaht8axpx9do">
               <w:r>
                 <w:rPr>
                   <w:rFonts w:ascii="Arial" w:cs="Arial" w:eastAsia="Arial" w:hAnsi="Arial"/>
@@ -8802,7 +8802,7 @@
               <w:spacing w:after="10" w:before="0"/>
               <w:ind w:left="120"/>
             </w:pPr>
-            <w:hyperlink w:history="1" r:id="rIdvgmhkdrmfv4oahj5eytes">
+            <w:hyperlink w:history="1" r:id="rId0mdjzihcyf_kdm4y1cii8">
               <w:r>
                 <w:rPr>
                   <w:rFonts w:ascii="Arial" w:cs="Arial" w:eastAsia="Arial" w:hAnsi="Arial"/>
@@ -8847,7 +8847,7 @@
               </w:rPr>
               <w:t xml:space="preserve">Learners return to the Maize Doubling Puzzle from Lesson 1. Each learner retrieves their </w:t>
             </w:r>
-            <w:del w:id="9075" w:author="Claude (AI) - proposed" w:date="2026-10-15T12:57:34Z">
+            <w:del w:id="9075" w:author="Claude (AI) - proposed" w:date="2026-10-18T00:30:44Z">
               <w:r>
                 <w:rPr>
                   <w:rFonts w:ascii="Arial" w:cs="Arial" w:eastAsia="Arial" w:hAnsi="Arial"/>
@@ -8862,7 +8862,7 @@
                 <w:delText xml:space="preserve">personal Maize Model diagram</w:delText>
               </w:r>
             </w:del>
-            <w:ins w:id="9076" w:author="Claude (AI) - proposed" w:date="2026-10-15T12:57:34Z">
+            <w:ins w:id="9076" w:author="Claude (AI) - proposed" w:date="2026-10-18T00:30:44Z">
               <w:r>
                 <w:rPr>
                   <w:rFonts w:ascii="Arial" w:cs="Arial" w:eastAsia="Arial" w:hAnsi="Arial"/>
@@ -8890,7 +8890,7 @@
               </w:rPr>
               <w:t xml:space="preserve"> (begun in Lesson 1</w:t>
             </w:r>
-            <w:ins w:id="9077" w:author="Claude (AI) - proposed" w:date="2026-10-15T12:57:34Z">
+            <w:ins w:id="9077" w:author="Claude (AI) - proposed" w:date="2026-10-18T00:30:44Z">
               <w:r>
                 <w:rPr>
                   <w:rFonts w:ascii="Arial" w:cs="Arial" w:eastAsia="Arial" w:hAnsi="Arial"/>
@@ -8918,7 +8918,7 @@
               </w:rPr>
               <w:t xml:space="preserve">) showing seasons </w:t>
             </w:r>
-            <w:del w:id="9078" w:author="Claude (AI) - proposed" w:date="2026-10-15T12:57:34Z">
+            <w:del w:id="9078" w:author="Claude (AI) - proposed" w:date="2026-10-18T00:30:44Z">
               <w:r>
                 <w:rPr>
                   <w:rFonts w:ascii="Arial" w:cs="Arial" w:eastAsia="Arial" w:hAnsi="Arial"/>
@@ -8933,7 +8933,7 @@
                 <w:delText xml:space="preserve">vs.</w:delText>
               </w:r>
             </w:del>
-            <w:ins w:id="9079" w:author="Claude (AI) - proposed" w:date="2026-10-15T12:57:34Z">
+            <w:ins w:id="9079" w:author="Claude (AI) - proposed" w:date="2026-10-18T00:30:44Z">
               <w:r>
                 <w:rPr>
                   <w:rFonts w:ascii="Arial" w:cs="Arial" w:eastAsia="Arial" w:hAnsi="Arial"/>
@@ -8981,7 +8981,7 @@
               <w:spacing w:after="40" w:before="0"/>
               <w:jc w:val="left"/>
             </w:pPr>
-            <w:del w:id="9080" w:author="Claude (AI) - proposed" w:date="2026-10-15T12:57:34Z">
+            <w:del w:id="9080" w:author="Claude (AI) - proposed" w:date="2026-10-18T00:30:44Z">
               <w:r>
                 <w:rPr>
                   <w:rFonts w:ascii="Arial" w:cs="Arial" w:eastAsia="Arial" w:hAnsi="Arial"/>
@@ -8996,7 +8996,7 @@
                 <w:delText xml:space="preserve">Distribute Lesson 1 model diagrams (stored in learner folders)</w:delText>
               </w:r>
             </w:del>
-            <w:ins w:id="9081" w:author="Claude (AI) - proposed" w:date="2026-10-15T12:57:34Z">
+            <w:ins w:id="9081" w:author="Claude (AI) - proposed" w:date="2026-10-18T00:30:44Z">
               <w:r>
                 <w:rPr>
                   <w:rFonts w:ascii="Arial" w:cs="Arial" w:eastAsia="Arial" w:hAnsi="Arial"/>
@@ -9245,7 +9245,7 @@
               </w:rPr>
               <w:t xml:space="preserve">3. CONTEXTUAL CONNECTIONS: Did learners engage meaningfully with the M-Pesa problem, or did it feel forced? Could a different Kenyan context (e.g., Safaricom data bundles doubling, maize flour sack ratios at a </w:t>
             </w:r>
-            <w:del w:id="9082" w:author="Claude (AI) - proposed" w:date="2026-10-15T12:57:34Z">
+            <w:del w:id="9082" w:author="Claude (AI) - proposed" w:date="2026-10-18T00:30:44Z">
               <w:r>
                 <w:rPr>
                   <w:rFonts w:ascii="Arial" w:cs="Arial" w:eastAsia="Arial" w:hAnsi="Arial"/>
@@ -9260,7 +9260,7 @@
                 <w:delText xml:space="preserve">Nakumatt store</w:delText>
               </w:r>
             </w:del>
-            <w:ins w:id="9083" w:author="Claude (AI) - proposed" w:date="2026-10-15T12:57:34Z">
+            <w:ins w:id="9083" w:author="Claude (AI) - proposed" w:date="2026-10-18T00:30:44Z">
               <w:r>
                 <w:rPr>
                   <w:rFonts w:ascii="Arial" w:cs="Arial" w:eastAsia="Arial" w:hAnsi="Arial"/>
@@ -9614,7 +9614,7 @@
         </w:rPr>
         <w:t xml:space="preserve">© 2026 SeaVuria and ARES. Aligned with KICD objectives. Developed by SeaVuria; technical implementation by ARES (with AI assistance from Claude). Licensed under </w:t>
       </w:r>
-      <w:hyperlink w:history="1" r:id="rIdsbpz3wjwsu7wvokvsglda">
+      <w:hyperlink w:history="1" r:id="rIdb7nfnlnqwnmns_rwh_2no">
         <w:r>
           <w:rPr>
             <w:rFonts w:ascii="Arial" w:cs="Arial" w:eastAsia="Arial" w:hAnsi="Arial"/>
@@ -9635,7 +9635,7 @@
         </w:rPr>
         <w:t xml:space="preserve"> (</w:t>
       </w:r>
-      <w:hyperlink w:history="1" r:id="rIdhv-uirmubydvqhshacigq">
+      <w:hyperlink w:history="1" r:id="rId1daednp8bdz2ro0j30mc0">
         <w:r>
           <w:rPr>
             <w:rFonts w:ascii="Arial" w:cs="Arial" w:eastAsia="Arial" w:hAnsi="Arial"/>
@@ -10675,7 +10675,7 @@
             <w:pPr>
               <w:spacing w:after="20" w:before="0"/>
             </w:pPr>
-            <w:hyperlink w:history="1" r:id="rIdicugeccacjog85s9-zbkr">
+            <w:hyperlink w:history="1" r:id="rIdkpwxd-gyzt8og1g-juwaz">
               <w:r>
                 <w:rPr>
                   <w:rFonts w:ascii="Arial" w:cs="Arial" w:eastAsia="Arial" w:hAnsi="Arial"/>
@@ -10708,7 +10708,7 @@
               <w:spacing w:after="10" w:before="0"/>
               <w:ind w:left="120"/>
             </w:pPr>
-            <w:hyperlink w:history="1" r:id="rIdwhi2dvjykriivfendnvld">
+            <w:hyperlink w:history="1" r:id="rIdxxtj6cspapinxf-h1mnl3">
               <w:r>
                 <w:rPr>
                   <w:rFonts w:ascii="Arial" w:cs="Arial" w:eastAsia="Arial" w:hAnsi="Arial"/>
@@ -10753,7 +10753,7 @@
             <w:pPr>
               <w:spacing w:after="20" w:before="0"/>
             </w:pPr>
-            <w:hyperlink w:history="1" r:id="rId8y6spo7djzfdotqkdzgxj">
+            <w:hyperlink w:history="1" r:id="rIdnz7sdtuxy28poozm6uumo">
               <w:r>
                 <w:rPr>
                   <w:rFonts w:ascii="Arial" w:cs="Arial" w:eastAsia="Arial" w:hAnsi="Arial"/>
@@ -10786,7 +10786,7 @@
               <w:spacing w:after="10" w:before="0"/>
               <w:ind w:left="120"/>
             </w:pPr>
-            <w:hyperlink w:history="1" r:id="rIdi0jotwirzkzifr84ubjf9">
+            <w:hyperlink w:history="1" r:id="rIdzj7fapgh91fij1xuf4cip">
               <w:r>
                 <w:rPr>
                   <w:rFonts w:ascii="Arial" w:cs="Arial" w:eastAsia="Arial" w:hAnsi="Arial"/>
@@ -10986,7 +10986,7 @@
             <w:pPr>
               <w:spacing w:after="20" w:before="0"/>
             </w:pPr>
-            <w:hyperlink w:history="1" r:id="rIda0hw-f1kzukd8eyqubws0">
+            <w:hyperlink w:history="1" r:id="rId_mp12xqgozdi-bsg23-a7">
               <w:r>
                 <w:rPr>
                   <w:rFonts w:ascii="Arial" w:cs="Arial" w:eastAsia="Arial" w:hAnsi="Arial"/>
@@ -11019,7 +11019,7 @@
               <w:spacing w:after="10" w:before="0"/>
               <w:ind w:left="120"/>
             </w:pPr>
-            <w:hyperlink w:history="1" r:id="rIdm8-rslucdrnomu22a_qfd">
+            <w:hyperlink w:history="1" r:id="rIdhxuykjp2tx8hdu34c4f4g">
               <w:r>
                 <w:rPr>
                   <w:rFonts w:ascii="Arial" w:cs="Arial" w:eastAsia="Arial" w:hAnsi="Arial"/>
@@ -11064,7 +11064,7 @@
             <w:pPr>
               <w:spacing w:after="20" w:before="0"/>
             </w:pPr>
-            <w:hyperlink w:history="1" r:id="rIdylwe7_vw5jo7juvmgeqij">
+            <w:hyperlink w:history="1" r:id="rIdi-jkbg011ydbzxnhepxif">
               <w:r>
                 <w:rPr>
                   <w:rFonts w:ascii="Arial" w:cs="Arial" w:eastAsia="Arial" w:hAnsi="Arial"/>
@@ -11097,7 +11097,7 @@
               <w:spacing w:after="10" w:before="0"/>
               <w:ind w:left="120"/>
             </w:pPr>
-            <w:hyperlink w:history="1" r:id="rIdvd9qpgvnwt6selm8izffa">
+            <w:hyperlink w:history="1" r:id="rIdyxrdpgpt7w7w9roziva7w">
               <w:r>
                 <w:rPr>
                   <w:rFonts w:ascii="Arial" w:cs="Arial" w:eastAsia="Arial" w:hAnsi="Arial"/>
@@ -11142,7 +11142,7 @@
               </w:rPr>
               <w:t xml:space="preserve">Activity A — Deriving the Power Law (</w:t>
             </w:r>
-            <w:del w:id="9084" w:author="Claude (AI) - proposed" w:date="2026-10-15T12:57:34Z">
+            <w:del w:id="9084" w:author="Claude (AI) - proposed" w:date="2026-10-18T00:30:44Z">
               <w:r>
                 <w:rPr>
                   <w:rFonts w:ascii="Arial" w:cs="Arial" w:eastAsia="Arial" w:hAnsi="Arial"/>
@@ -11157,7 +11157,7 @@
                 <w:delText xml:space="preserve">25</w:delText>
               </w:r>
             </w:del>
-            <w:ins w:id="9085" w:author="Claude (AI) - proposed" w:date="2026-10-15T12:57:34Z">
+            <w:ins w:id="9085" w:author="Claude (AI) - proposed" w:date="2026-10-18T00:30:44Z">
               <w:r>
                 <w:rPr>
                   <w:rFonts w:ascii="Arial" w:cs="Arial" w:eastAsia="Arial" w:hAnsi="Arial"/>
@@ -11185,7 +11185,7 @@
               </w:rPr>
               <w:t xml:space="preserve"> min): Pairs receive a structured worksheet. They expand (2³)² by writing out every factor: (2×2×2)×(2×2×2) = 2⁶, then generalise to (aᵐ)ⁿ = aᵐⁿ using three further examples: (3²)³, (5⁴)², (10³)². They record the pattern in a table: Base | Inner exponent (m) | Outer exponent (n) | m×n | Result. Activity B — Deriving the Zero Index Law (10 min): Learners use the Quotient Law from Lesson 2: aᵐ ÷ aᵐ = aᵐ⁻ᵐ = a⁰. But they also know that any number divided by itself equals 1. Pairs write the logical chain: 2³ ÷ 2³ = 8 ÷ 8 = 1, AND 2³ ÷ 2³ = 2³⁻³ = 2⁰, THEREFORE 2⁰ = 1. They verify with bases 3, 5, 10. Activity C — Deriving the Negative Index Law (10 min): Learners extend: 2² ÷ 2⁵ = 4 ÷ 32 = 1/8 = 1/2³, AND 2² ÷ 2⁵ = 2²⁻⁵ = 2⁻³, THEREFORE 2⁻³ = 1/2³. Pairs derive the general form a⁻ⁿ = 1/aⁿ. Activity D — E. coli Supporting Phenomenon (5 min): Teacher reads aloud: 'A microbiologist at Kenyatta University in Nairobi places a single E. coli bacterium in </w:t>
             </w:r>
-            <w:del w:id="9086" w:author="Claude (AI) - proposed" w:date="2026-10-15T12:57:34Z">
+            <w:del w:id="9086" w:author="Claude (AI) - proposed" w:date="2026-10-18T00:30:44Z">
               <w:r>
                 <w:rPr>
                   <w:rFonts w:ascii="Arial" w:cs="Arial" w:eastAsia="Arial" w:hAnsi="Arial"/>
@@ -11200,7 +11200,7 @@
                 <w:delText xml:space="preserve">a</w:delText>
               </w:r>
             </w:del>
-            <w:ins w:id="9087" w:author="Claude (AI) - proposed" w:date="2026-10-15T12:57:34Z">
+            <w:ins w:id="9087" w:author="Claude (AI) - proposed" w:date="2026-10-18T00:30:44Z">
               <w:r>
                 <w:rPr>
                   <w:rFonts w:ascii="Arial" w:cs="Arial" w:eastAsia="Arial" w:hAnsi="Arial"/>
@@ -11228,7 +11228,7 @@
               </w:rPr>
               <w:t xml:space="preserve"> nutrient broth. </w:t>
             </w:r>
-            <w:del w:id="9088" w:author="Claude (AI) - proposed" w:date="2026-10-15T12:57:34Z">
+            <w:del w:id="9088" w:author="Claude (AI) - proposed" w:date="2026-10-18T00:30:44Z">
               <w:r>
                 <w:rPr>
                   <w:rFonts w:ascii="Arial" w:cs="Arial" w:eastAsia="Arial" w:hAnsi="Arial"/>
@@ -11243,7 +11243,7 @@
                 <w:delText xml:space="preserve">The</w:delText>
               </w:r>
             </w:del>
-            <w:ins w:id="9089" w:author="Claude (AI) - proposed" w:date="2026-10-15T12:57:34Z">
+            <w:ins w:id="9089" w:author="Claude (AI) - proposed" w:date="2026-10-18T00:30:44Z">
               <w:r>
                 <w:rPr>
                   <w:rFonts w:ascii="Arial" w:cs="Arial" w:eastAsia="Arial" w:hAnsi="Arial"/>
@@ -11426,7 +11426,7 @@
             <w:pPr>
               <w:spacing w:after="20" w:before="0"/>
             </w:pPr>
-            <w:hyperlink w:history="1" r:id="rIdtkw9o1iacx2ljvjblezvh">
+            <w:hyperlink w:history="1" r:id="rId0xdxltrkfhynxvxz5fhml">
               <w:r>
                 <w:rPr>
                   <w:rFonts w:ascii="Arial" w:cs="Arial" w:eastAsia="Arial" w:hAnsi="Arial"/>
@@ -11459,7 +11459,7 @@
               <w:spacing w:after="10" w:before="0"/>
               <w:ind w:left="120"/>
             </w:pPr>
-            <w:hyperlink w:history="1" r:id="rIdtuyidaaxxskuswkfsscem">
+            <w:hyperlink w:history="1" r:id="rIdhspzi54nxfs4uda5z08sk">
               <w:r>
                 <w:rPr>
                   <w:rFonts w:ascii="Arial" w:cs="Arial" w:eastAsia="Arial" w:hAnsi="Arial"/>
@@ -11504,7 +11504,7 @@
             <w:pPr>
               <w:spacing w:after="20" w:before="0"/>
             </w:pPr>
-            <w:hyperlink w:history="1" r:id="rIdk2m907ppoftlma88lglvn">
+            <w:hyperlink w:history="1" r:id="rIdjzh9dfn3of3rvqgv-rkfu">
               <w:r>
                 <w:rPr>
                   <w:rFonts w:ascii="Arial" w:cs="Arial" w:eastAsia="Arial" w:hAnsi="Arial"/>
@@ -11537,7 +11537,7 @@
               <w:spacing w:after="10" w:before="0"/>
               <w:ind w:left="120"/>
             </w:pPr>
-            <w:hyperlink w:history="1" r:id="rIdnzl8qkgp3i9iry-_c5jnh">
+            <w:hyperlink w:history="1" r:id="rIdpoxuxgibvmsedxxt8hxsc">
               <w:r>
                 <w:rPr>
                   <w:rFonts w:ascii="Arial" w:cs="Arial" w:eastAsia="Arial" w:hAnsi="Arial"/>
@@ -11602,7 +11602,7 @@
               <w:spacing w:after="40" w:before="0"/>
               <w:jc w:val="left"/>
             </w:pPr>
-            <w:ins w:id="9090" w:author="Claude (AI) - proposed" w:date="2026-10-15T12:57:34Z">
+            <w:ins w:id="9090" w:author="Claude (AI) - proposed" w:date="2026-10-18T00:30:44Z">
               <w:r>
                 <w:rPr>
                   <w:rFonts w:ascii="Arial" w:cs="Arial" w:eastAsia="Arial" w:hAnsi="Arial"/>
@@ -11752,7 +11752,7 @@
             <w:pPr>
               <w:spacing w:after="20" w:before="0"/>
             </w:pPr>
-            <w:hyperlink w:history="1" r:id="rIdac6hp8ex9ecegdzidbrlx">
+            <w:hyperlink w:history="1" r:id="rIdnih9cpoqpep3c7r7v_iqa">
               <w:r>
                 <w:rPr>
                   <w:rFonts w:ascii="Arial" w:cs="Arial" w:eastAsia="Arial" w:hAnsi="Arial"/>
@@ -11785,7 +11785,7 @@
               <w:spacing w:after="10" w:before="0"/>
               <w:ind w:left="120"/>
             </w:pPr>
-            <w:hyperlink w:history="1" r:id="rIdp7twv8i_73hn1mrb481re">
+            <w:hyperlink w:history="1" r:id="rId6l7mlthimu2zongflwded">
               <w:r>
                 <w:rPr>
                   <w:rFonts w:ascii="Arial" w:cs="Arial" w:eastAsia="Arial" w:hAnsi="Arial"/>
@@ -11830,7 +11830,7 @@
             <w:pPr>
               <w:spacing w:after="20" w:before="0"/>
             </w:pPr>
-            <w:hyperlink w:history="1" r:id="rIdxl9sauhtgouvhqq1rhe__">
+            <w:hyperlink w:history="1" r:id="rIdbhc16e-sy_sjbw9zogl3w">
               <w:r>
                 <w:rPr>
                   <w:rFonts w:ascii="Arial" w:cs="Arial" w:eastAsia="Arial" w:hAnsi="Arial"/>
@@ -11863,7 +11863,7 @@
               <w:spacing w:after="10" w:before="0"/>
               <w:ind w:left="120"/>
             </w:pPr>
-            <w:hyperlink w:history="1" r:id="rId1bnwoztqscrjbwtoafh8f">
+            <w:hyperlink w:history="1" r:id="rIdvsulwus4puyrqb9bze625">
               <w:r>
                 <w:rPr>
                   <w:rFonts w:ascii="Arial" w:cs="Arial" w:eastAsia="Arial" w:hAnsi="Arial"/>
@@ -12063,7 +12063,7 @@
             <w:pPr>
               <w:spacing w:after="20" w:before="0"/>
             </w:pPr>
-            <w:hyperlink w:history="1" r:id="rIddhakluuqzmewa5d7jux8i">
+            <w:hyperlink w:history="1" r:id="rIdd1c_tu-_pleiu14gxbqe0">
               <w:r>
                 <w:rPr>
                   <w:rFonts w:ascii="Arial" w:cs="Arial" w:eastAsia="Arial" w:hAnsi="Arial"/>
@@ -12096,7 +12096,7 @@
               <w:spacing w:after="10" w:before="0"/>
               <w:ind w:left="120"/>
             </w:pPr>
-            <w:hyperlink w:history="1" r:id="rIdnmwvrkafvygr6dw8buc1q">
+            <w:hyperlink w:history="1" r:id="rIdtota6aw14xomsxklqap9v">
               <w:r>
                 <w:rPr>
                   <w:rFonts w:ascii="Arial" w:cs="Arial" w:eastAsia="Arial" w:hAnsi="Arial"/>
@@ -12141,7 +12141,7 @@
             <w:pPr>
               <w:spacing w:after="20" w:before="0"/>
             </w:pPr>
-            <w:hyperlink w:history="1" r:id="rIdmbntzfiievlopmzmgdw6y">
+            <w:hyperlink w:history="1" r:id="rIdrwg45af59zlwl7qpeqkl2">
               <w:r>
                 <w:rPr>
                   <w:rFonts w:ascii="Arial" w:cs="Arial" w:eastAsia="Arial" w:hAnsi="Arial"/>
@@ -12174,7 +12174,7 @@
               <w:spacing w:after="10" w:before="0"/>
               <w:ind w:left="120"/>
             </w:pPr>
-            <w:hyperlink w:history="1" r:id="rIdqqyq4d-nfifn2vetveqmo">
+            <w:hyperlink w:history="1" r:id="rIdossxnft1we3saddxqhfsz">
               <w:r>
                 <w:rPr>
                   <w:rFonts w:ascii="Arial" w:cs="Arial" w:eastAsia="Arial" w:hAnsi="Arial"/>
@@ -12219,7 +12219,7 @@
               </w:rPr>
               <w:t xml:space="preserve">Pairs retrieve their </w:t>
             </w:r>
-            <w:del w:id="9091" w:author="Claude (AI) - proposed" w:date="2026-10-15T12:57:34Z">
+            <w:del w:id="9091" w:author="Claude (AI) - proposed" w:date="2026-10-18T00:30:44Z">
               <w:r>
                 <w:rPr>
                   <w:rFonts w:ascii="Arial" w:cs="Arial" w:eastAsia="Arial" w:hAnsi="Arial"/>
@@ -12234,7 +12234,7 @@
                 <w:delText xml:space="preserve">Laws of Indices</w:delText>
               </w:r>
             </w:del>
-            <w:ins w:id="9092" w:author="Claude (AI) - proposed" w:date="2026-10-15T12:57:34Z">
+            <w:ins w:id="9092" w:author="Claude (AI) - proposed" w:date="2026-10-18T00:30:44Z">
               <w:r>
                 <w:rPr>
                   <w:rFonts w:ascii="Arial" w:cs="Arial" w:eastAsia="Arial" w:hAnsi="Arial"/>
@@ -12262,7 +12262,7 @@
               </w:rPr>
               <w:t xml:space="preserve"> poster from Lesson 2 (</w:t>
             </w:r>
-            <w:del w:id="9093" w:author="Claude (AI) - proposed" w:date="2026-10-15T12:57:34Z">
+            <w:del w:id="9093" w:author="Claude (AI) - proposed" w:date="2026-10-18T00:30:44Z">
               <w:r>
                 <w:rPr>
                   <w:rFonts w:ascii="Arial" w:cs="Arial" w:eastAsia="Arial" w:hAnsi="Arial"/>
@@ -12290,7 +12290,7 @@
               </w:rPr>
               <w:t xml:space="preserve">the Product and Quotient </w:t>
             </w:r>
-            <w:del w:id="9094" w:author="Claude (AI) - proposed" w:date="2026-10-15T12:57:34Z">
+            <w:del w:id="9094" w:author="Claude (AI) - proposed" w:date="2026-10-18T00:30:44Z">
               <w:r>
                 <w:rPr>
                   <w:rFonts w:ascii="Arial" w:cs="Arial" w:eastAsia="Arial" w:hAnsi="Arial"/>
@@ -12305,7 +12305,7 @@
                 <w:delText xml:space="preserve">Laws)</w:delText>
               </w:r>
             </w:del>
-            <w:ins w:id="9095" w:author="Claude (AI) - proposed" w:date="2026-10-15T12:57:34Z">
+            <w:ins w:id="9095" w:author="Claude (AI) - proposed" w:date="2026-10-18T00:30:44Z">
               <w:r>
                 <w:rPr>
                   <w:rFonts w:ascii="Arial" w:cs="Arial" w:eastAsia="Arial" w:hAnsi="Arial"/>
@@ -12333,7 +12333,7 @@
               </w:rPr>
               <w:t xml:space="preserve">. They add three new panels: (i) Power Law — (aᵐ)ⁿ = aᵐⁿ — illustrated with (2³)² using a 3×2 array of '2' tiles; (ii) Zero Index Law — a⁰ = 1 — with the two-line proof; (iii) Negative Index Law — a⁻ⁿ = 1/aⁿ — with a number line showing 2³, 2², 2¹, 2⁰, 2⁻¹, 2⁻², 2⁻³ and their values. Below the number line, pairs write one sentence connecting 2⁻³ to the E. coli or maize context. </w:t>
             </w:r>
-            <w:del w:id="9096" w:author="Claude (AI) - proposed" w:date="2026-10-15T12:57:34Z">
+            <w:del w:id="9096" w:author="Claude (AI) - proposed" w:date="2026-10-18T00:30:44Z">
               <w:r>
                 <w:rPr>
                   <w:rFonts w:ascii="Arial" w:cs="Arial" w:eastAsia="Arial" w:hAnsi="Arial"/>
@@ -12348,7 +12348,7 @@
                 <w:delText xml:space="preserve">Pairs then</w:delText>
               </w:r>
             </w:del>
-            <w:ins w:id="9097" w:author="Claude (AI) - proposed" w:date="2026-10-15T12:57:34Z">
+            <w:ins w:id="9097" w:author="Claude (AI) - proposed" w:date="2026-10-18T00:30:44Z">
               <w:r>
                 <w:rPr>
                   <w:rFonts w:ascii="Arial" w:cs="Arial" w:eastAsia="Arial" w:hAnsi="Arial"/>
@@ -12856,7 +12856,7 @@
         </w:rPr>
         <w:t xml:space="preserve">© 2026 SeaVuria and ARES. Aligned with KICD objectives. Developed by SeaVuria; technical implementation by ARES (with AI assistance from Claude). Licensed under </w:t>
       </w:r>
-      <w:hyperlink w:history="1" r:id="rId5zylwewujqww1zwy0ilc1">
+      <w:hyperlink w:history="1" r:id="rIdzlbpd1x1hlmh21n4njyr0">
         <w:r>
           <w:rPr>
             <w:rFonts w:ascii="Arial" w:cs="Arial" w:eastAsia="Arial" w:hAnsi="Arial"/>
@@ -12877,7 +12877,7 @@
         </w:rPr>
         <w:t xml:space="preserve"> (</w:t>
       </w:r>
-      <w:hyperlink w:history="1" r:id="rId12ny7q6yfznxx8sldv1r2">
+      <w:hyperlink w:history="1" r:id="rIdw77o8_ni3hgyholqryp0e">
         <w:r>
           <w:rPr>
             <w:rFonts w:ascii="Arial" w:cs="Arial" w:eastAsia="Arial" w:hAnsi="Arial"/>
@@ -13917,7 +13917,7 @@
             <w:pPr>
               <w:spacing w:after="20" w:before="0"/>
             </w:pPr>
-            <w:hyperlink w:history="1" r:id="rId8olzxncxg-jzanlcvxcto">
+            <w:hyperlink w:history="1" r:id="rIdyrnytgyrhiyolxokjeqq4">
               <w:r>
                 <w:rPr>
                   <w:rFonts w:ascii="Arial" w:cs="Arial" w:eastAsia="Arial" w:hAnsi="Arial"/>
@@ -13950,7 +13950,7 @@
               <w:spacing w:after="10" w:before="0"/>
               <w:ind w:left="120"/>
             </w:pPr>
-            <w:hyperlink w:history="1" r:id="rIds6ni-ao4ghcaopsxtgxsj">
+            <w:hyperlink w:history="1" r:id="rIdbpt3wkgrs_oexnh_pz0g0">
               <w:r>
                 <w:rPr>
                   <w:rFonts w:ascii="Arial" w:cs="Arial" w:eastAsia="Arial" w:hAnsi="Arial"/>
@@ -13995,7 +13995,7 @@
             <w:pPr>
               <w:spacing w:after="20" w:before="0"/>
             </w:pPr>
-            <w:hyperlink w:history="1" r:id="rIdmyuex3boctwvau5pai84q">
+            <w:hyperlink w:history="1" r:id="rIdqddv8jx1klkb75ntpk9hv">
               <w:r>
                 <w:rPr>
                   <w:rFonts w:ascii="Arial" w:cs="Arial" w:eastAsia="Arial" w:hAnsi="Arial"/>
@@ -14028,7 +14028,7 @@
               <w:spacing w:after="10" w:before="0"/>
               <w:ind w:left="120"/>
             </w:pPr>
-            <w:hyperlink w:history="1" r:id="rIdvbxbtzk5iqktgtyroo2qs">
+            <w:hyperlink w:history="1" r:id="rIdikzslfe9hv9e5wcdfdr5n">
               <w:r>
                 <w:rPr>
                   <w:rFonts w:ascii="Arial" w:cs="Arial" w:eastAsia="Arial" w:hAnsi="Arial"/>
@@ -14206,7 +14206,7 @@
               </w:rPr>
               <w:t xml:space="preserve">2. Circulate silently for 90 seconds, scanning books for common errors (e.g., learners multiplying exponents instead of adding in (i); learners </w:t>
             </w:r>
-            <w:del w:id="9098" w:author="Claude (AI) - proposed" w:date="2026-10-15T12:57:34Z">
+            <w:del w:id="9098" w:author="Claude (AI) - proposed" w:date="2026-10-18T00:30:44Z">
               <w:r>
                 <w:rPr>
                   <w:rFonts w:ascii="Arial" w:cs="Arial" w:eastAsia="Arial" w:hAnsi="Arial"/>
@@ -14221,7 +14221,7 @@
                 <w:delText xml:space="preserve">saying</w:delText>
               </w:r>
             </w:del>
-            <w:ins w:id="9099" w:author="Claude (AI) - proposed" w:date="2026-10-15T12:57:34Z">
+            <w:ins w:id="9099" w:author="Claude (AI) - proposed" w:date="2026-10-18T00:30:44Z">
               <w:r>
                 <w:rPr>
                   <w:rFonts w:ascii="Arial" w:cs="Arial" w:eastAsia="Arial" w:hAnsi="Arial"/>
@@ -14249,7 +14249,7 @@
               </w:rPr>
               <w:t xml:space="preserve"> (iii) </w:t>
             </w:r>
-            <w:del w:id="9100" w:author="Claude (AI) - proposed" w:date="2026-10-15T12:57:34Z">
+            <w:del w:id="9100" w:author="Claude (AI) - proposed" w:date="2026-10-18T00:30:44Z">
               <w:r>
                 <w:rPr>
                   <w:rFonts w:ascii="Arial" w:cs="Arial" w:eastAsia="Arial" w:hAnsi="Arial"/>
@@ -14264,7 +14264,7 @@
                 <w:delText xml:space="preserve">= x⁸ because they include x⁰ = 0 rather than 1)</w:delText>
               </w:r>
             </w:del>
-            <w:ins w:id="9101" w:author="Claude (AI) - proposed" w:date="2026-10-15T12:57:34Z">
+            <w:ins w:id="9101" w:author="Claude (AI) - proposed" w:date="2026-10-18T00:30:44Z">
               <w:r>
                 <w:rPr>
                   <w:rFonts w:ascii="Arial" w:cs="Arial" w:eastAsia="Arial" w:hAnsi="Arial"/>
@@ -14454,7 +14454,7 @@
             <w:pPr>
               <w:spacing w:after="20" w:before="0"/>
             </w:pPr>
-            <w:hyperlink w:history="1" r:id="rIdlxmpopn7cui4gwbdgcwhy">
+            <w:hyperlink w:history="1" r:id="rIdkmv_xvcflxrc1xw5gor2x">
               <w:r>
                 <w:rPr>
                   <w:rFonts w:ascii="Arial" w:cs="Arial" w:eastAsia="Arial" w:hAnsi="Arial"/>
@@ -14487,7 +14487,7 @@
               <w:spacing w:after="10" w:before="0"/>
               <w:ind w:left="120"/>
             </w:pPr>
-            <w:hyperlink w:history="1" r:id="rId0w38kkx6mxwqtbs20s0on">
+            <w:hyperlink w:history="1" r:id="rIdwnjs4hcgvankd5fsfc1of">
               <w:r>
                 <w:rPr>
                   <w:rFonts w:ascii="Arial" w:cs="Arial" w:eastAsia="Arial" w:hAnsi="Arial"/>
@@ -14532,7 +14532,7 @@
             <w:pPr>
               <w:spacing w:after="20" w:before="0"/>
             </w:pPr>
-            <w:hyperlink w:history="1" r:id="rIdcuzojr8ee2ixi_c2eazm9">
+            <w:hyperlink w:history="1" r:id="rIdt4bfflk8s2rkqlshrwqwr">
               <w:r>
                 <w:rPr>
                   <w:rFonts w:ascii="Arial" w:cs="Arial" w:eastAsia="Arial" w:hAnsi="Arial"/>
@@ -14565,7 +14565,7 @@
               <w:spacing w:after="10" w:before="0"/>
               <w:ind w:left="120"/>
             </w:pPr>
-            <w:hyperlink w:history="1" r:id="rIdeo00yh1p8ewyqnz9hwrqp">
+            <w:hyperlink w:history="1" r:id="rIdlrc3bmhqvsbqsaxm0iira">
               <w:r>
                 <w:rPr>
                   <w:rFonts w:ascii="Arial" w:cs="Arial" w:eastAsia="Arial" w:hAnsi="Arial"/>
@@ -14670,7 +14670,7 @@
               </w:rPr>
               <w:t xml:space="preserve">–  Problem 1 (Numerical, 2 laws): Simplify (10⁵ × 10³) ÷ 10⁶. Interpret: if a distance is 10⁵ × 10³ mm, express it as a single power of 10</w:t>
             </w:r>
-            <w:ins w:id="9102" w:author="Claude (AI) - proposed" w:date="2026-10-15T12:57:34Z">
+            <w:ins w:id="9102" w:author="Claude (AI) - proposed" w:date="2026-10-18T00:30:44Z">
               <w:r>
                 <w:rPr>
                   <w:rFonts w:ascii="Arial" w:cs="Arial" w:eastAsia="Arial" w:hAnsi="Arial"/>
@@ -14698,7 +14698,7 @@
               </w:rPr>
               <w:t xml:space="preserve">, then convert to km</w:t>
             </w:r>
-            <w:ins w:id="9103" w:author="Claude (AI) - proposed" w:date="2026-10-15T12:57:34Z">
+            <w:ins w:id="9103" w:author="Claude (AI) - proposed" w:date="2026-10-18T00:30:44Z">
               <w:r>
                 <w:rPr>
                   <w:rFonts w:ascii="Arial" w:cs="Arial" w:eastAsia="Arial" w:hAnsi="Arial"/>
@@ -14786,7 +14786,7 @@
               </w:rPr>
               <w:t xml:space="preserve">GEOTHERMAL ENERGY SET (Context: KenGen's Olkaria geothermal plant in the Rift Valley generates </w:t>
             </w:r>
-            <w:del w:id="9104" w:author="Claude (AI) - proposed" w:date="2026-10-15T12:57:34Z">
+            <w:del w:id="9104" w:author="Claude (AI) - proposed" w:date="2026-10-18T00:30:44Z">
               <w:r>
                 <w:rPr>
                   <w:rFonts w:ascii="Arial" w:cs="Arial" w:eastAsia="Arial" w:hAnsi="Arial"/>
@@ -14801,7 +14801,7 @@
                 <w:delText xml:space="preserve">approximately 863 MW</w:delText>
               </w:r>
             </w:del>
-            <w:ins w:id="9105" w:author="Claude (AI) - proposed" w:date="2026-10-15T12:57:34Z">
+            <w:ins w:id="9105" w:author="Claude (AI) - proposed" w:date="2026-10-18T00:30:44Z">
               <w:r>
                 <w:rPr>
                   <w:rFonts w:ascii="Arial" w:cs="Arial" w:eastAsia="Arial" w:hAnsi="Arial"/>
@@ -14869,7 +14869,7 @@
               </w:rPr>
               <w:t xml:space="preserve">–  Problem 4 (Index equation, matching bases): Solve 3ˣ = 81. Interpret: if a geothermal bore</w:t>
             </w:r>
-            <w:del w:id="9106" w:author="Claude (AI) - proposed" w:date="2026-10-15T12:57:34Z">
+            <w:del w:id="9106" w:author="Claude (AI) - proposed" w:date="2026-10-18T00:30:44Z">
               <w:r>
                 <w:rPr>
                   <w:rFonts w:ascii="Arial" w:cs="Arial" w:eastAsia="Arial" w:hAnsi="Arial"/>
@@ -14884,7 +14884,7 @@
                 <w:delText xml:space="preserve"> produces 3ˣ MJ per hour and the target is 81</w:delText>
               </w:r>
             </w:del>
-            <w:ins w:id="9107" w:author="Claude (AI) - proposed" w:date="2026-10-15T12:57:34Z">
+            <w:ins w:id="9107" w:author="Claude (AI) - proposed" w:date="2026-10-18T00:30:44Z">
               <w:r>
                 <w:rPr>
                   <w:rFonts w:ascii="Arial" w:cs="Arial" w:eastAsia="Arial" w:hAnsi="Arial"/>
@@ -14912,7 +14912,7 @@
               </w:rPr>
               <w:t xml:space="preserve"> MJ, how many </w:t>
             </w:r>
-            <w:del w:id="9108" w:author="Claude (AI) - proposed" w:date="2026-10-15T12:57:34Z">
+            <w:del w:id="9108" w:author="Claude (AI) - proposed" w:date="2026-10-18T00:30:44Z">
               <w:r>
                 <w:rPr>
                   <w:rFonts w:ascii="Arial" w:cs="Arial" w:eastAsia="Arial" w:hAnsi="Arial"/>
@@ -14927,7 +14927,7 @@
                 <w:delText xml:space="preserve">hours does x represent</w:delText>
               </w:r>
             </w:del>
-            <w:ins w:id="9109" w:author="Claude (AI) - proposed" w:date="2026-10-15T12:57:34Z">
+            <w:ins w:id="9109" w:author="Claude (AI) - proposed" w:date="2026-10-18T00:30:44Z">
               <w:r>
                 <w:rPr>
                   <w:rFonts w:ascii="Arial" w:cs="Arial" w:eastAsia="Arial" w:hAnsi="Arial"/>
@@ -15161,7 +15161,7 @@
               <w:spacing w:after="40" w:before="0"/>
               <w:jc w:val="left"/>
             </w:pPr>
-            <w:ins w:id="9110" w:author="Claude (AI) - proposed" w:date="2026-10-15T12:57:34Z">
+            <w:ins w:id="9110" w:author="Claude (AI) - proposed" w:date="2026-10-18T00:30:44Z">
               <w:r>
                 <w:rPr>
                   <w:rFonts w:ascii="Arial" w:cs="Arial" w:eastAsia="Arial" w:hAnsi="Arial"/>
@@ -15245,7 +15245,7 @@
             <w:pPr>
               <w:spacing w:after="20" w:before="0"/>
             </w:pPr>
-            <w:hyperlink w:history="1" r:id="rIddm9g89psvitq9ltm5zw3t">
+            <w:hyperlink w:history="1" r:id="rId31uxycsolg_ld-zeygtdc">
               <w:r>
                 <w:rPr>
                   <w:rFonts w:ascii="Arial" w:cs="Arial" w:eastAsia="Arial" w:hAnsi="Arial"/>
@@ -15278,7 +15278,7 @@
               <w:spacing w:after="10" w:before="0"/>
               <w:ind w:left="120"/>
             </w:pPr>
-            <w:hyperlink w:history="1" r:id="rIdzu7k4korhhqeccrletiyn">
+            <w:hyperlink w:history="1" r:id="rIdzgzmi56syzn8nmeucgqse">
               <w:r>
                 <w:rPr>
                   <w:rFonts w:ascii="Arial" w:cs="Arial" w:eastAsia="Arial" w:hAnsi="Arial"/>
@@ -15323,7 +15323,7 @@
             <w:pPr>
               <w:spacing w:after="20" w:before="0"/>
             </w:pPr>
-            <w:hyperlink w:history="1" r:id="rIdqf20zbfvlelvoravkv-pj">
+            <w:hyperlink w:history="1" r:id="rIdeoxc8kxdvozlqvdx12qty">
               <w:r>
                 <w:rPr>
                   <w:rFonts w:ascii="Arial" w:cs="Arial" w:eastAsia="Arial" w:hAnsi="Arial"/>
@@ -15356,7 +15356,7 @@
               <w:spacing w:after="10" w:before="0"/>
               <w:ind w:left="120"/>
             </w:pPr>
-            <w:hyperlink w:history="1" r:id="rIdhdv4hf2a-bwz8en_8gpbg">
+            <w:hyperlink w:history="1" r:id="rIdqmwfl-ndmaqx1mhqpejer">
               <w:r>
                 <w:rPr>
                   <w:rFonts w:ascii="Arial" w:cs="Arial" w:eastAsia="Arial" w:hAnsi="Arial"/>
@@ -15647,7 +15647,7 @@
               <w:spacing w:after="40" w:before="0"/>
               <w:jc w:val="left"/>
             </w:pPr>
-            <w:ins w:id="9111" w:author="Claude (AI) - proposed" w:date="2026-10-15T12:57:34Z">
+            <w:ins w:id="9111" w:author="Claude (AI) - proposed" w:date="2026-10-18T00:30:44Z">
               <w:r>
                 <w:rPr>
                   <w:rFonts w:ascii="Arial" w:cs="Arial" w:eastAsia="Arial" w:hAnsi="Arial"/>
@@ -15731,7 +15731,7 @@
             <w:pPr>
               <w:spacing w:after="20" w:before="0"/>
             </w:pPr>
-            <w:hyperlink w:history="1" r:id="rId4a8v3ogt3hunduq6v8rch">
+            <w:hyperlink w:history="1" r:id="rId8l-h2isz4d6lrkgzge6xm">
               <w:r>
                 <w:rPr>
                   <w:rFonts w:ascii="Arial" w:cs="Arial" w:eastAsia="Arial" w:hAnsi="Arial"/>
@@ -15764,7 +15764,7 @@
               <w:spacing w:after="10" w:before="0"/>
               <w:ind w:left="120"/>
             </w:pPr>
-            <w:hyperlink w:history="1" r:id="rId9hu5v8eiwct6v1kktp3pv">
+            <w:hyperlink w:history="1" r:id="rIdvf3flsnlsf7ijebwkn9w_">
               <w:r>
                 <w:rPr>
                   <w:rFonts w:ascii="Arial" w:cs="Arial" w:eastAsia="Arial" w:hAnsi="Arial"/>
@@ -15809,7 +15809,7 @@
             <w:pPr>
               <w:spacing w:after="20" w:before="0"/>
             </w:pPr>
-            <w:hyperlink w:history="1" r:id="rIdtho4nwy9iil7r6eb4sitw">
+            <w:hyperlink w:history="1" r:id="rId_q7darr5n-v_ecqbjmcfs">
               <w:r>
                 <w:rPr>
                   <w:rFonts w:ascii="Arial" w:cs="Arial" w:eastAsia="Arial" w:hAnsi="Arial"/>
@@ -15842,7 +15842,7 @@
               <w:spacing w:after="10" w:before="0"/>
               <w:ind w:left="120"/>
             </w:pPr>
-            <w:hyperlink w:history="1" r:id="rId0wjuefrrxiyc0v9fipun-">
+            <w:hyperlink w:history="1" r:id="rIdpbxyc_lwiechonoy-jwkd">
               <w:r>
                 <w:rPr>
                   <w:rFonts w:ascii="Arial" w:cs="Arial" w:eastAsia="Arial" w:hAnsi="Arial"/>
@@ -16182,7 +16182,7 @@
             <w:pPr>
               <w:spacing w:after="20" w:before="0"/>
             </w:pPr>
-            <w:hyperlink w:history="1" r:id="rIdgxuih77ypiwpjcsv8duo_">
+            <w:hyperlink w:history="1" r:id="rIdduhbb0eyym1jkpuhg1py3">
               <w:r>
                 <w:rPr>
                   <w:rFonts w:ascii="Arial" w:cs="Arial" w:eastAsia="Arial" w:hAnsi="Arial"/>
@@ -16215,7 +16215,7 @@
               <w:spacing w:after="10" w:before="0"/>
               <w:ind w:left="120"/>
             </w:pPr>
-            <w:hyperlink w:history="1" r:id="rIdeiymn26iyoe6bqhjxyyne">
+            <w:hyperlink w:history="1" r:id="rIdao-rgqxbt57kpumk-0qhr">
               <w:r>
                 <w:rPr>
                   <w:rFonts w:ascii="Arial" w:cs="Arial" w:eastAsia="Arial" w:hAnsi="Arial"/>
@@ -16260,7 +16260,7 @@
             <w:pPr>
               <w:spacing w:after="20" w:before="0"/>
             </w:pPr>
-            <w:hyperlink w:history="1" r:id="rIdb8apcxunsnkf14pajpzqq">
+            <w:hyperlink w:history="1" r:id="rIdlv3guv6nn7i9brckegjvz">
               <w:r>
                 <w:rPr>
                   <w:rFonts w:ascii="Arial" w:cs="Arial" w:eastAsia="Arial" w:hAnsi="Arial"/>
@@ -16293,7 +16293,7 @@
               <w:spacing w:after="10" w:before="0"/>
               <w:ind w:left="120"/>
             </w:pPr>
-            <w:hyperlink w:history="1" r:id="rIds510y6g0xk83hgcxtrsgs">
+            <w:hyperlink w:history="1" r:id="rIddx05awofown3ejsis6agq">
               <w:r>
                 <w:rPr>
                   <w:rFonts w:ascii="Arial" w:cs="Arial" w:eastAsia="Arial" w:hAnsi="Arial"/>
@@ -16325,7 +16325,7 @@
               <w:spacing w:after="40" w:before="0"/>
               <w:jc w:val="left"/>
             </w:pPr>
-            <w:del w:id="9112" w:author="Claude (AI) - proposed" w:date="2026-10-15T12:57:34Z">
+            <w:del w:id="9112" w:author="Claude (AI) - proposed" w:date="2026-10-18T00:30:44Z">
               <w:r>
                 <w:rPr>
                   <w:rFonts w:ascii="Arial" w:cs="Arial" w:eastAsia="Arial" w:hAnsi="Arial"/>
@@ -16340,7 +16340,7 @@
                 <w:delText xml:space="preserve">Learners individually retrieve their cumulative 'Index Model Diagram' — a visual model they have been building since Lesson 1. The model began as a simple number line showing the Kitale maize doubling sequence (1, 2, 4, 8, … 256) and has grown each lesson to include: index notation (Lesson 1), the five laws with worked examples (Lessons 2–3). In this lesson, learners add a NEW LAYER to their model:</w:delText>
               </w:r>
             </w:del>
-            <w:ins w:id="9113" w:author="Claude (AI) - proposed" w:date="2026-10-15T12:57:34Z">
+            <w:ins w:id="9113" w:author="Claude (AI) - proposed" w:date="2026-10-18T00:30:44Z">
               <w:r>
                 <w:rPr>
                   <w:rFonts w:ascii="Arial" w:cs="Arial" w:eastAsia="Arial" w:hAnsi="Arial"/>
@@ -16468,7 +16468,7 @@
               </w:rPr>
               <w:t xml:space="preserve">1. Return </w:t>
             </w:r>
-            <w:del w:id="9114" w:author="Claude (AI) - proposed" w:date="2026-10-15T12:57:34Z">
+            <w:del w:id="9114" w:author="Claude (AI) - proposed" w:date="2026-10-18T00:30:44Z">
               <w:r>
                 <w:rPr>
                   <w:rFonts w:ascii="Arial" w:cs="Arial" w:eastAsia="Arial" w:hAnsi="Arial"/>
@@ -16483,7 +16483,7 @@
                 <w:delText xml:space="preserve">model diagrams</w:delText>
               </w:r>
             </w:del>
-            <w:ins w:id="9115" w:author="Claude (AI) - proposed" w:date="2026-10-15T12:57:34Z">
+            <w:ins w:id="9115" w:author="Claude (AI) - proposed" w:date="2026-10-18T00:30:44Z">
               <w:r>
                 <w:rPr>
                   <w:rFonts w:ascii="Arial" w:cs="Arial" w:eastAsia="Arial" w:hAnsi="Arial"/>
@@ -16511,7 +16511,7 @@
               </w:rPr>
               <w:t xml:space="preserve"> (collected at the end of Lesson 3)</w:t>
             </w:r>
-            <w:del w:id="9116" w:author="Claude (AI) - proposed" w:date="2026-10-15T12:57:34Z">
+            <w:del w:id="9116" w:author="Claude (AI) - proposed" w:date="2026-10-18T00:30:44Z">
               <w:r>
                 <w:rPr>
                   <w:rFonts w:ascii="Arial" w:cs="Arial" w:eastAsia="Arial" w:hAnsi="Arial"/>
@@ -17166,7 +17166,7 @@
         </w:rPr>
         <w:t xml:space="preserve">© 2026 SeaVuria and ARES. Aligned with KICD objectives. Developed by SeaVuria; technical implementation by ARES (with AI assistance from Claude). Licensed under </w:t>
       </w:r>
-      <w:hyperlink w:history="1" r:id="rId68ayb5soqqmu3by71ucs6">
+      <w:hyperlink w:history="1" r:id="rIdfzsxkx30ctgemt0v-ct8u">
         <w:r>
           <w:rPr>
             <w:rFonts w:ascii="Arial" w:cs="Arial" w:eastAsia="Arial" w:hAnsi="Arial"/>
@@ -17187,7 +17187,7 @@
         </w:rPr>
         <w:t xml:space="preserve"> (</w:t>
       </w:r>
-      <w:hyperlink w:history="1" r:id="rIdefjqmvv5zbnotp1zw1lwf">
+      <w:hyperlink w:history="1" r:id="rIdoag9dik9rf53dfuaakvih">
         <w:r>
           <w:rPr>
             <w:rFonts w:ascii="Arial" w:cs="Arial" w:eastAsia="Arial" w:hAnsi="Arial"/>
@@ -18227,7 +18227,7 @@
             <w:pPr>
               <w:spacing w:after="20" w:before="0"/>
             </w:pPr>
-            <w:hyperlink w:history="1" r:id="rIdk_jxwdlm2a1r7fgtp-fab">
+            <w:hyperlink w:history="1" r:id="rIdh9c0p9wgjdicrkwmomksy">
               <w:r>
                 <w:rPr>
                   <w:rFonts w:ascii="Arial" w:cs="Arial" w:eastAsia="Arial" w:hAnsi="Arial"/>
@@ -18260,7 +18260,7 @@
               <w:spacing w:after="10" w:before="0"/>
               <w:ind w:left="120"/>
             </w:pPr>
-            <w:hyperlink w:history="1" r:id="rIdv_1fwkatp9xs-n-6ftnsv">
+            <w:hyperlink w:history="1" r:id="rId-itgb3kpljybxamw5rykg">
               <w:r>
                 <w:rPr>
                   <w:rFonts w:ascii="Arial" w:cs="Arial" w:eastAsia="Arial" w:hAnsi="Arial"/>
@@ -18305,7 +18305,7 @@
             <w:pPr>
               <w:spacing w:after="20" w:before="0"/>
             </w:pPr>
-            <w:hyperlink w:history="1" r:id="rId9vuimdsu8sqxhabxvql1u">
+            <w:hyperlink w:history="1" r:id="rId0khbzle7mpzighf2wh37g">
               <w:r>
                 <w:rPr>
                   <w:rFonts w:ascii="Arial" w:cs="Arial" w:eastAsia="Arial" w:hAnsi="Arial"/>
@@ -18338,7 +18338,7 @@
               <w:spacing w:after="10" w:before="0"/>
               <w:ind w:left="120"/>
             </w:pPr>
-            <w:hyperlink w:history="1" r:id="rIdviq2yjdemri28kfv4fkkn">
+            <w:hyperlink w:history="1" r:id="rId4_yyogznimmk9maw24r58">
               <w:r>
                 <w:rPr>
                   <w:rFonts w:ascii="Arial" w:cs="Arial" w:eastAsia="Arial" w:hAnsi="Arial"/>
@@ -18538,7 +18538,7 @@
             <w:pPr>
               <w:spacing w:after="20" w:before="0"/>
             </w:pPr>
-            <w:hyperlink w:history="1" r:id="rIdv_xsyidxx6crtskzoulz5">
+            <w:hyperlink w:history="1" r:id="rId8tgckiwvhma0c2y2cjmdf">
               <w:r>
                 <w:rPr>
                   <w:rFonts w:ascii="Arial" w:cs="Arial" w:eastAsia="Arial" w:hAnsi="Arial"/>
@@ -18571,7 +18571,7 @@
               <w:spacing w:after="10" w:before="0"/>
               <w:ind w:left="120"/>
             </w:pPr>
-            <w:hyperlink w:history="1" r:id="rIdqxh5xkyofjtp8jikpue6d">
+            <w:hyperlink w:history="1" r:id="rIdowp3vac7boimfkvahtfy4">
               <w:r>
                 <w:rPr>
                   <w:rFonts w:ascii="Arial" w:cs="Arial" w:eastAsia="Arial" w:hAnsi="Arial"/>
@@ -18616,7 +18616,7 @@
             <w:pPr>
               <w:spacing w:after="20" w:before="0"/>
             </w:pPr>
-            <w:hyperlink w:history="1" r:id="rIdmr-k28dctagmdjssmh-g9">
+            <w:hyperlink w:history="1" r:id="rIda--wyk3tfxr2kldvqyalo">
               <w:r>
                 <w:rPr>
                   <w:rFonts w:ascii="Arial" w:cs="Arial" w:eastAsia="Arial" w:hAnsi="Arial"/>
@@ -18649,7 +18649,7 @@
               <w:spacing w:after="10" w:before="0"/>
               <w:ind w:left="120"/>
             </w:pPr>
-            <w:hyperlink w:history="1" r:id="rIdns55ivxtek-glyi8sywbk">
+            <w:hyperlink w:history="1" r:id="rIdrz1chnyezgcvvhf5qhuk_">
               <w:r>
                 <w:rPr>
                   <w:rFonts w:ascii="Arial" w:cs="Arial" w:eastAsia="Arial" w:hAnsi="Arial"/>
@@ -18694,7 +18694,7 @@
               </w:rPr>
               <w:t xml:space="preserve">The teacher reveals a prepared Observation Card (written on the board or printed) containing three phenomena side by side. Phenomenon A: the Maize Doubling Puzzle row showing 2 to the 8th equals 256 and the question mark showing season for 1,048,576 seeds. Phenomenon B: the Richter Scale — a printed extract showing that the 2016 Baringo earthquake registered 5.9 on the Richter scale, meaning the </w:t>
             </w:r>
-            <w:del w:id="9117" w:author="Claude (AI) - proposed" w:date="2026-10-15T12:57:34Z">
+            <w:del w:id="9117" w:author="Claude (AI) - proposed" w:date="2026-10-18T00:30:44Z">
               <w:r>
                 <w:rPr>
                   <w:rFonts w:ascii="Arial" w:cs="Arial" w:eastAsia="Arial" w:hAnsi="Arial"/>
@@ -18709,7 +18709,7 @@
                 <w:delText xml:space="preserve">ground shaking</w:delText>
               </w:r>
             </w:del>
-            <w:ins w:id="9118" w:author="Claude (AI) - proposed" w:date="2026-10-15T12:57:34Z">
+            <w:ins w:id="9118" w:author="Claude (AI) - proposed" w:date="2026-10-18T00:30:44Z">
               <w:r>
                 <w:rPr>
                   <w:rFonts w:ascii="Arial" w:cs="Arial" w:eastAsia="Arial" w:hAnsi="Arial"/>
@@ -18737,7 +18737,7 @@
               </w:rPr>
               <w:t xml:space="preserve"> was 10 to the power 5.9 times a </w:t>
             </w:r>
-            <w:del w:id="9119" w:author="Claude (AI) - proposed" w:date="2026-10-15T12:57:34Z">
+            <w:del w:id="9119" w:author="Claude (AI) - proposed" w:date="2026-10-18T00:30:44Z">
               <w:r>
                 <w:rPr>
                   <w:rFonts w:ascii="Arial" w:cs="Arial" w:eastAsia="Arial" w:hAnsi="Arial"/>
@@ -18752,7 +18752,7 @@
                 <w:delText xml:space="preserve">reference level</w:delText>
               </w:r>
             </w:del>
-            <w:ins w:id="9120" w:author="Claude (AI) - proposed" w:date="2026-10-15T12:57:34Z">
+            <w:ins w:id="9120" w:author="Claude (AI) - proposed" w:date="2026-10-18T00:30:44Z">
               <w:r>
                 <w:rPr>
                   <w:rFonts w:ascii="Arial" w:cs="Arial" w:eastAsia="Arial" w:hAnsi="Arial"/>
@@ -18935,7 +18935,7 @@
             <w:pPr>
               <w:spacing w:after="20" w:before="0"/>
             </w:pPr>
-            <w:hyperlink w:history="1" r:id="rIdr41ihj8apcrsso8ptgwqi">
+            <w:hyperlink w:history="1" r:id="rIdzxwlhxe57ut3sobplvwg7">
               <w:r>
                 <w:rPr>
                   <w:rFonts w:ascii="Arial" w:cs="Arial" w:eastAsia="Arial" w:hAnsi="Arial"/>
@@ -18968,7 +18968,7 @@
               <w:spacing w:after="10" w:before="0"/>
               <w:ind w:left="120"/>
             </w:pPr>
-            <w:hyperlink w:history="1" r:id="rIdee6okc0tbrhjprzm6jqv1">
+            <w:hyperlink w:history="1" r:id="rIdovlbqxhz_gjcgqngi0aiv">
               <w:r>
                 <w:rPr>
                   <w:rFonts w:ascii="Arial" w:cs="Arial" w:eastAsia="Arial" w:hAnsi="Arial"/>
@@ -19013,7 +19013,7 @@
             <w:pPr>
               <w:spacing w:after="20" w:before="0"/>
             </w:pPr>
-            <w:hyperlink w:history="1" r:id="rId94m70bse5wczbkat1l8cf">
+            <w:hyperlink w:history="1" r:id="rIdcetkue5wwwutredwdfsx_">
               <w:r>
                 <w:rPr>
                   <w:rFonts w:ascii="Arial" w:cs="Arial" w:eastAsia="Arial" w:hAnsi="Arial"/>
@@ -19046,7 +19046,7 @@
               <w:spacing w:after="10" w:before="0"/>
               <w:ind w:left="120"/>
             </w:pPr>
-            <w:hyperlink w:history="1" r:id="rIdl3bll8oufceonxomzv25f">
+            <w:hyperlink w:history="1" r:id="rIdlmrhecokxexa4dxj3lxdc">
               <w:r>
                 <w:rPr>
                   <w:rFonts w:ascii="Arial" w:cs="Arial" w:eastAsia="Arial" w:hAnsi="Arial"/>
@@ -19091,7 +19091,7 @@
               </w:rPr>
               <w:t xml:space="preserve">The teacher writes the formal definition on the board in three equivalent forms and asks learners to copy them carefully: </w:t>
             </w:r>
-            <w:del w:id="9121" w:author="Claude (AI) - proposed" w:date="2026-10-15T12:57:34Z">
+            <w:del w:id="9121" w:author="Claude (AI) - proposed" w:date="2026-10-18T00:30:44Z">
               <w:r>
                 <w:rPr>
                   <w:rFonts w:ascii="Arial" w:cs="Arial" w:eastAsia="Arial" w:hAnsi="Arial"/>
@@ -19106,7 +19106,7 @@
                 <w:delText xml:space="preserve">Form</w:delText>
               </w:r>
             </w:del>
-            <w:ins w:id="9122" w:author="Claude (AI) - proposed" w:date="2026-10-15T12:57:34Z">
+            <w:ins w:id="9122" w:author="Claude (AI) - proposed" w:date="2026-10-18T00:30:44Z">
               <w:r>
                 <w:rPr>
                   <w:rFonts w:ascii="Arial" w:cs="Arial" w:eastAsia="Arial" w:hAnsi="Arial"/>
@@ -19134,7 +19134,7 @@
               </w:rPr>
               <w:t xml:space="preserve"> 1 (words): the logarithm of N to base a is the index x such that a to the power x equals N. </w:t>
             </w:r>
-            <w:del w:id="9123" w:author="Claude (AI) - proposed" w:date="2026-10-15T12:57:34Z">
+            <w:del w:id="9123" w:author="Claude (AI) - proposed" w:date="2026-10-18T00:30:44Z">
               <w:r>
                 <w:rPr>
                   <w:rFonts w:ascii="Arial" w:cs="Arial" w:eastAsia="Arial" w:hAnsi="Arial"/>
@@ -19149,7 +19149,7 @@
                 <w:delText xml:space="preserve">Form</w:delText>
               </w:r>
             </w:del>
-            <w:ins w:id="9124" w:author="Claude (AI) - proposed" w:date="2026-10-15T12:57:34Z">
+            <w:ins w:id="9124" w:author="Claude (AI) - proposed" w:date="2026-10-18T00:30:44Z">
               <w:r>
                 <w:rPr>
                   <w:rFonts w:ascii="Arial" w:cs="Arial" w:eastAsia="Arial" w:hAnsi="Arial"/>
@@ -19177,7 +19177,7 @@
               </w:rPr>
               <w:t xml:space="preserve"> 2 (symbols): if a to the x equals N, then log base a of N equals x. </w:t>
             </w:r>
-            <w:del w:id="9125" w:author="Claude (AI) - proposed" w:date="2026-10-15T12:57:34Z">
+            <w:del w:id="9125" w:author="Claude (AI) - proposed" w:date="2026-10-18T00:30:44Z">
               <w:r>
                 <w:rPr>
                   <w:rFonts w:ascii="Arial" w:cs="Arial" w:eastAsia="Arial" w:hAnsi="Arial"/>
@@ -19192,7 +19192,7 @@
                 <w:delText xml:space="preserve">Form</w:delText>
               </w:r>
             </w:del>
-            <w:ins w:id="9126" w:author="Claude (AI) - proposed" w:date="2026-10-15T12:57:34Z">
+            <w:ins w:id="9126" w:author="Claude (AI) - proposed" w:date="2026-10-18T00:30:44Z">
               <w:r>
                 <w:rPr>
                   <w:rFonts w:ascii="Arial" w:cs="Arial" w:eastAsia="Arial" w:hAnsi="Arial"/>
@@ -19220,7 +19220,7 @@
               </w:rPr>
               <w:t xml:space="preserve"> 3 (example triangle): at the three corners write 2, 8, 256 with labels base, index or logarithm, and number. Learners then practise conversion in a structured sequence. The teacher does one worked example aloud: 10 to the 3 equals 1000, therefore log base 10 of 1000 equals 3. Learners then individually convert </w:t>
             </w:r>
-            <w:del w:id="9127" w:author="Claude (AI) - proposed" w:date="2026-10-15T12:57:34Z">
+            <w:del w:id="9127" w:author="Claude (AI) - proposed" w:date="2026-10-18T00:30:44Z">
               <w:r>
                 <w:rPr>
                   <w:rFonts w:ascii="Arial" w:cs="Arial" w:eastAsia="Arial" w:hAnsi="Arial"/>
@@ -19235,7 +19235,7 @@
                 <w:delText xml:space="preserve">six index statements</w:delText>
               </w:r>
             </w:del>
-            <w:ins w:id="9128" w:author="Claude (AI) - proposed" w:date="2026-10-15T12:57:34Z">
+            <w:ins w:id="9128" w:author="Claude (AI) - proposed" w:date="2026-10-18T00:30:44Z">
               <w:r>
                 <w:rPr>
                   <w:rFonts w:ascii="Arial" w:cs="Arial" w:eastAsia="Arial" w:hAnsi="Arial"/>
@@ -19263,7 +19263,7 @@
               </w:rPr>
               <w:t xml:space="preserve"> to log form</w:t>
             </w:r>
-            <w:del w:id="9129" w:author="Claude (AI) - proposed" w:date="2026-10-15T12:57:34Z">
+            <w:del w:id="9129" w:author="Claude (AI) - proposed" w:date="2026-10-18T00:30:44Z">
               <w:r>
                 <w:rPr>
                   <w:rFonts w:ascii="Arial" w:cs="Arial" w:eastAsia="Arial" w:hAnsi="Arial"/>
@@ -19278,7 +19278,7 @@
                 <w:delText xml:space="preserve"> and six log statements to index form</w:delText>
               </w:r>
             </w:del>
-            <w:ins w:id="9130" w:author="Claude (AI) - proposed" w:date="2026-10-15T12:57:34Z">
+            <w:ins w:id="9130" w:author="Claude (AI) - proposed" w:date="2026-10-18T00:30:44Z">
               <w:r>
                 <w:rPr>
                   <w:rFonts w:ascii="Arial" w:cs="Arial" w:eastAsia="Arial" w:hAnsi="Arial"/>
@@ -19306,7 +19306,7 @@
               </w:rPr>
               <w:t xml:space="preserve">, drawn from Kenyan contexts: log base 10 of 100,000 equals 5 (population of a Kenyan town), 10 to the 2 equals 100 (area of a Kitale farm plot in square metres), log base 2 of 64 equals 6 (maize seasons), 2 to the 10 equals 1024 (</w:t>
             </w:r>
-            <w:del w:id="9131" w:author="Claude (AI) - proposed" w:date="2026-10-15T12:57:34Z">
+            <w:del w:id="9131" w:author="Claude (AI) - proposed" w:date="2026-10-18T00:30:44Z">
               <w:r>
                 <w:rPr>
                   <w:rFonts w:ascii="Arial" w:cs="Arial" w:eastAsia="Arial" w:hAnsi="Arial"/>
@@ -19321,7 +19321,7 @@
                 <w:delText xml:space="preserve">M-Pesa transaction codes</w:delText>
               </w:r>
             </w:del>
-            <w:ins w:id="9132" w:author="Claude (AI) - proposed" w:date="2026-10-15T12:57:34Z">
+            <w:ins w:id="9132" w:author="Claude (AI) - proposed" w:date="2026-10-18T00:30:44Z">
               <w:r>
                 <w:rPr>
                   <w:rFonts w:ascii="Arial" w:cs="Arial" w:eastAsia="Arial" w:hAnsi="Arial"/>
@@ -19349,7 +19349,7 @@
               </w:rPr>
               <w:t xml:space="preserve">), log base 10 of 0.001 equals negative 3 (pesticide concentration), 10 to the negative 2 equals 0.01. After individual work (</w:t>
             </w:r>
-            <w:del w:id="9133" w:author="Claude (AI) - proposed" w:date="2026-10-15T12:57:34Z">
+            <w:del w:id="9133" w:author="Claude (AI) - proposed" w:date="2026-10-18T00:30:44Z">
               <w:r>
                 <w:rPr>
                   <w:rFonts w:ascii="Arial" w:cs="Arial" w:eastAsia="Arial" w:hAnsi="Arial"/>
@@ -19364,7 +19364,7 @@
                 <w:delText xml:space="preserve">4</w:delText>
               </w:r>
             </w:del>
-            <w:ins w:id="9134" w:author="Claude (AI) - proposed" w:date="2026-10-15T12:57:34Z">
+            <w:ins w:id="9134" w:author="Claude (AI) - proposed" w:date="2026-10-18T00:30:44Z">
               <w:r>
                 <w:rPr>
                   <w:rFonts w:ascii="Arial" w:cs="Arial" w:eastAsia="Arial" w:hAnsi="Arial"/>
@@ -19392,7 +19392,7 @@
               </w:rPr>
               <w:t xml:space="preserve"> minutes), pairs mark each others' work using an answer key written on the board. The Richter scale is then revisited: the teacher explains that 10 to the 5.9 is the intensity, so log base 10 of that intensity equals 5.9, and that the Richter number IS the common logarithm of the </w:t>
             </w:r>
-            <w:del w:id="9135" w:author="Claude (AI) - proposed" w:date="2026-10-15T12:57:34Z">
+            <w:del w:id="9135" w:author="Claude (AI) - proposed" w:date="2026-10-18T00:30:44Z">
               <w:r>
                 <w:rPr>
                   <w:rFonts w:ascii="Arial" w:cs="Arial" w:eastAsia="Arial" w:hAnsi="Arial"/>
@@ -19407,7 +19407,7 @@
                 <w:delText xml:space="preserve">shaking intensity</w:delText>
               </w:r>
             </w:del>
-            <w:ins w:id="9136" w:author="Claude (AI) - proposed" w:date="2026-10-15T12:57:34Z">
+            <w:ins w:id="9136" w:author="Claude (AI) - proposed" w:date="2026-10-18T00:30:44Z">
               <w:r>
                 <w:rPr>
                   <w:rFonts w:ascii="Arial" w:cs="Arial" w:eastAsia="Arial" w:hAnsi="Arial"/>
@@ -19468,7 +19468,7 @@
               </w:rPr>
               <w:t xml:space="preserve">Write the definition slowly and say: 'Copy this exactly — every symbol matters.' After copying, say: 'Before I do any example, look at the triangle on the board. With your finger, trace from base to index to number going clockwise. Now trace from number back to index going counterclockwise. That counterclockwise direction is logarithm.' [WAIT 15 SECONDS for tracing.] Work the 10-cubed example aloud, narrating each step: 'My base is 10. My index is 3. My number is 1000. So log base 10 of 1000 equals 3 — I am simply naming the index.' Then say: 'Now you try the six conversions. Work alone, no talking, </w:t>
             </w:r>
-            <w:del w:id="9137" w:author="Claude (AI) - proposed" w:date="2026-10-15T12:57:34Z">
+            <w:del w:id="9137" w:author="Claude (AI) - proposed" w:date="2026-10-18T00:30:44Z">
               <w:r>
                 <w:rPr>
                   <w:rFonts w:ascii="Arial" w:cs="Arial" w:eastAsia="Arial" w:hAnsi="Arial"/>
@@ -19483,7 +19483,7 @@
                 <w:delText xml:space="preserve">4</w:delText>
               </w:r>
             </w:del>
-            <w:ins w:id="9138" w:author="Claude (AI) - proposed" w:date="2026-10-15T12:57:34Z">
+            <w:ins w:id="9138" w:author="Claude (AI) - proposed" w:date="2026-10-18T00:30:44Z">
               <w:r>
                 <w:rPr>
                   <w:rFonts w:ascii="Arial" w:cs="Arial" w:eastAsia="Arial" w:hAnsi="Arial"/>
@@ -19511,7 +19511,7 @@
               </w:rPr>
               <w:t xml:space="preserve"> minutes.' [WAIT </w:t>
             </w:r>
-            <w:del w:id="9139" w:author="Claude (AI) - proposed" w:date="2026-10-15T12:57:34Z">
+            <w:del w:id="9139" w:author="Claude (AI) - proposed" w:date="2026-10-18T00:30:44Z">
               <w:r>
                 <w:rPr>
                   <w:rFonts w:ascii="Arial" w:cs="Arial" w:eastAsia="Arial" w:hAnsi="Arial"/>
@@ -19526,7 +19526,7 @@
                 <w:delText xml:space="preserve">4</w:delText>
               </w:r>
             </w:del>
-            <w:ins w:id="9140" w:author="Claude (AI) - proposed" w:date="2026-10-15T12:57:34Z">
+            <w:ins w:id="9140" w:author="Claude (AI) - proposed" w:date="2026-10-18T00:30:44Z">
               <w:r>
                 <w:rPr>
                   <w:rFonts w:ascii="Arial" w:cs="Arial" w:eastAsia="Arial" w:hAnsi="Arial"/>
@@ -19554,7 +19554,7 @@
               </w:rPr>
               <w:t xml:space="preserve"> MINUTES — circulate, note errors silently.] Write answer key on board. Say: 'Swap books, mark with a tick or cross, give the book back.' Address the two or three most common errors you observed during circulation. For the Richter wrap-up, say: 'In Baringo in 2016, seismologists </w:t>
             </w:r>
-            <w:del w:id="9141" w:author="Claude (AI) - proposed" w:date="2026-10-15T12:57:34Z">
+            <w:del w:id="9141" w:author="Claude (AI) - proposed" w:date="2026-10-18T00:30:44Z">
               <w:r>
                 <w:rPr>
                   <w:rFonts w:ascii="Arial" w:cs="Arial" w:eastAsia="Arial" w:hAnsi="Arial"/>
@@ -19569,7 +19569,7 @@
                 <w:delText xml:space="preserve">at the Kenya Meteorological Department measured shaking. They wrote</w:delText>
               </w:r>
             </w:del>
-            <w:ins w:id="9142" w:author="Claude (AI) - proposed" w:date="2026-10-15T12:57:34Z">
+            <w:ins w:id="9142" w:author="Claude (AI) - proposed" w:date="2026-10-18T00:30:44Z">
               <w:r>
                 <w:rPr>
                   <w:rFonts w:ascii="Arial" w:cs="Arial" w:eastAsia="Arial" w:hAnsi="Arial"/>
@@ -19597,7 +19597,7 @@
               </w:rPr>
               <w:t xml:space="preserve"> 10 to the 5.9</w:t>
             </w:r>
-            <w:ins w:id="9143" w:author="Claude (AI) - proposed" w:date="2026-10-15T12:57:34Z">
+            <w:ins w:id="9143" w:author="Claude (AI) - proposed" w:date="2026-10-18T00:30:44Z">
               <w:r>
                 <w:rPr>
                   <w:rFonts w:ascii="Arial" w:cs="Arial" w:eastAsia="Arial" w:hAnsi="Arial"/>
@@ -19691,7 +19691,7 @@
               </w:rPr>
               <w:t xml:space="preserve">Peer marking of </w:t>
             </w:r>
-            <w:del w:id="9144" w:author="Claude (AI) - proposed" w:date="2026-10-15T12:57:34Z">
+            <w:del w:id="9144" w:author="Claude (AI) - proposed" w:date="2026-10-18T00:30:44Z">
               <w:r>
                 <w:rPr>
                   <w:rFonts w:ascii="Arial" w:cs="Arial" w:eastAsia="Arial" w:hAnsi="Arial"/>
@@ -19706,7 +19706,7 @@
                 <w:delText xml:space="preserve">twelve</w:delText>
               </w:r>
             </w:del>
-            <w:ins w:id="9145" w:author="Claude (AI) - proposed" w:date="2026-10-15T12:57:34Z">
+            <w:ins w:id="9145" w:author="Claude (AI) - proposed" w:date="2026-10-18T00:30:44Z">
               <w:r>
                 <w:rPr>
                   <w:rFonts w:ascii="Arial" w:cs="Arial" w:eastAsia="Arial" w:hAnsi="Arial"/>
@@ -19790,7 +19790,7 @@
             <w:pPr>
               <w:spacing w:after="20" w:before="0"/>
             </w:pPr>
-            <w:hyperlink w:history="1" r:id="rIdcuzgjs48-5ptdl2lm2xmw">
+            <w:hyperlink w:history="1" r:id="rIduqr-zh6taajf9orndanik">
               <w:r>
                 <w:rPr>
                   <w:rFonts w:ascii="Arial" w:cs="Arial" w:eastAsia="Arial" w:hAnsi="Arial"/>
@@ -19823,7 +19823,7 @@
               <w:spacing w:after="10" w:before="0"/>
               <w:ind w:left="120"/>
             </w:pPr>
-            <w:hyperlink w:history="1" r:id="rIdcen_kvwr-j5sbbfdrahdf">
+            <w:hyperlink w:history="1" r:id="rIdon37rxrd5fcwnznh1xzyx">
               <w:r>
                 <w:rPr>
                   <w:rFonts w:ascii="Arial" w:cs="Arial" w:eastAsia="Arial" w:hAnsi="Arial"/>
@@ -19868,7 +19868,7 @@
             <w:pPr>
               <w:spacing w:after="20" w:before="0"/>
             </w:pPr>
-            <w:hyperlink w:history="1" r:id="rIdzffbb1w5gobkkpqjx9tci">
+            <w:hyperlink w:history="1" r:id="rIdvtfyjqq8jbmelf5wbz93j">
               <w:r>
                 <w:rPr>
                   <w:rFonts w:ascii="Arial" w:cs="Arial" w:eastAsia="Arial" w:hAnsi="Arial"/>
@@ -19901,7 +19901,7 @@
               <w:spacing w:after="10" w:before="0"/>
               <w:ind w:left="120"/>
             </w:pPr>
-            <w:hyperlink w:history="1" r:id="rIda-bl1eo1zmq9i9-ejkhxq">
+            <w:hyperlink w:history="1" r:id="rIdobjutkw1njzs3zkjtpgnx">
               <w:r>
                 <w:rPr>
                   <w:rFonts w:ascii="Arial" w:cs="Arial" w:eastAsia="Arial" w:hAnsi="Arial"/>
@@ -19979,7 +19979,7 @@
               </w:rPr>
               <w:t xml:space="preserve">Point to the DQB and say: 'This board has been tracking our questions since the maize puzzle in Lesson 1. Look at the orange note from Lesson 4 — the one that says we cannot solve 2 to the x equals 500,000 with the laws alone. Has today given us the start of an answer?' [WAIT 10 SECONDS.] Take a show of hands. Say: 'We now know that x would be log base 2 of 500,000. We have given the unknown a name. That is progress, even if we cannot yet calculate it exactly. Write that as a green note.' Then say: 'What new questions does today raise? Two minutes with your partner, write them on orange notes.' [WAIT 2 MINUTES.] Invite pairs to post notes. Read each aloud and say: 'Can we answer this right now, or do we need more tools?' Celebrate uncertainty explicitly: 'The orange notes are not a sign that we are confused — they are a sign that we are thinking mathematically. Real scientists </w:t>
             </w:r>
-            <w:del w:id="9146" w:author="Claude (AI) - proposed" w:date="2026-10-15T12:57:34Z">
+            <w:del w:id="9146" w:author="Claude (AI) - proposed" w:date="2026-10-18T00:30:44Z">
               <w:r>
                 <w:rPr>
                   <w:rFonts w:ascii="Arial" w:cs="Arial" w:eastAsia="Arial" w:hAnsi="Arial"/>
@@ -19994,7 +19994,7 @@
                 <w:delText xml:space="preserve">at the Kenya Meteorological Department</w:delText>
               </w:r>
             </w:del>
-            <w:ins w:id="9147" w:author="Claude (AI) - proposed" w:date="2026-10-15T12:57:34Z">
+            <w:ins w:id="9147" w:author="Claude (AI) - proposed" w:date="2026-10-18T00:30:44Z">
               <w:r>
                 <w:rPr>
                   <w:rFonts w:ascii="Arial" w:cs="Arial" w:eastAsia="Arial" w:hAnsi="Arial"/>
@@ -20144,7 +20144,7 @@
             <w:pPr>
               <w:spacing w:after="20" w:before="0"/>
             </w:pPr>
-            <w:hyperlink w:history="1" r:id="rIdbksln7rmtsssrovl2q6ef">
+            <w:hyperlink w:history="1" r:id="rIdvx2utgoodfqxg4g8xibzf">
               <w:r>
                 <w:rPr>
                   <w:rFonts w:ascii="Arial" w:cs="Arial" w:eastAsia="Arial" w:hAnsi="Arial"/>
@@ -20193,7 +20193,7 @@
               <w:spacing w:after="10" w:before="0"/>
               <w:ind w:left="120"/>
             </w:pPr>
-            <w:hyperlink w:history="1" r:id="rId4wknkisnkn97wchlhko9o">
+            <w:hyperlink w:history="1" r:id="rIdfpcrpoms8eoaudpgj3j2a">
               <w:r>
                 <w:rPr>
                   <w:rFonts w:ascii="Arial" w:cs="Arial" w:eastAsia="Arial" w:hAnsi="Arial"/>
@@ -20238,7 +20238,7 @@
             <w:pPr>
               <w:spacing w:after="20" w:before="0"/>
             </w:pPr>
-            <w:hyperlink w:history="1" r:id="rIdsgguuun34n5vbnkbue1oo">
+            <w:hyperlink w:history="1" r:id="rIdfszluhzak0tpv2fxn2rst">
               <w:r>
                 <w:rPr>
                   <w:rFonts w:ascii="Arial" w:cs="Arial" w:eastAsia="Arial" w:hAnsi="Arial"/>
@@ -20287,7 +20287,7 @@
               <w:spacing w:after="10" w:before="0"/>
               <w:ind w:left="120"/>
             </w:pPr>
-            <w:hyperlink w:history="1" r:id="rIdz1mvka2p9u9dawqtanbnq">
+            <w:hyperlink w:history="1" r:id="rIdosemrwe9eewm66ts1ewcx">
               <w:r>
                 <w:rPr>
                   <w:rFonts w:ascii="Arial" w:cs="Arial" w:eastAsia="Arial" w:hAnsi="Arial"/>
@@ -20812,7 +20812,7 @@
         </w:rPr>
         <w:t xml:space="preserve">© 2026 SeaVuria and ARES. Aligned with KICD objectives. Developed by SeaVuria; technical implementation by ARES (with AI assistance from Claude). Licensed under </w:t>
       </w:r>
-      <w:hyperlink w:history="1" r:id="rId6y1qeokoszywg39vg05qi">
+      <w:hyperlink w:history="1" r:id="rIdd53oo4xe3ru0ljoh5tled">
         <w:r>
           <w:rPr>
             <w:rFonts w:ascii="Arial" w:cs="Arial" w:eastAsia="Arial" w:hAnsi="Arial"/>
@@ -20833,7 +20833,7 @@
         </w:rPr>
         <w:t xml:space="preserve"> (</w:t>
       </w:r>
-      <w:hyperlink w:history="1" r:id="rIdjmm9l9y4hl2h-xwrwwl3a">
+      <w:hyperlink w:history="1" r:id="rIddltyok17y9qa-frkzixiy">
         <w:r>
           <w:rPr>
             <w:rFonts w:ascii="Arial" w:cs="Arial" w:eastAsia="Arial" w:hAnsi="Arial"/>
@@ -21873,7 +21873,7 @@
             <w:pPr>
               <w:spacing w:after="20" w:before="0"/>
             </w:pPr>
-            <w:hyperlink w:history="1" r:id="rIdolw2dudbyhkklxaqqtygm">
+            <w:hyperlink w:history="1" r:id="rIdjzaspc4tmpasdwy5uf3lj">
               <w:r>
                 <w:rPr>
                   <w:rFonts w:ascii="Arial" w:cs="Arial" w:eastAsia="Arial" w:hAnsi="Arial"/>
@@ -21922,7 +21922,7 @@
               <w:spacing w:after="10" w:before="0"/>
               <w:ind w:left="120"/>
             </w:pPr>
-            <w:hyperlink w:history="1" r:id="rIdorhicg2ojscqg23z6kass">
+            <w:hyperlink w:history="1" r:id="rIdwlntgwfa9tlsnnqp8br0z">
               <w:r>
                 <w:rPr>
                   <w:rFonts w:ascii="Arial" w:cs="Arial" w:eastAsia="Arial" w:hAnsi="Arial"/>
@@ -21967,7 +21967,7 @@
             <w:pPr>
               <w:spacing w:after="20" w:before="0"/>
             </w:pPr>
-            <w:hyperlink w:history="1" r:id="rIdh0zronlewjoks22onwsv2">
+            <w:hyperlink w:history="1" r:id="rId72azphbt8gnxs6warmgku">
               <w:r>
                 <w:rPr>
                   <w:rFonts w:ascii="Arial" w:cs="Arial" w:eastAsia="Arial" w:hAnsi="Arial"/>
@@ -22000,7 +22000,7 @@
               <w:spacing w:after="10" w:before="0"/>
               <w:ind w:left="120"/>
             </w:pPr>
-            <w:hyperlink w:history="1" r:id="rIdgn98c6kr3b44-pd1favnj">
+            <w:hyperlink w:history="1" r:id="rIdatg28xojsax5hrmjux0oe">
               <w:r>
                 <w:rPr>
                   <w:rFonts w:ascii="Arial" w:cs="Arial" w:eastAsia="Arial" w:hAnsi="Arial"/>
@@ -22200,7 +22200,7 @@
             <w:pPr>
               <w:spacing w:after="20" w:before="0"/>
             </w:pPr>
-            <w:hyperlink w:history="1" r:id="rIdwxnnhxg-csm7xnp7w8znp">
+            <w:hyperlink w:history="1" r:id="rId6bn_4gwqlnkdhd_an_rnq">
               <w:r>
                 <w:rPr>
                   <w:rFonts w:ascii="Arial" w:cs="Arial" w:eastAsia="Arial" w:hAnsi="Arial"/>
@@ -22249,7 +22249,7 @@
               <w:spacing w:after="10" w:before="0"/>
               <w:ind w:left="120"/>
             </w:pPr>
-            <w:hyperlink w:history="1" r:id="rIdmzwmzflir58ukeqv-zmq1">
+            <w:hyperlink w:history="1" r:id="rIdbciuur8qepmzursc-y6fu">
               <w:r>
                 <w:rPr>
                   <w:rFonts w:ascii="Arial" w:cs="Arial" w:eastAsia="Arial" w:hAnsi="Arial"/>
@@ -22294,7 +22294,7 @@
             <w:pPr>
               <w:spacing w:after="20" w:before="0"/>
             </w:pPr>
-            <w:hyperlink w:history="1" r:id="rId21p1lehbq-dad7fwthkoc">
+            <w:hyperlink w:history="1" r:id="rIdllm2mwesyoeanw_f1yor_">
               <w:r>
                 <w:rPr>
                   <w:rFonts w:ascii="Arial" w:cs="Arial" w:eastAsia="Arial" w:hAnsi="Arial"/>
@@ -22327,7 +22327,7 @@
               <w:spacing w:after="10" w:before="0"/>
               <w:ind w:left="120"/>
             </w:pPr>
-            <w:hyperlink w:history="1" r:id="rIdzijt8yuw4sudj-pfjcosq">
+            <w:hyperlink w:history="1" r:id="rIdojmvgxi8jbzug-0cpvta6">
               <w:r>
                 <w:rPr>
                   <w:rFonts w:ascii="Arial" w:cs="Arial" w:eastAsia="Arial" w:hAnsi="Arial"/>
@@ -22405,7 +22405,7 @@
               </w:rPr>
               <w:t xml:space="preserve">Distribute tables and say: This table was the calculator of every Kenyan engineer, banker, and scientist before electronic calculators existed. </w:t>
             </w:r>
-            <w:del w:id="9148" w:author="Claude (AI) - proposed" w:date="2026-10-15T12:57:34Z">
+            <w:del w:id="9148" w:author="Claude (AI) - proposed" w:date="2026-10-18T00:30:44Z">
               <w:r>
                 <w:rPr>
                   <w:rFonts w:ascii="Arial" w:cs="Arial" w:eastAsia="Arial" w:hAnsi="Arial"/>
@@ -22420,7 +22420,7 @@
                 <w:delText xml:space="preserve">It is still on the KCSE syllabus</w:delText>
               </w:r>
             </w:del>
-            <w:ins w:id="9149" w:author="Claude (AI) - proposed" w:date="2026-10-15T12:57:34Z">
+            <w:ins w:id="9149" w:author="Claude (AI) - proposed" w:date="2026-10-18T00:30:44Z">
               <w:r>
                 <w:rPr>
                   <w:rFonts w:ascii="Arial" w:cs="Arial" w:eastAsia="Arial" w:hAnsi="Arial"/>
@@ -22570,7 +22570,7 @@
             <w:pPr>
               <w:spacing w:after="20" w:before="0"/>
             </w:pPr>
-            <w:hyperlink w:history="1" r:id="rIduthopzckq07acsbpjmzq6">
+            <w:hyperlink w:history="1" r:id="rIddodohg74ol3zopppzjscd">
               <w:r>
                 <w:rPr>
                   <w:rFonts w:ascii="Arial" w:cs="Arial" w:eastAsia="Arial" w:hAnsi="Arial"/>
@@ -22619,7 +22619,7 @@
               <w:spacing w:after="10" w:before="0"/>
               <w:ind w:left="120"/>
             </w:pPr>
-            <w:hyperlink w:history="1" r:id="rIdpoyxveqnph_twg5jbg1tu">
+            <w:hyperlink w:history="1" r:id="rIdz_lkmzqinun__mzuhbsvk">
               <w:r>
                 <w:rPr>
                   <w:rFonts w:ascii="Arial" w:cs="Arial" w:eastAsia="Arial" w:hAnsi="Arial"/>
@@ -22664,7 +22664,7 @@
             <w:pPr>
               <w:spacing w:after="20" w:before="0"/>
             </w:pPr>
-            <w:hyperlink w:history="1" r:id="rIdvpnpd0coiovneodkixilp">
+            <w:hyperlink w:history="1" r:id="rIdkxcmc5tuca8lkarwquhrf">
               <w:r>
                 <w:rPr>
                   <w:rFonts w:ascii="Arial" w:cs="Arial" w:eastAsia="Arial" w:hAnsi="Arial"/>
@@ -22697,7 +22697,7 @@
               <w:spacing w:after="10" w:before="0"/>
               <w:ind w:left="120"/>
             </w:pPr>
-            <w:hyperlink w:history="1" r:id="rIdennfpa0byucs6w9k5wti-">
+            <w:hyperlink w:history="1" r:id="rIdk2fjhyl5nhpoymswfe429">
               <w:r>
                 <w:rPr>
                   <w:rFonts w:ascii="Arial" w:cs="Arial" w:eastAsia="Arial" w:hAnsi="Arial"/>
@@ -22742,7 +22742,7 @@
               </w:rPr>
               <w:t xml:space="preserve">Learners formalise the rules in their own words with teacher facilitation. First, pairs write a two-sentence definition of characteristic and mantissa in their notebooks. Then the class constructs a shared definition on the board. Next, learners work through a structured error-analysis task: they receive a printed card showing three sample table readings made by a fictional student named Amina as she calculates seed counts for her science project in Kitale. Reading 1: log 364 equals 1.5611 (error — correct is 2.5611, wrong characteristic). Reading 2: log 0.072 equals 2 bar point 8573 (correct). Reading 3: log 4700 equals 3.</w:t>
             </w:r>
-            <w:del w:id="9150" w:author="Claude (AI) - proposed" w:date="2026-10-15T12:57:34Z">
+            <w:del w:id="9150" w:author="Claude (AI) - proposed" w:date="2026-10-18T00:30:44Z">
               <w:r>
                 <w:rPr>
                   <w:rFonts w:ascii="Arial" w:cs="Arial" w:eastAsia="Arial" w:hAnsi="Arial"/>
@@ -22757,7 +22757,7 @@
                 <w:delText xml:space="preserve">6812</w:delText>
               </w:r>
             </w:del>
-            <w:ins w:id="9151" w:author="Claude (AI) - proposed" w:date="2026-10-15T12:57:34Z">
+            <w:ins w:id="9151" w:author="Claude (AI) - proposed" w:date="2026-10-18T00:30:44Z">
               <w:r>
                 <w:rPr>
                   <w:rFonts w:ascii="Arial" w:cs="Arial" w:eastAsia="Arial" w:hAnsi="Arial"/>
@@ -22785,7 +22785,7 @@
               </w:rPr>
               <w:t xml:space="preserve"> (error — correct is 3.6721, digits transposed in mantissa). Learners identify and correct each error, writing a brief explanation of what Amina did wrong. Finally, learners verify </w:t>
             </w:r>
-            <w:del w:id="9152" w:author="Claude (AI) - proposed" w:date="2026-10-15T12:57:34Z">
+            <w:del w:id="9152" w:author="Claude (AI) - proposed" w:date="2026-10-18T00:30:44Z">
               <w:r>
                 <w:rPr>
                   <w:rFonts w:ascii="Arial" w:cs="Arial" w:eastAsia="Arial" w:hAnsi="Arial"/>
@@ -22800,7 +22800,7 @@
                 <w:delText xml:space="preserve">all five values from the lesson</w:delText>
               </w:r>
             </w:del>
-            <w:ins w:id="9153" w:author="Claude (AI) - proposed" w:date="2026-10-15T12:57:34Z">
+            <w:ins w:id="9153" w:author="Claude (AI) - proposed" w:date="2026-10-18T00:30:44Z">
               <w:r>
                 <w:rPr>
                   <w:rFonts w:ascii="Arial" w:cs="Arial" w:eastAsia="Arial" w:hAnsi="Arial"/>
@@ -22828,7 +22828,7 @@
               </w:rPr>
               <w:t xml:space="preserve"> — log 256, log </w:t>
             </w:r>
-            <w:del w:id="9154" w:author="Claude (AI) - proposed" w:date="2026-10-15T12:57:34Z">
+            <w:del w:id="9154" w:author="Claude (AI) - proposed" w:date="2026-10-18T00:30:44Z">
               <w:r>
                 <w:rPr>
                   <w:rFonts w:ascii="Arial" w:cs="Arial" w:eastAsia="Arial" w:hAnsi="Arial"/>
@@ -22856,7 +22856,7 @@
               </w:rPr>
               <w:t xml:space="preserve">0.004</w:t>
             </w:r>
-            <w:del w:id="9155" w:author="Claude (AI) - proposed" w:date="2026-10-15T12:57:34Z">
+            <w:del w:id="9155" w:author="Claude (AI) - proposed" w:date="2026-10-18T00:30:44Z">
               <w:r>
                 <w:rPr>
                   <w:rFonts w:ascii="Arial" w:cs="Arial" w:eastAsia="Arial" w:hAnsi="Arial"/>
@@ -22871,7 +22871,7 @@
                 <w:delText xml:space="preserve">, log 364,</w:delText>
               </w:r>
             </w:del>
-            <w:ins w:id="9156" w:author="Claude (AI) - proposed" w:date="2026-10-15T12:57:34Z">
+            <w:ins w:id="9156" w:author="Claude (AI) - proposed" w:date="2026-10-18T00:30:44Z">
               <w:r>
                 <w:rPr>
                   <w:rFonts w:ascii="Arial" w:cs="Arial" w:eastAsia="Arial" w:hAnsi="Arial"/>
@@ -22932,7 +22932,7 @@
               </w:rPr>
               <w:t xml:space="preserve">After pairs write their definitions, ask: Can someone tell me in one sentence what the characteristic tells you and what the mantissa tells you — without using the words characteristic or mantissa? WAIT 45 SECONDS. Take two responses. Guide the class to the phrasing: The whole-number part of a common logarithm tells you which power of 10 the number is closest to; the decimal part comes from the table and depends only on the significant digits. Distribute error-analysis cards. Say: Amina is a </w:t>
             </w:r>
-            <w:del w:id="9157" w:author="Claude (AI) - proposed" w:date="2026-10-15T12:57:34Z">
+            <w:del w:id="9157" w:author="Claude (AI) - proposed" w:date="2026-10-18T00:30:44Z">
               <w:r>
                 <w:rPr>
                   <w:rFonts w:ascii="Arial" w:cs="Arial" w:eastAsia="Arial" w:hAnsi="Arial"/>
@@ -22947,7 +22947,7 @@
                 <w:delText xml:space="preserve">Form 3 student</w:delText>
               </w:r>
             </w:del>
-            <w:ins w:id="9158" w:author="Claude (AI) - proposed" w:date="2026-10-15T12:57:34Z">
+            <w:ins w:id="9158" w:author="Claude (AI) - proposed" w:date="2026-10-18T00:30:44Z">
               <w:r>
                 <w:rPr>
                   <w:rFonts w:ascii="Arial" w:cs="Arial" w:eastAsia="Arial" w:hAnsi="Arial"/>
@@ -23097,7 +23097,7 @@
             <w:pPr>
               <w:spacing w:after="20" w:before="0"/>
             </w:pPr>
-            <w:hyperlink w:history="1" r:id="rIdaktfpcofwjoojibpmdpzt">
+            <w:hyperlink w:history="1" r:id="rIda9sypldipwx-ydc_cqzta">
               <w:r>
                 <w:rPr>
                   <w:rFonts w:ascii="Arial" w:cs="Arial" w:eastAsia="Arial" w:hAnsi="Arial"/>
@@ -23146,7 +23146,7 @@
               <w:spacing w:after="10" w:before="0"/>
               <w:ind w:left="120"/>
             </w:pPr>
-            <w:hyperlink w:history="1" r:id="rIdf_47dqsa-rsbgku7hltiz">
+            <w:hyperlink w:history="1" r:id="rIdosgfzjycxu0arfpvnvdhv">
               <w:r>
                 <w:rPr>
                   <w:rFonts w:ascii="Arial" w:cs="Arial" w:eastAsia="Arial" w:hAnsi="Arial"/>
@@ -23191,7 +23191,7 @@
             <w:pPr>
               <w:spacing w:after="20" w:before="0"/>
             </w:pPr>
-            <w:hyperlink w:history="1" r:id="rId8ssanovynuc21vdd-hazb">
+            <w:hyperlink w:history="1" r:id="rId1z9deq4jazo0jsxuh3i5g">
               <w:r>
                 <w:rPr>
                   <w:rFonts w:ascii="Arial" w:cs="Arial" w:eastAsia="Arial" w:hAnsi="Arial"/>
@@ -23224,7 +23224,7 @@
               <w:spacing w:after="10" w:before="0"/>
               <w:ind w:left="120"/>
             </w:pPr>
-            <w:hyperlink w:history="1" r:id="rIdjq73eypr6ifkcfgcg4fna">
+            <w:hyperlink w:history="1" r:id="rIdkvtxndfs8pggpoxek1ui_">
               <w:r>
                 <w:rPr>
                   <w:rFonts w:ascii="Arial" w:cs="Arial" w:eastAsia="Arial" w:hAnsi="Arial"/>
@@ -23302,7 +23302,7 @@
               </w:rPr>
               <w:t xml:space="preserve">Point to the DQB and say: Every lesson we have been building evidence. Today we gained a new tool — the log table. Let us see what questions it resolves and what new questions it opens. Read the Lesson 5 sticky note aloud. Ask: Did reading log values from a table help you understand why we need the word logarithm — or does it raise a different question? WAIT </w:t>
             </w:r>
-            <w:del w:id="9159" w:author="Claude (AI) - proposed" w:date="2026-10-15T12:57:34Z">
+            <w:del w:id="9159" w:author="Claude (AI) - proposed" w:date="2026-10-18T00:30:44Z">
               <w:r>
                 <w:rPr>
                   <w:rFonts w:ascii="Arial" w:cs="Arial" w:eastAsia="Arial" w:hAnsi="Arial"/>
@@ -23317,7 +23317,7 @@
                 <w:delText xml:space="preserve">60</w:delText>
               </w:r>
             </w:del>
-            <w:ins w:id="9160" w:author="Claude (AI) - proposed" w:date="2026-10-15T12:57:34Z">
+            <w:ins w:id="9160" w:author="Claude (AI) - proposed" w:date="2026-10-18T00:30:44Z">
               <w:r>
                 <w:rPr>
                   <w:rFonts w:ascii="Arial" w:cs="Arial" w:eastAsia="Arial" w:hAnsi="Arial"/>
@@ -23345,7 +23345,7 @@
               </w:rPr>
               <w:t xml:space="preserve"> SECONDS. Take three responses. Then say: Write your new question on a sticky note. It must be something today made you wonder — not something you already knew. WAIT </w:t>
             </w:r>
-            <w:del w:id="9161" w:author="Claude (AI) - proposed" w:date="2026-10-15T12:57:34Z">
+            <w:del w:id="9161" w:author="Claude (AI) - proposed" w:date="2026-10-18T00:30:44Z">
               <w:r>
                 <w:rPr>
                   <w:rFonts w:ascii="Arial" w:cs="Arial" w:eastAsia="Arial" w:hAnsi="Arial"/>
@@ -23360,7 +23360,7 @@
                 <w:delText xml:space="preserve">90</w:delText>
               </w:r>
             </w:del>
-            <w:ins w:id="9162" w:author="Claude (AI) - proposed" w:date="2026-10-15T12:57:34Z">
+            <w:ins w:id="9162" w:author="Claude (AI) - proposed" w:date="2026-10-18T00:30:44Z">
               <w:r>
                 <w:rPr>
                   <w:rFonts w:ascii="Arial" w:cs="Arial" w:eastAsia="Arial" w:hAnsi="Arial"/>
@@ -23510,7 +23510,7 @@
             <w:pPr>
               <w:spacing w:after="20" w:before="0"/>
             </w:pPr>
-            <w:hyperlink w:history="1" r:id="rIdhdbcafvc_tdzckybanqnv">
+            <w:hyperlink w:history="1" r:id="rIdpsei7aaruivu923sriwzq">
               <w:r>
                 <w:rPr>
                   <w:rFonts w:ascii="Arial" w:cs="Arial" w:eastAsia="Arial" w:hAnsi="Arial"/>
@@ -23559,7 +23559,7 @@
               <w:spacing w:after="10" w:before="0"/>
               <w:ind w:left="120"/>
             </w:pPr>
-            <w:hyperlink w:history="1" r:id="rIdttq_vfd5ymtohrftmvetg">
+            <w:hyperlink w:history="1" r:id="rIds-7psepdt_02v-usplu-m">
               <w:r>
                 <w:rPr>
                   <w:rFonts w:ascii="Arial" w:cs="Arial" w:eastAsia="Arial" w:hAnsi="Arial"/>
@@ -23604,7 +23604,7 @@
             <w:pPr>
               <w:spacing w:after="20" w:before="0"/>
             </w:pPr>
-            <w:hyperlink w:history="1" r:id="rIdamlap7lusumnz9e2wzs3j">
+            <w:hyperlink w:history="1" r:id="rIdlfssh7wqrbfox5n56yepi">
               <w:r>
                 <w:rPr>
                   <w:rFonts w:ascii="Arial" w:cs="Arial" w:eastAsia="Arial" w:hAnsi="Arial"/>
@@ -23653,7 +23653,7 @@
               <w:spacing w:after="10" w:before="0"/>
               <w:ind w:left="120"/>
             </w:pPr>
-            <w:hyperlink w:history="1" r:id="rIdqy6w5fms3zodicgxqddcz">
+            <w:hyperlink w:history="1" r:id="rIdrxfnzqtxsrlblbzk9xqco">
               <w:r>
                 <w:rPr>
                   <w:rFonts w:ascii="Arial" w:cs="Arial" w:eastAsia="Arial" w:hAnsi="Arial"/>
@@ -23698,7 +23698,7 @@
               </w:rPr>
               <w:t xml:space="preserve">Learners individually draw or complete a two-part model diagram in their notebooks. Part 1 — the Number Line Model: a horizontal line with powers of 10 marked at equal intervals (10 to the 0 equals 1; 10 to the 1 equals 10; 10 to the 2 equals 100; 10 to the 3 equals 1000; 10 to the 4 equals 10000). They plot and label five numbers from today — 256, 25000, 0.004, 364, 4700 — between the correct power-of-10 markers, and write the common log value beneath each. Part 2 — the Table Reading Algorithm: a numbered flowchart (six steps from the observation frame) that another student could follow to find any common logarithm. Pairs swap notebooks and attempt to follow each other algorithm using a new number: log 3840 (the </w:t>
             </w:r>
-            <w:del w:id="9163" w:author="Claude (AI) - proposed" w:date="2026-10-15T12:57:34Z">
+            <w:del w:id="9163" w:author="Claude (AI) - proposed" w:date="2026-10-18T00:30:44Z">
               <w:r>
                 <w:rPr>
                   <w:rFonts w:ascii="Arial" w:cs="Arial" w:eastAsia="Arial" w:hAnsi="Arial"/>
@@ -23713,7 +23713,7 @@
                 <w:delText xml:space="preserve">approximate number of maize seeds</w:delText>
               </w:r>
             </w:del>
-            <w:ins w:id="9164" w:author="Claude (AI) - proposed" w:date="2026-10-15T12:57:34Z">
+            <w:ins w:id="9164" w:author="Claude (AI) - proposed" w:date="2026-10-18T00:30:44Z">
               <w:r>
                 <w:rPr>
                   <w:rFonts w:ascii="Arial" w:cs="Arial" w:eastAsia="Arial" w:hAnsi="Arial"/>
@@ -23741,7 +23741,7 @@
               </w:rPr>
               <w:t xml:space="preserve"> harvested per hectare in a good Kitale season</w:t>
             </w:r>
-            <w:del w:id="9165" w:author="Claude (AI) - proposed" w:date="2026-10-15T12:57:34Z">
+            <w:del w:id="9165" w:author="Claude (AI) - proposed" w:date="2026-10-18T00:30:44Z">
               <w:r>
                 <w:rPr>
                   <w:rFonts w:ascii="Arial" w:cs="Arial" w:eastAsia="Arial" w:hAnsi="Arial"/>
@@ -23769,7 +23769,7 @@
               </w:rPr>
               <w:t xml:space="preserve">). If the partner can successfully execute the algorithm and arrive at 3.5843, the model is considered complete. Learners write one sentence connecting the model back to the Maize Doubling Puzzle: how does being able to read log 256 equals 2.4082 help the Kitale farmer</w:t>
             </w:r>
-            <w:del w:id="9166" w:author="Claude (AI) - proposed" w:date="2026-10-15T12:57:34Z">
+            <w:del w:id="9166" w:author="Claude (AI) - proposed" w:date="2026-10-18T00:30:44Z">
               <w:r>
                 <w:rPr>
                   <w:rFonts w:ascii="Arial" w:cs="Arial" w:eastAsia="Arial" w:hAnsi="Arial"/>
@@ -24277,7 +24277,7 @@
         </w:rPr>
         <w:t xml:space="preserve">© 2026 SeaVuria and ARES. Aligned with KICD objectives. Developed by SeaVuria; technical implementation by ARES (with AI assistance from Claude). Licensed under </w:t>
       </w:r>
-      <w:hyperlink w:history="1" r:id="rId1m0grizm7xoywpc5oextq">
+      <w:hyperlink w:history="1" r:id="rIdxvcpq3qdyjlv9zf1km_7a">
         <w:r>
           <w:rPr>
             <w:rFonts w:ascii="Arial" w:cs="Arial" w:eastAsia="Arial" w:hAnsi="Arial"/>
@@ -24298,7 +24298,7 @@
         </w:rPr>
         <w:t xml:space="preserve"> (</w:t>
       </w:r>
-      <w:hyperlink w:history="1" r:id="rId2ihrh2h3ci1of_tittebn">
+      <w:hyperlink w:history="1" r:id="rIds1hycipbebbdfdwznlyqg">
         <w:r>
           <w:rPr>
             <w:rFonts w:ascii="Arial" w:cs="Arial" w:eastAsia="Arial" w:hAnsi="Arial"/>
@@ -25338,7 +25338,7 @@
             <w:pPr>
               <w:spacing w:after="20" w:before="0"/>
             </w:pPr>
-            <w:hyperlink w:history="1" r:id="rIdih9gofhmqqahr3mv1fdfu">
+            <w:hyperlink w:history="1" r:id="rIde0demuiz0vbkpscvp4fk5">
               <w:r>
                 <w:rPr>
                   <w:rFonts w:ascii="Arial" w:cs="Arial" w:eastAsia="Arial" w:hAnsi="Arial"/>
@@ -25371,7 +25371,7 @@
               <w:spacing w:after="10" w:before="0"/>
               <w:ind w:left="120"/>
             </w:pPr>
-            <w:hyperlink w:history="1" r:id="rIdk-rs_txklu-xr4ourwqxg">
+            <w:hyperlink w:history="1" r:id="rIdkshn1zqwwflvp6dxtjys9">
               <w:r>
                 <w:rPr>
                   <w:rFonts w:ascii="Arial" w:cs="Arial" w:eastAsia="Arial" w:hAnsi="Arial"/>
@@ -25416,7 +25416,7 @@
             <w:pPr>
               <w:spacing w:after="20" w:before="0"/>
             </w:pPr>
-            <w:hyperlink w:history="1" r:id="rIduzegfzz7xctx-y71kszv3">
+            <w:hyperlink w:history="1" r:id="rIdo_goe13cab9nmonfzbfka">
               <w:r>
                 <w:rPr>
                   <w:rFonts w:ascii="Arial" w:cs="Arial" w:eastAsia="Arial" w:hAnsi="Arial"/>
@@ -25449,7 +25449,7 @@
               <w:spacing w:after="10" w:before="0"/>
               <w:ind w:left="120"/>
             </w:pPr>
-            <w:hyperlink w:history="1" r:id="rIdgnwa2z9jukpt_pvfi6cau">
+            <w:hyperlink w:history="1" r:id="rIdvm23dqbqftvwgsu79s-bo">
               <w:r>
                 <w:rPr>
                   <w:rFonts w:ascii="Arial" w:cs="Arial" w:eastAsia="Arial" w:hAnsi="Arial"/>
@@ -25649,7 +25649,7 @@
             <w:pPr>
               <w:spacing w:after="20" w:before="0"/>
             </w:pPr>
-            <w:hyperlink w:history="1" r:id="rIdzatqaz9-z-zhjsobrryai">
+            <w:hyperlink w:history="1" r:id="rIdni-or1obd_wtedolekozz">
               <w:r>
                 <w:rPr>
                   <w:rFonts w:ascii="Arial" w:cs="Arial" w:eastAsia="Arial" w:hAnsi="Arial"/>
@@ -25682,7 +25682,7 @@
               <w:spacing w:after="10" w:before="0"/>
               <w:ind w:left="120"/>
             </w:pPr>
-            <w:hyperlink w:history="1" r:id="rIdquue_syok8fjclf2figb9">
+            <w:hyperlink w:history="1" r:id="rIdur_ge8qb-tvgz1tpqbroj">
               <w:r>
                 <w:rPr>
                   <w:rFonts w:ascii="Arial" w:cs="Arial" w:eastAsia="Arial" w:hAnsi="Arial"/>
@@ -25727,7 +25727,7 @@
             <w:pPr>
               <w:spacing w:after="20" w:before="0"/>
             </w:pPr>
-            <w:hyperlink w:history="1" r:id="rIdgolm_ilplsn7wsujsphvc">
+            <w:hyperlink w:history="1" r:id="rId1iv-nzqcoibfaly1f2kb-">
               <w:r>
                 <w:rPr>
                   <w:rFonts w:ascii="Arial" w:cs="Arial" w:eastAsia="Arial" w:hAnsi="Arial"/>
@@ -25760,7 +25760,7 @@
               <w:spacing w:after="10" w:before="0"/>
               <w:ind w:left="120"/>
             </w:pPr>
-            <w:hyperlink w:history="1" r:id="rIdu-av0upanveqcs0oqxlfr">
+            <w:hyperlink w:history="1" r:id="rIdkbgfw5q1j79kafdplisr1">
               <w:r>
                 <w:rPr>
                   <w:rFonts w:ascii="Arial" w:cs="Arial" w:eastAsia="Arial" w:hAnsi="Arial"/>
@@ -25792,7 +25792,7 @@
               <w:spacing w:after="40" w:before="0"/>
               <w:jc w:val="left"/>
             </w:pPr>
-            <w:del w:id="9167" w:author="Claude (AI) - proposed" w:date="2026-10-15T12:57:34Z">
+            <w:del w:id="9167" w:author="Claude (AI) - proposed" w:date="2026-10-18T00:30:44Z">
               <w:r>
                 <w:rPr>
                   <w:rFonts w:ascii="Arial" w:cs="Arial" w:eastAsia="Arial" w:hAnsi="Arial"/>
@@ -25807,7 +25807,7 @@
                 <w:delText xml:space="preserve">Learners work in pairs</w:delText>
               </w:r>
             </w:del>
-            <w:ins w:id="9168" w:author="Claude (AI) - proposed" w:date="2026-10-15T12:57:34Z">
+            <w:ins w:id="9168" w:author="Claude (AI) - proposed" w:date="2026-10-18T00:30:44Z">
               <w:r>
                 <w:rPr>
                   <w:rFonts w:ascii="Arial" w:cs="Arial" w:eastAsia="Arial" w:hAnsi="Arial"/>
@@ -25835,7 +25835,7 @@
               </w:rPr>
               <w:t xml:space="preserve"> through a structured three-part investigation printed on an activity card (or projected): PART A — Multiplication: A Kitale maize </w:t>
             </w:r>
-            <w:del w:id="9169" w:author="Claude (AI) - proposed" w:date="2026-10-15T12:57:34Z">
+            <w:del w:id="9169" w:author="Claude (AI) - proposed" w:date="2026-10-18T00:30:44Z">
               <w:r>
                 <w:rPr>
                   <w:rFonts w:ascii="Arial" w:cs="Arial" w:eastAsia="Arial" w:hAnsi="Arial"/>
@@ -25850,7 +25850,7 @@
                 <w:delText xml:space="preserve">farmer sells two consignments:</w:delText>
               </w:r>
             </w:del>
-            <w:ins w:id="9170" w:author="Claude (AI) - proposed" w:date="2026-10-15T12:57:34Z">
+            <w:ins w:id="9170" w:author="Claude (AI) - proposed" w:date="2026-10-18T00:30:44Z">
               <w:r>
                 <w:rPr>
                   <w:rFonts w:ascii="Arial" w:cs="Arial" w:eastAsia="Arial" w:hAnsi="Arial"/>
@@ -25878,7 +25878,7 @@
               </w:rPr>
               <w:t xml:space="preserve"> 3,750 </w:t>
             </w:r>
-            <w:del w:id="9171" w:author="Claude (AI) - proposed" w:date="2026-10-15T12:57:34Z">
+            <w:del w:id="9171" w:author="Claude (AI) - proposed" w:date="2026-10-18T00:30:44Z">
               <w:r>
                 <w:rPr>
                   <w:rFonts w:ascii="Arial" w:cs="Arial" w:eastAsia="Arial" w:hAnsi="Arial"/>
@@ -25893,7 +25893,7 @@
                 <w:delText xml:space="preserve">kg at one depot and</w:delText>
               </w:r>
             </w:del>
-            <w:ins w:id="9172" w:author="Claude (AI) - proposed" w:date="2026-10-15T12:57:34Z">
+            <w:ins w:id="9172" w:author="Claude (AI) - proposed" w:date="2026-10-18T00:30:44Z">
               <w:r>
                 <w:rPr>
                   <w:rFonts w:ascii="Arial" w:cs="Arial" w:eastAsia="Arial" w:hAnsi="Arial"/>
@@ -25921,7 +25921,7 @@
               </w:rPr>
               <w:t xml:space="preserve"> 4,200 </w:t>
             </w:r>
-            <w:del w:id="9173" w:author="Claude (AI) - proposed" w:date="2026-10-15T12:57:34Z">
+            <w:del w:id="9173" w:author="Claude (AI) - proposed" w:date="2026-10-18T00:30:44Z">
               <w:r>
                 <w:rPr>
                   <w:rFonts w:ascii="Arial" w:cs="Arial" w:eastAsia="Arial" w:hAnsi="Arial"/>
@@ -25936,7 +25936,7 @@
                 <w:delText xml:space="preserve">kg at another</w:delText>
               </w:r>
             </w:del>
-            <w:ins w:id="9174" w:author="Claude (AI) - proposed" w:date="2026-10-15T12:57:34Z">
+            <w:ins w:id="9174" w:author="Claude (AI) - proposed" w:date="2026-10-18T00:30:44Z">
               <w:r>
                 <w:rPr>
                   <w:rFonts w:ascii="Arial" w:cs="Arial" w:eastAsia="Arial" w:hAnsi="Arial"/>
@@ -25964,7 +25964,7 @@
               </w:rPr>
               <w:t xml:space="preserve">. Use logarithms to calculate</w:t>
             </w:r>
-            <w:ins w:id="9175" w:author="Claude (AI) - proposed" w:date="2026-10-15T12:57:34Z">
+            <w:ins w:id="9175" w:author="Claude (AI) - proposed" w:date="2026-10-18T00:30:44Z">
               <w:r>
                 <w:rPr>
                   <w:rFonts w:ascii="Arial" w:cs="Arial" w:eastAsia="Arial" w:hAnsi="Arial"/>
@@ -26012,7 +26012,7 @@
               <w:spacing w:after="40" w:before="0"/>
               <w:jc w:val="left"/>
             </w:pPr>
-            <w:del w:id="9176" w:author="Claude (AI) - proposed" w:date="2026-10-15T12:57:34Z">
+            <w:del w:id="9176" w:author="Claude (AI) - proposed" w:date="2026-10-18T00:30:44Z">
               <w:r>
                 <w:rPr>
                   <w:rFonts w:ascii="Arial" w:cs="Arial" w:eastAsia="Arial" w:hAnsi="Arial"/>
@@ -26027,7 +26027,7 @@
                 <w:delText xml:space="preserve">Distribute</w:delText>
               </w:r>
             </w:del>
-            <w:ins w:id="9177" w:author="Claude (AI) - proposed" w:date="2026-10-15T12:57:34Z">
+            <w:ins w:id="9177" w:author="Claude (AI) - proposed" w:date="2026-10-18T00:30:44Z">
               <w:r>
                 <w:rPr>
                   <w:rFonts w:ascii="Arial" w:cs="Arial" w:eastAsia="Arial" w:hAnsi="Arial"/>
@@ -26055,7 +26055,7 @@
               </w:rPr>
               <w:t xml:space="preserve"> or project the activity card. Say: 'You are now the farmer's accountant and the engineer on the Kericho tea farm. Use the logarithm laws and your tables to solve each problem. Write every step — the law you are using, the log values, the operation, and the antilog. You have 25 minutes.' Circulate continuously. At the 8-minute mark, pause whole class and ask: 'Hands up if your pair has finished Part A.' If fewer than half have finished, say: 'Let me show you the first line for Part A together' — write log(3750 × 4200) = log 3750 + log 4200 on the board and say: 'Now you find log 3750 from your tables. Go.' At the 18-minute mark, cold-call one pair to read their Part B working aloud. Provide wait time of 12 seconds before accepting an answer. Prompt struggling pairs with: 'Which law connects division and logarithms? Look at </w:t>
             </w:r>
-            <w:del w:id="9178" w:author="Claude (AI) - proposed" w:date="2026-10-15T12:57:34Z">
+            <w:del w:id="9178" w:author="Claude (AI) - proposed" w:date="2026-10-18T00:30:44Z">
               <w:r>
                 <w:rPr>
                   <w:rFonts w:ascii="Arial" w:cs="Arial" w:eastAsia="Arial" w:hAnsi="Arial"/>
@@ -26070,7 +26070,7 @@
                 <w:delText xml:space="preserve">your notes from Lesson 6</w:delText>
               </w:r>
             </w:del>
-            <w:ins w:id="9179" w:author="Claude (AI) - proposed" w:date="2026-10-15T12:57:34Z">
+            <w:ins w:id="9179" w:author="Claude (AI) - proposed" w:date="2026-10-18T00:30:44Z">
               <w:r>
                 <w:rPr>
                   <w:rFonts w:ascii="Arial" w:cs="Arial" w:eastAsia="Arial" w:hAnsi="Arial"/>
@@ -26151,7 +26151,7 @@
               <w:spacing w:after="40" w:before="0"/>
               <w:jc w:val="left"/>
             </w:pPr>
-            <w:ins w:id="9180" w:author="Claude (AI) - proposed" w:date="2026-10-15T12:57:34Z">
+            <w:ins w:id="9180" w:author="Claude (AI) - proposed" w:date="2026-10-18T00:30:44Z">
               <w:r>
                 <w:rPr>
                   <w:rFonts w:ascii="Arial" w:cs="Arial" w:eastAsia="Arial" w:hAnsi="Arial"/>
@@ -26235,7 +26235,7 @@
             <w:pPr>
               <w:spacing w:after="20" w:before="0"/>
             </w:pPr>
-            <w:hyperlink w:history="1" r:id="rIduwwy3ek5xvqi1w9gowspy">
+            <w:hyperlink w:history="1" r:id="rIdnmrd4yezvhbgcmdmaatms">
               <w:r>
                 <w:rPr>
                   <w:rFonts w:ascii="Arial" w:cs="Arial" w:eastAsia="Arial" w:hAnsi="Arial"/>
@@ -26268,7 +26268,7 @@
               <w:spacing w:after="10" w:before="0"/>
               <w:ind w:left="120"/>
             </w:pPr>
-            <w:hyperlink w:history="1" r:id="rIdnnxnylpz9lthw9k_r_c9c">
+            <w:hyperlink w:history="1" r:id="rIdldzsg6sn-bgbsjcwc8kyb">
               <w:r>
                 <w:rPr>
                   <w:rFonts w:ascii="Arial" w:cs="Arial" w:eastAsia="Arial" w:hAnsi="Arial"/>
@@ -26313,7 +26313,7 @@
             <w:pPr>
               <w:spacing w:after="20" w:before="0"/>
             </w:pPr>
-            <w:hyperlink w:history="1" r:id="rIdjs3hszugerd0f5mt62jug">
+            <w:hyperlink w:history="1" r:id="rIdurtf0pgi0r_oekrff5b3f">
               <w:r>
                 <w:rPr>
                   <w:rFonts w:ascii="Arial" w:cs="Arial" w:eastAsia="Arial" w:hAnsi="Arial"/>
@@ -26346,7 +26346,7 @@
               <w:spacing w:after="10" w:before="0"/>
               <w:ind w:left="120"/>
             </w:pPr>
-            <w:hyperlink w:history="1" r:id="rIdqbqqleh0vhpel4yvi40th">
+            <w:hyperlink w:history="1" r:id="rIdacfoo9bkov2gfmt9yi42j">
               <w:r>
                 <w:rPr>
                   <w:rFonts w:ascii="Arial" w:cs="Arial" w:eastAsia="Arial" w:hAnsi="Arial"/>
@@ -26546,7 +26546,7 @@
             <w:pPr>
               <w:spacing w:after="20" w:before="0"/>
             </w:pPr>
-            <w:hyperlink w:history="1" r:id="rIdctvrxydz9w2fznactunke">
+            <w:hyperlink w:history="1" r:id="rIdbfg9bl_lppgzood3zs1sf">
               <w:r>
                 <w:rPr>
                   <w:rFonts w:ascii="Arial" w:cs="Arial" w:eastAsia="Arial" w:hAnsi="Arial"/>
@@ -26579,7 +26579,7 @@
               <w:spacing w:after="10" w:before="0"/>
               <w:ind w:left="120"/>
             </w:pPr>
-            <w:hyperlink w:history="1" r:id="rIdiqie94eroif8cjtrguu1d">
+            <w:hyperlink w:history="1" r:id="rIdt5emnqewo7mymjpivk_3u">
               <w:r>
                 <w:rPr>
                   <w:rFonts w:ascii="Arial" w:cs="Arial" w:eastAsia="Arial" w:hAnsi="Arial"/>
@@ -26624,7 +26624,7 @@
             <w:pPr>
               <w:spacing w:after="20" w:before="0"/>
             </w:pPr>
-            <w:hyperlink w:history="1" r:id="rIds8zh5a7caegx_m2qjqlpb">
+            <w:hyperlink w:history="1" r:id="rIdkhlatgltwxzp2hvvuz0uc">
               <w:r>
                 <w:rPr>
                   <w:rFonts w:ascii="Arial" w:cs="Arial" w:eastAsia="Arial" w:hAnsi="Arial"/>
@@ -26657,7 +26657,7 @@
               <w:spacing w:after="10" w:before="0"/>
               <w:ind w:left="120"/>
             </w:pPr>
-            <w:hyperlink w:history="1" r:id="rIdmouueqfemf8neqcjcixlm">
+            <w:hyperlink w:history="1" r:id="rIdkdgcu_nspsx6eyxojigjo">
               <w:r>
                 <w:rPr>
                   <w:rFonts w:ascii="Arial" w:cs="Arial" w:eastAsia="Arial" w:hAnsi="Arial"/>
@@ -26857,7 +26857,7 @@
             <w:pPr>
               <w:spacing w:after="20" w:before="0"/>
             </w:pPr>
-            <w:hyperlink w:history="1" r:id="rIdb3f5uiepqc5n1vqffjzlg">
+            <w:hyperlink w:history="1" r:id="rIdr32bdtcdnwqfqkqll38ed">
               <w:r>
                 <w:rPr>
                   <w:rFonts w:ascii="Arial" w:cs="Arial" w:eastAsia="Arial" w:hAnsi="Arial"/>
@@ -26890,7 +26890,7 @@
               <w:spacing w:after="10" w:before="0"/>
               <w:ind w:left="120"/>
             </w:pPr>
-            <w:hyperlink w:history="1" r:id="rIdqh35h3ij66gz_xhnqaivs">
+            <w:hyperlink w:history="1" r:id="rIduq50tvgnfvcnuwqiaw6yi">
               <w:r>
                 <w:rPr>
                   <w:rFonts w:ascii="Arial" w:cs="Arial" w:eastAsia="Arial" w:hAnsi="Arial"/>
@@ -26935,7 +26935,7 @@
             <w:pPr>
               <w:spacing w:after="20" w:before="0"/>
             </w:pPr>
-            <w:hyperlink w:history="1" r:id="rIdq0djstcvlbuvynicn4v95">
+            <w:hyperlink w:history="1" r:id="rIdofhazl3khes63_yxb95wb">
               <w:r>
                 <w:rPr>
                   <w:rFonts w:ascii="Arial" w:cs="Arial" w:eastAsia="Arial" w:hAnsi="Arial"/>
@@ -26984,7 +26984,7 @@
               <w:spacing w:after="10" w:before="0"/>
               <w:ind w:left="120"/>
             </w:pPr>
-            <w:hyperlink w:history="1" r:id="rIdgp90ba1veddn3wqefd-pn">
+            <w:hyperlink w:history="1" r:id="rIdb2-hhqvqnmwcqa7i1-_1r">
               <w:r>
                 <w:rPr>
                   <w:rFonts w:ascii="Arial" w:cs="Arial" w:eastAsia="Arial" w:hAnsi="Arial"/>
@@ -27029,7 +27029,7 @@
               </w:rPr>
               <w:t xml:space="preserve">Learners revisit their </w:t>
             </w:r>
-            <w:del w:id="9181" w:author="Claude (AI) - proposed" w:date="2026-10-15T12:57:34Z">
+            <w:del w:id="9181" w:author="Claude (AI) - proposed" w:date="2026-10-18T00:30:44Z">
               <w:r>
                 <w:rPr>
                   <w:rFonts w:ascii="Arial" w:cs="Arial" w:eastAsia="Arial" w:hAnsi="Arial"/>
@@ -27044,7 +27044,7 @@
                 <w:delText xml:space="preserve">cumulative model of the Maize Doubling Puzzle — a diagram/annotated number line they have been building since Lesson 1</w:delText>
               </w:r>
             </w:del>
-            <w:ins w:id="9182" w:author="Claude (AI) - proposed" w:date="2026-10-15T12:57:34Z">
+            <w:ins w:id="9182" w:author="Claude (AI) - proposed" w:date="2026-10-18T00:30:44Z">
               <w:r>
                 <w:rPr>
                   <w:rFonts w:ascii="Arial" w:cs="Arial" w:eastAsia="Arial" w:hAnsi="Arial"/>
@@ -27105,7 +27105,7 @@
               </w:rPr>
               <w:t xml:space="preserve">Say: 'Take out your cumulative model. Today you are adding the most powerful layer yet — showing exactly WHY the farmer's notebook problem is solved.' Display a blank 'Logarithm Calculation Strip' template on the projector and model the first annotation live: 'Season 8 gives us 2⁸ seeds</w:t>
             </w:r>
-            <w:del w:id="9183" w:author="Claude (AI) - proposed" w:date="2026-10-15T12:57:34Z">
+            <w:del w:id="9183" w:author="Claude (AI) - proposed" w:date="2026-10-18T00:30:44Z">
               <w:r>
                 <w:rPr>
                   <w:rFonts w:ascii="Arial" w:cs="Arial" w:eastAsia="Arial" w:hAnsi="Arial"/>
@@ -27120,7 +27120,7 @@
                 <w:delText xml:space="preserve">.</w:delText>
               </w:r>
             </w:del>
-            <w:ins w:id="9184" w:author="Claude (AI) - proposed" w:date="2026-10-15T12:57:34Z">
+            <w:ins w:id="9184" w:author="Claude (AI) - proposed" w:date="2026-10-18T00:30:44Z">
               <w:r>
                 <w:rPr>
                   <w:rFonts w:ascii="Arial" w:cs="Arial" w:eastAsia="Arial" w:hAnsi="Arial"/>
@@ -27148,7 +27148,7 @@
               </w:rPr>
               <w:t xml:space="preserve"> Season 4 gives us 2⁴ seeds. </w:t>
             </w:r>
-            <w:del w:id="9185" w:author="Claude (AI) - proposed" w:date="2026-10-15T12:57:34Z">
+            <w:del w:id="9185" w:author="Claude (AI) - proposed" w:date="2026-10-18T00:30:44Z">
               <w:r>
                 <w:rPr>
                   <w:rFonts w:ascii="Arial" w:cs="Arial" w:eastAsia="Arial" w:hAnsi="Arial"/>
@@ -27163,7 +27163,7 @@
                 <w:delText xml:space="preserve">If the farmer combines both harvests, the total is</w:delText>
               </w:r>
             </w:del>
-            <w:ins w:id="9186" w:author="Claude (AI) - proposed" w:date="2026-10-15T12:57:34Z">
+            <w:ins w:id="9186" w:author="Claude (AI) - proposed" w:date="2026-10-18T00:30:44Z">
               <w:r>
                 <w:rPr>
                   <w:rFonts w:ascii="Arial" w:cs="Arial" w:eastAsia="Arial" w:hAnsi="Arial"/>
@@ -27191,7 +27191,7 @@
               </w:rPr>
               <w:t xml:space="preserve"> 2⁸ × 2⁴ = 2¹²</w:t>
             </w:r>
-            <w:ins w:id="9187" w:author="Claude (AI) - proposed" w:date="2026-10-15T12:57:34Z">
+            <w:ins w:id="9187" w:author="Claude (AI) - proposed" w:date="2026-10-18T00:30:44Z">
               <w:r>
                 <w:rPr>
                   <w:rFonts w:ascii="Arial" w:cs="Arial" w:eastAsia="Arial" w:hAnsi="Arial"/>
@@ -27666,7 +27666,7 @@
         </w:rPr>
         <w:t xml:space="preserve">© 2026 SeaVuria and ARES. Aligned with KICD objectives. Developed by SeaVuria; technical implementation by ARES (with AI assistance from Claude). Licensed under </w:t>
       </w:r>
-      <w:hyperlink w:history="1" r:id="rIdettzwv1piudxmd32ccimd">
+      <w:hyperlink w:history="1" r:id="rIdwd3hgkk-k5h2goldem_ts">
         <w:r>
           <w:rPr>
             <w:rFonts w:ascii="Arial" w:cs="Arial" w:eastAsia="Arial" w:hAnsi="Arial"/>
@@ -27687,7 +27687,7 @@
         </w:rPr>
         <w:t xml:space="preserve"> (</w:t>
       </w:r>
-      <w:hyperlink w:history="1" r:id="rIdm87pcbkvy9fpzbawfy8yj">
+      <w:hyperlink w:history="1" r:id="rIdkv_auayqkpcbtuuusyh5h">
         <w:r>
           <w:rPr>
             <w:rFonts w:ascii="Arial" w:cs="Arial" w:eastAsia="Arial" w:hAnsi="Arial"/>
@@ -28727,7 +28727,7 @@
             <w:pPr>
               <w:spacing w:after="20" w:before="0"/>
             </w:pPr>
-            <w:hyperlink w:history="1" r:id="rIdhfvjp54ubwofstl7jdwwk">
+            <w:hyperlink w:history="1" r:id="rIdvc_076irbhbfnhshfm-pd">
               <w:r>
                 <w:rPr>
                   <w:rFonts w:ascii="Arial" w:cs="Arial" w:eastAsia="Arial" w:hAnsi="Arial"/>
@@ -28760,7 +28760,7 @@
               <w:spacing w:after="10" w:before="0"/>
               <w:ind w:left="120"/>
             </w:pPr>
-            <w:hyperlink w:history="1" r:id="rId0gpokhsxluxqejqac91if">
+            <w:hyperlink w:history="1" r:id="rIdfynrnyulrazbgyjhycliq">
               <w:r>
                 <w:rPr>
                   <w:rFonts w:ascii="Arial" w:cs="Arial" w:eastAsia="Arial" w:hAnsi="Arial"/>
@@ -28805,7 +28805,7 @@
             <w:pPr>
               <w:spacing w:after="20" w:before="0"/>
             </w:pPr>
-            <w:hyperlink w:history="1" r:id="rIdrtjsawcfhsoxvbxfq3f4-">
+            <w:hyperlink w:history="1" r:id="rId6u8cp6dqzsomxku44vcpf">
               <w:r>
                 <w:rPr>
                   <w:rFonts w:ascii="Arial" w:cs="Arial" w:eastAsia="Arial" w:hAnsi="Arial"/>
@@ -28838,7 +28838,7 @@
               <w:spacing w:after="10" w:before="0"/>
               <w:ind w:left="120"/>
             </w:pPr>
-            <w:hyperlink w:history="1" r:id="rId0vjhqp84olzckjb1pypu4">
+            <w:hyperlink w:history="1" r:id="rIddeofhs8i9evteq6igki51">
               <w:r>
                 <w:rPr>
                   <w:rFonts w:ascii="Arial" w:cs="Arial" w:eastAsia="Arial" w:hAnsi="Arial"/>
@@ -29038,7 +29038,7 @@
             <w:pPr>
               <w:spacing w:after="20" w:before="0"/>
             </w:pPr>
-            <w:hyperlink w:history="1" r:id="rIdg9qdcgb-yezhqexkjc1q7">
+            <w:hyperlink w:history="1" r:id="rIdccra69_in2m4ptjxbz6el">
               <w:r>
                 <w:rPr>
                   <w:rFonts w:ascii="Arial" w:cs="Arial" w:eastAsia="Arial" w:hAnsi="Arial"/>
@@ -29071,7 +29071,7 @@
               <w:spacing w:after="10" w:before="0"/>
               <w:ind w:left="120"/>
             </w:pPr>
-            <w:hyperlink w:history="1" r:id="rIdll9r7sk9mbktno9_srlc8">
+            <w:hyperlink w:history="1" r:id="rIdlfbbli3liqkiezb5smpdy">
               <w:r>
                 <w:rPr>
                   <w:rFonts w:ascii="Arial" w:cs="Arial" w:eastAsia="Arial" w:hAnsi="Arial"/>
@@ -29116,7 +29116,7 @@
             <w:pPr>
               <w:spacing w:after="20" w:before="0"/>
             </w:pPr>
-            <w:hyperlink w:history="1" r:id="rIdndmq9lqv-vnnk3bvgn3xt">
+            <w:hyperlink w:history="1" r:id="rId8phg7xtjkjtr1e3tvk8ar">
               <w:r>
                 <w:rPr>
                   <w:rFonts w:ascii="Arial" w:cs="Arial" w:eastAsia="Arial" w:hAnsi="Arial"/>
@@ -29149,7 +29149,7 @@
               <w:spacing w:after="10" w:before="0"/>
               <w:ind w:left="120"/>
             </w:pPr>
-            <w:hyperlink w:history="1" r:id="rIdgnq_9yvq3peimsudm4cdc">
+            <w:hyperlink w:history="1" r:id="rId9nravmbpmth0_5yahjimv">
               <w:r>
                 <w:rPr>
                   <w:rFonts w:ascii="Arial" w:cs="Arial" w:eastAsia="Arial" w:hAnsi="Arial"/>
@@ -29274,7 +29274,7 @@
               </w:rPr>
               <w:t xml:space="preserve">SECTION B — Laws of Indices (8 marks): (3) Simplify 2⁵ × 2³, showing which law you used. (4) A Kenya Power engineer writes the total voltage as (3²)⁴. Simplify this expression. (5) Simplify (16x⁸) ÷ (4x²). (6) Evaluate </w:t>
             </w:r>
-            <w:del w:id="9188" w:author="Claude (AI) - proposed" w:date="2026-10-15T12:57:34Z">
+            <w:del w:id="9188" w:author="Claude (AI) - proposed" w:date="2026-10-18T00:30:44Z">
               <w:r>
                 <w:rPr>
                   <w:rFonts w:ascii="Arial" w:cs="Arial" w:eastAsia="Arial" w:hAnsi="Arial"/>
@@ -29289,7 +29289,7 @@
                 <w:delText xml:space="preserve">27^(2/3) and explain each step</w:delText>
               </w:r>
             </w:del>
-            <w:ins w:id="9189" w:author="Claude (AI) - proposed" w:date="2026-10-15T12:57:34Z">
+            <w:ins w:id="9189" w:author="Claude (AI) - proposed" w:date="2026-10-18T00:30:44Z">
               <w:r>
                 <w:rPr>
                   <w:rFonts w:ascii="Arial" w:cs="Arial" w:eastAsia="Arial" w:hAnsi="Arial"/>
@@ -29357,7 +29357,7 @@
               </w:rPr>
               <w:t xml:space="preserve">SECTION C — Index to Logarithm Conversion (4 marks): (7) The Kitale farmer's Season 20 harvest is 2²⁰ = 1,048,576 seeds. Write this relationship in logarithm notation to base </w:t>
             </w:r>
-            <w:del w:id="9190" w:author="Claude (AI) - proposed" w:date="2026-10-15T12:57:34Z">
+            <w:del w:id="9190" w:author="Claude (AI) - proposed" w:date="2026-10-18T00:30:44Z">
               <w:r>
                 <w:rPr>
                   <w:rFonts w:ascii="Arial" w:cs="Arial" w:eastAsia="Arial" w:hAnsi="Arial"/>
@@ -29372,7 +29372,7 @@
                 <w:delText xml:space="preserve">10</w:delText>
               </w:r>
             </w:del>
-            <w:ins w:id="9191" w:author="Claude (AI) - proposed" w:date="2026-10-15T12:57:34Z">
+            <w:ins w:id="9191" w:author="Claude (AI) - proposed" w:date="2026-10-18T00:30:44Z">
               <w:r>
                 <w:rPr>
                   <w:rFonts w:ascii="Arial" w:cs="Arial" w:eastAsia="Arial" w:hAnsi="Arial"/>
@@ -29606,7 +29606,7 @@
               <w:spacing w:after="40" w:before="0"/>
               <w:jc w:val="left"/>
             </w:pPr>
-            <w:ins w:id="9192" w:author="Claude (AI) - proposed" w:date="2026-10-15T12:57:34Z">
+            <w:ins w:id="9192" w:author="Claude (AI) - proposed" w:date="2026-10-18T00:30:44Z">
               <w:r>
                 <w:rPr>
                   <w:rFonts w:ascii="Arial" w:cs="Arial" w:eastAsia="Arial" w:hAnsi="Arial"/>
@@ -29690,7 +29690,7 @@
             <w:pPr>
               <w:spacing w:after="20" w:before="0"/>
             </w:pPr>
-            <w:hyperlink w:history="1" r:id="rIdrydrlqtzyqfj3uexuoonw">
+            <w:hyperlink w:history="1" r:id="rIdccjcv2xqkclhmrdalwh7o">
               <w:r>
                 <w:rPr>
                   <w:rFonts w:ascii="Arial" w:cs="Arial" w:eastAsia="Arial" w:hAnsi="Arial"/>
@@ -29723,7 +29723,7 @@
               <w:spacing w:after="10" w:before="0"/>
               <w:ind w:left="120"/>
             </w:pPr>
-            <w:hyperlink w:history="1" r:id="rIdrkyhluyp9hqmlz4jupmb-">
+            <w:hyperlink w:history="1" r:id="rIdtkkvblyj91jzulrk5myq_">
               <w:r>
                 <w:rPr>
                   <w:rFonts w:ascii="Arial" w:cs="Arial" w:eastAsia="Arial" w:hAnsi="Arial"/>
@@ -29768,7 +29768,7 @@
             <w:pPr>
               <w:spacing w:after="20" w:before="0"/>
             </w:pPr>
-            <w:hyperlink w:history="1" r:id="rIdbgstegt3ltwlkki5_tovc">
+            <w:hyperlink w:history="1" r:id="rIdwhwhzcj62r5en7dk92owa">
               <w:r>
                 <w:rPr>
                   <w:rFonts w:ascii="Arial" w:cs="Arial" w:eastAsia="Arial" w:hAnsi="Arial"/>
@@ -29801,7 +29801,7 @@
               <w:spacing w:after="10" w:before="0"/>
               <w:ind w:left="120"/>
             </w:pPr>
-            <w:hyperlink w:history="1" r:id="rIdxj-1hcc-glpwcxmy67sxw">
+            <w:hyperlink w:history="1" r:id="rId-vt61jkm8fnsjeb7b-dja">
               <w:r>
                 <w:rPr>
                   <w:rFonts w:ascii="Arial" w:cs="Arial" w:eastAsia="Arial" w:hAnsi="Arial"/>
@@ -29846,7 +29846,7 @@
               </w:rPr>
               <w:t xml:space="preserve">Learners open their exercise books to a fresh double page. The teacher reveals the Final Explanation Prompt on the board (see Summary Table Prompt). Learners write a structured, paragraph-form final explanation (minimum 150 words) that must: (1) answer the driving question directly; (2) name and explain at least two laws of indices with an example; (3) explain how index notation connects to logarithms using a specific number from the Kitale scenario; (4) give one real-world application from EACH of the following Kenyan contexts — farming, finance, engineering, and science. Learners may use their exercise books from previous lessons as reference but may not use the just-completed assessment paper. </w:t>
             </w:r>
-            <w:ins w:id="9193" w:author="Claude (AI) - proposed" w:date="2026-10-15T12:57:34Z">
+            <w:ins w:id="9193" w:author="Claude (AI) - proposed" w:date="2026-10-18T00:30:44Z">
               <w:r>
                 <w:rPr>
                   <w:rFonts w:ascii="Arial" w:cs="Arial" w:eastAsia="Arial" w:hAnsi="Arial"/>
@@ -30029,7 +30029,7 @@
             <w:pPr>
               <w:spacing w:after="20" w:before="0"/>
             </w:pPr>
-            <w:hyperlink w:history="1" r:id="rIdwjem1fwvbo7fsy71o9dx7">
+            <w:hyperlink w:history="1" r:id="rIdctnuber63afufqofovhoa">
               <w:r>
                 <w:rPr>
                   <w:rFonts w:ascii="Arial" w:cs="Arial" w:eastAsia="Arial" w:hAnsi="Arial"/>
@@ -30062,7 +30062,7 @@
               <w:spacing w:after="10" w:before="0"/>
               <w:ind w:left="120"/>
             </w:pPr>
-            <w:hyperlink w:history="1" r:id="rId7mawxknmr-rqccqfc1vxn">
+            <w:hyperlink w:history="1" r:id="rIdrrz6ao9spzspuli5oj72n">
               <w:r>
                 <w:rPr>
                   <w:rFonts w:ascii="Arial" w:cs="Arial" w:eastAsia="Arial" w:hAnsi="Arial"/>
@@ -30107,7 +30107,7 @@
             <w:pPr>
               <w:spacing w:after="20" w:before="0"/>
             </w:pPr>
-            <w:hyperlink w:history="1" r:id="rIdmmgpqy5bjsnwdndqg3odw">
+            <w:hyperlink w:history="1" r:id="rIdt15x-ulos047qpupgynwa">
               <w:r>
                 <w:rPr>
                   <w:rFonts w:ascii="Arial" w:cs="Arial" w:eastAsia="Arial" w:hAnsi="Arial"/>
@@ -30140,7 +30140,7 @@
               <w:spacing w:after="10" w:before="0"/>
               <w:ind w:left="120"/>
             </w:pPr>
-            <w:hyperlink w:history="1" r:id="rIdmeix7s3sihif9mc6yrmie">
+            <w:hyperlink w:history="1" r:id="rIdcvgtjw-e64l0kfgxjbkf6">
               <w:r>
                 <w:rPr>
                   <w:rFonts w:ascii="Arial" w:cs="Arial" w:eastAsia="Arial" w:hAnsi="Arial"/>
@@ -30340,7 +30340,7 @@
             <w:pPr>
               <w:spacing w:after="20" w:before="0"/>
             </w:pPr>
-            <w:hyperlink w:history="1" r:id="rIdderz2c2-hbywf5ei97mqo">
+            <w:hyperlink w:history="1" r:id="rId9dwh627tvufuo_zvkoacw">
               <w:r>
                 <w:rPr>
                   <w:rFonts w:ascii="Arial" w:cs="Arial" w:eastAsia="Arial" w:hAnsi="Arial"/>
@@ -30373,7 +30373,7 @@
               <w:spacing w:after="10" w:before="0"/>
               <w:ind w:left="120"/>
             </w:pPr>
-            <w:hyperlink w:history="1" r:id="rIdlxddszyhdsiwlhtxkun3k">
+            <w:hyperlink w:history="1" r:id="rId3m-yfpvl8wzepdycwoypt">
               <w:r>
                 <w:rPr>
                   <w:rFonts w:ascii="Arial" w:cs="Arial" w:eastAsia="Arial" w:hAnsi="Arial"/>
@@ -30418,7 +30418,7 @@
             <w:pPr>
               <w:spacing w:after="20" w:before="0"/>
             </w:pPr>
-            <w:hyperlink w:history="1" r:id="rIdwil0c-zi9aklcmssev3ld">
+            <w:hyperlink w:history="1" r:id="rId9d3ebdxvulrs8syxumq_b">
               <w:r>
                 <w:rPr>
                   <w:rFonts w:ascii="Arial" w:cs="Arial" w:eastAsia="Arial" w:hAnsi="Arial"/>
@@ -30451,7 +30451,7 @@
               <w:spacing w:after="10" w:before="0"/>
               <w:ind w:left="120"/>
             </w:pPr>
-            <w:hyperlink w:history="1" r:id="rIdyxqpxni1q6xv3okio_a0v">
+            <w:hyperlink w:history="1" r:id="rIdr-bcoueosdxzrj0wkmsiq">
               <w:r>
                 <w:rPr>
                   <w:rFonts w:ascii="Arial" w:cs="Arial" w:eastAsia="Arial" w:hAnsi="Arial"/>
@@ -30496,7 +30496,7 @@
               </w:rPr>
               <w:t xml:space="preserve">Learners retrieve the </w:t>
             </w:r>
-            <w:del w:id="9194" w:author="Claude (AI) - proposed" w:date="2026-10-15T12:57:34Z">
+            <w:del w:id="9194" w:author="Claude (AI) - proposed" w:date="2026-10-18T00:30:44Z">
               <w:r>
                 <w:rPr>
                   <w:rFonts w:ascii="Arial" w:cs="Arial" w:eastAsia="Arial" w:hAnsi="Arial"/>
@@ -30511,7 +30511,7 @@
                 <w:delText xml:space="preserve">conceptual model they drew</w:delText>
               </w:r>
             </w:del>
-            <w:ins w:id="9195" w:author="Claude (AI) - proposed" w:date="2026-10-15T12:57:34Z">
+            <w:ins w:id="9195" w:author="Claude (AI) - proposed" w:date="2026-10-18T00:30:44Z">
               <w:r>
                 <w:rPr>
                   <w:rFonts w:ascii="Arial" w:cs="Arial" w:eastAsia="Arial" w:hAnsi="Arial"/>
@@ -30539,7 +30539,7 @@
               </w:rPr>
               <w:t xml:space="preserve"> in Lesson 1 (</w:t>
             </w:r>
-            <w:del w:id="9196" w:author="Claude (AI) - proposed" w:date="2026-10-15T12:57:34Z">
+            <w:del w:id="9196" w:author="Claude (AI) - proposed" w:date="2026-10-18T00:30:44Z">
               <w:r>
                 <w:rPr>
                   <w:rFonts w:ascii="Arial" w:cs="Arial" w:eastAsia="Arial" w:hAnsi="Arial"/>
@@ -30554,7 +30554,7 @@
                 <w:delText xml:space="preserve">kept in their exercise books) — a sketch representing their initial understanding</w:delText>
               </w:r>
             </w:del>
-            <w:ins w:id="9197" w:author="Claude (AI) - proposed" w:date="2026-10-15T12:57:34Z">
+            <w:ins w:id="9197" w:author="Claude (AI) - proposed" w:date="2026-10-18T00:30:44Z">
               <w:r>
                 <w:rPr>
                   <w:rFonts w:ascii="Arial" w:cs="Arial" w:eastAsia="Arial" w:hAnsi="Arial"/>
@@ -30582,7 +30582,7 @@
               </w:rPr>
               <w:t xml:space="preserve"> of how large numbers of maize seeds </w:t>
             </w:r>
-            <w:del w:id="9198" w:author="Claude (AI) - proposed" w:date="2026-10-15T12:57:34Z">
+            <w:del w:id="9198" w:author="Claude (AI) - proposed" w:date="2026-10-18T00:30:44Z">
               <w:r>
                 <w:rPr>
                   <w:rFonts w:ascii="Arial" w:cs="Arial" w:eastAsia="Arial" w:hAnsi="Arial"/>
@@ -30597,7 +30597,7 @@
                 <w:delText xml:space="preserve">could</w:delText>
               </w:r>
             </w:del>
-            <w:ins w:id="9199" w:author="Claude (AI) - proposed" w:date="2026-10-15T12:57:34Z">
+            <w:ins w:id="9199" w:author="Claude (AI) - proposed" w:date="2026-10-18T00:30:44Z">
               <w:r>
                 <w:rPr>
                   <w:rFonts w:ascii="Arial" w:cs="Arial" w:eastAsia="Arial" w:hAnsi="Arial"/>
@@ -31189,7 +31189,7 @@
               </w:rPr>
               <w:t xml:space="preserve">We observed that the Kitale farmer's maize seed count doubles every season, producing the sequence 1, 2, 4, 8, …, 256 </w:t>
             </w:r>
-            <w:del w:id="9200" w:author="Claude (AI) - proposed" w:date="2026-10-15T12:57:34Z">
+            <w:del w:id="9200" w:author="Claude (AI) - proposed" w:date="2026-10-18T00:30:44Z">
               <w:r>
                 <w:rPr>
                   <w:rFonts w:ascii="Arial" w:cs="Arial" w:eastAsia="Arial" w:hAnsi="Arial"/>
@@ -31204,7 +31204,7 @@
                 <w:delText xml:space="preserve">over 8 seasons</w:delText>
               </w:r>
             </w:del>
-            <w:ins w:id="9201" w:author="Claude (AI) - proposed" w:date="2026-10-15T12:57:34Z">
+            <w:ins w:id="9201" w:author="Claude (AI) - proposed" w:date="2026-10-18T00:30:44Z">
               <w:r>
                 <w:rPr>
                   <w:rFonts w:ascii="Arial" w:cs="Arial" w:eastAsia="Arial" w:hAnsi="Arial"/>
@@ -31388,7 +31388,7 @@
         </w:rPr>
         <w:t xml:space="preserve">© 2026 SeaVuria and ARES. Aligned with KICD objectives. Developed by SeaVuria; technical implementation by ARES (with AI assistance from Claude). Licensed under </w:t>
       </w:r>
-      <w:hyperlink w:history="1" r:id="rId_4wpgsxrpxv4qm0xsl-gj">
+      <w:hyperlink w:history="1" r:id="rIdyrznrtulsjykigv9cv4tk">
         <w:r>
           <w:rPr>
             <w:rFonts w:ascii="Arial" w:cs="Arial" w:eastAsia="Arial" w:hAnsi="Arial"/>
@@ -31409,7 +31409,7 @@
         </w:rPr>
         <w:t xml:space="preserve"> (</w:t>
       </w:r>
-      <w:hyperlink w:history="1" r:id="rIdl7ssdwigjpd3x_kmya-cy">
+      <w:hyperlink w:history="1" r:id="rIdoipz9gndbfusp9w4tj_fq">
         <w:r>
           <w:rPr>
             <w:rFonts w:ascii="Arial" w:cs="Arial" w:eastAsia="Arial" w:hAnsi="Arial"/>
